--- a/Pendiente/Memoria-borrador.docx
+++ b/Pendiente/Memoria-borrador.docx
@@ -4,95 +4,2396 @@
   <w:body>
     <w:p>
       <w:pPr>
-        <w:jc w:val="both"/>
-      </w:pPr>
-      <w:r>
-        <w:rPr>
+        <w:jc w:val="center"/>
+        <w:rPr>
+          <w:rFonts w:ascii="Calibri" w:hAnsi="Calibri" w:cs="Calibri"/>
+          <w:sz w:val="24"/>
+          <w:szCs w:val="24"/>
+        </w:rPr>
+      </w:pPr>
+      <w:r>
+        <w:rPr>
+          <w:rFonts w:ascii="Calibri" w:hAnsi="Calibri" w:cs="Calibri"/>
           <w:b/>
           <w:bCs/>
-        </w:rPr>
-        <w:t>HIPÓTESIS 1</w:t>
-      </w:r>
-    </w:p>
-    <w:p>
-      <w:pPr>
-        <w:jc w:val="both"/>
-      </w:pPr>
-      <w:r>
-        <w:rPr>
+          <w:sz w:val="24"/>
+          <w:szCs w:val="24"/>
+        </w:rPr>
+        <w:t>Análisis Exploratorio del Mercado de Alquiler Turístico en Málaga (2025)</w:t>
+      </w:r>
+    </w:p>
+    <w:p>
+      <w:pPr>
+        <w:jc w:val="both"/>
+        <w:rPr>
+          <w:rFonts w:ascii="Calibri" w:hAnsi="Calibri" w:cs="Calibri"/>
+          <w:sz w:val="20"/>
+          <w:szCs w:val="20"/>
+        </w:rPr>
+      </w:pPr>
+      <w:r>
+        <w:rPr>
+          <w:rFonts w:ascii="Calibri" w:hAnsi="Calibri" w:cs="Calibri"/>
+          <w:sz w:val="20"/>
+          <w:szCs w:val="20"/>
+        </w:rPr>
+        <w:t xml:space="preserve">El presente proyecto tiene como objetivo analizar en profundidad el mercado de alojamientos turísticos en la ciudad de Málaga, utilizando datos públicos procedentes del portal </w:t>
+      </w:r>
+      <w:proofErr w:type="spellStart"/>
+      <w:r>
+        <w:rPr>
+          <w:rFonts w:ascii="Calibri" w:hAnsi="Calibri" w:cs="Calibri"/>
+          <w:sz w:val="20"/>
+          <w:szCs w:val="20"/>
+        </w:rPr>
+        <w:t>Inside</w:t>
+      </w:r>
+      <w:proofErr w:type="spellEnd"/>
+      <w:r>
+        <w:rPr>
+          <w:rFonts w:ascii="Calibri" w:hAnsi="Calibri" w:cs="Calibri"/>
+          <w:sz w:val="20"/>
+          <w:szCs w:val="20"/>
+        </w:rPr>
+        <w:t xml:space="preserve"> Airbnb. A través de un enfoque analítico y orientado al negocio, se busca identificar los factores que explican la variación de precios, la distribución geográfica de la oferta y los patrones de demanda asociados a la actividad turística.</w:t>
+      </w:r>
+    </w:p>
+    <w:p>
+      <w:pPr>
+        <w:jc w:val="both"/>
+        <w:rPr>
+          <w:rFonts w:ascii="Calibri" w:hAnsi="Calibri" w:cs="Calibri"/>
+          <w:sz w:val="20"/>
+          <w:szCs w:val="20"/>
+        </w:rPr>
+      </w:pPr>
+      <w:r>
+        <w:rPr>
+          <w:rFonts w:ascii="Calibri" w:hAnsi="Calibri" w:cs="Calibri"/>
+          <w:sz w:val="20"/>
+          <w:szCs w:val="20"/>
+        </w:rPr>
+        <w:t xml:space="preserve">En la fase inicial se definió el </w:t>
+      </w:r>
+      <w:r>
+        <w:rPr>
+          <w:rFonts w:ascii="Calibri" w:hAnsi="Calibri" w:cs="Calibri"/>
           <w:i/>
           <w:iCs/>
-        </w:rPr>
-        <w:t>“</w:t>
-      </w:r>
-      <w:r>
-        <w:rPr>
+          <w:sz w:val="20"/>
+          <w:szCs w:val="20"/>
+        </w:rPr>
+        <w:t>Business Case</w:t>
+      </w:r>
+      <w:r>
+        <w:rPr>
+          <w:rFonts w:ascii="Calibri" w:hAnsi="Calibri" w:cs="Calibri"/>
+          <w:sz w:val="20"/>
+          <w:szCs w:val="20"/>
+        </w:rPr>
+        <w:t>, estableciendo el problema principal: determinar en qué zonas y bajo qué condiciones el mercado de Airbnb en Málaga resulta más competitivo. Para ello se formularon tres hipótesis estratégicas relacionadas con la localización, la relación entre precio y rotación, y la estacionalidad de la demanda. Estas hipótesis guían el análisis y permiten estructurar un plan de acción basado en correlaciones geográficas, segmentación por niveles de precio y estudio temporal de las reseñas.</w:t>
+      </w:r>
+    </w:p>
+    <w:p>
+      <w:pPr>
+        <w:jc w:val="both"/>
+        <w:rPr>
+          <w:rFonts w:ascii="Calibri" w:hAnsi="Calibri" w:cs="Calibri"/>
+          <w:sz w:val="20"/>
+          <w:szCs w:val="20"/>
+        </w:rPr>
+      </w:pPr>
+      <w:r>
+        <w:rPr>
+          <w:rFonts w:ascii="Calibri" w:hAnsi="Calibri" w:cs="Calibri"/>
+          <w:sz w:val="20"/>
+          <w:szCs w:val="20"/>
+        </w:rPr>
+        <w:t>Posteriormente, se detallaron los requerimientos de datos necesarios para validar dichas hipótesis, identificando las fuentes principales (</w:t>
+      </w:r>
+      <w:proofErr w:type="spellStart"/>
+      <w:r>
+        <w:rPr>
+          <w:rFonts w:ascii="Calibri" w:hAnsi="Calibri" w:cs="Calibri"/>
+          <w:sz w:val="20"/>
+          <w:szCs w:val="20"/>
+        </w:rPr>
+        <w:t>listings</w:t>
+      </w:r>
+      <w:proofErr w:type="spellEnd"/>
+      <w:r>
+        <w:rPr>
+          <w:rFonts w:ascii="Calibri" w:hAnsi="Calibri" w:cs="Calibri"/>
+          <w:sz w:val="20"/>
+          <w:szCs w:val="20"/>
+        </w:rPr>
+        <w:t xml:space="preserve"> y </w:t>
+      </w:r>
+      <w:proofErr w:type="spellStart"/>
+      <w:r>
+        <w:rPr>
+          <w:rFonts w:ascii="Calibri" w:hAnsi="Calibri" w:cs="Calibri"/>
+          <w:sz w:val="20"/>
+          <w:szCs w:val="20"/>
+        </w:rPr>
+        <w:t>reviews</w:t>
+      </w:r>
+      <w:proofErr w:type="spellEnd"/>
+      <w:r>
+        <w:rPr>
+          <w:rFonts w:ascii="Calibri" w:hAnsi="Calibri" w:cs="Calibri"/>
+          <w:sz w:val="20"/>
+          <w:szCs w:val="20"/>
+        </w:rPr>
+        <w:t>), la granularidad del análisis y la ventana temporal mínima para estudiar tendencias estacionales. Se definieron también las variables imprescindibles para garantizar la viabilidad del EDA, así como los criterios técnicos para su selección.</w:t>
+      </w:r>
+    </w:p>
+    <w:p>
+      <w:pPr>
+        <w:jc w:val="both"/>
+        <w:rPr>
+          <w:rFonts w:ascii="Calibri" w:hAnsi="Calibri" w:cs="Calibri"/>
+          <w:sz w:val="20"/>
+          <w:szCs w:val="20"/>
+        </w:rPr>
+      </w:pPr>
+      <w:r>
+        <w:rPr>
+          <w:rFonts w:ascii="Calibri" w:hAnsi="Calibri" w:cs="Calibri"/>
+          <w:sz w:val="20"/>
+          <w:szCs w:val="20"/>
+        </w:rPr>
+        <w:t xml:space="preserve">A continuación, se evaluó la calidad del </w:t>
+      </w:r>
+      <w:proofErr w:type="spellStart"/>
+      <w:r>
+        <w:rPr>
+          <w:rFonts w:ascii="Calibri" w:hAnsi="Calibri" w:cs="Calibri"/>
+          <w:sz w:val="20"/>
+          <w:szCs w:val="20"/>
+        </w:rPr>
+        <w:t>dataset</w:t>
+      </w:r>
+      <w:proofErr w:type="spellEnd"/>
+      <w:r>
+        <w:rPr>
+          <w:rFonts w:ascii="Calibri" w:hAnsi="Calibri" w:cs="Calibri"/>
+          <w:sz w:val="20"/>
+          <w:szCs w:val="20"/>
+        </w:rPr>
+        <w:t xml:space="preserve">, detectando valores faltantes, inconsistencias, ruido y </w:t>
+      </w:r>
+      <w:proofErr w:type="spellStart"/>
+      <w:r>
+        <w:rPr>
+          <w:rFonts w:ascii="Calibri" w:hAnsi="Calibri" w:cs="Calibri"/>
+          <w:sz w:val="20"/>
+          <w:szCs w:val="20"/>
+        </w:rPr>
+        <w:t>outliers</w:t>
+      </w:r>
+      <w:proofErr w:type="spellEnd"/>
+      <w:r>
+        <w:rPr>
+          <w:rFonts w:ascii="Calibri" w:hAnsi="Calibri" w:cs="Calibri"/>
+          <w:sz w:val="20"/>
+          <w:szCs w:val="20"/>
+        </w:rPr>
+        <w:t xml:space="preserve">. Esta auditoría permitió establecer decisiones de limpieza fundamentadas, como la eliminación de precios nulos o la conversión de fechas para el análisis temporal. Finalmente, se confirmó que el </w:t>
+      </w:r>
+      <w:proofErr w:type="spellStart"/>
+      <w:r>
+        <w:rPr>
+          <w:rFonts w:ascii="Calibri" w:hAnsi="Calibri" w:cs="Calibri"/>
+          <w:sz w:val="20"/>
+          <w:szCs w:val="20"/>
+        </w:rPr>
+        <w:t>dataset</w:t>
+      </w:r>
+      <w:proofErr w:type="spellEnd"/>
+      <w:r>
+        <w:rPr>
+          <w:rFonts w:ascii="Calibri" w:hAnsi="Calibri" w:cs="Calibri"/>
+          <w:sz w:val="20"/>
+          <w:szCs w:val="20"/>
+        </w:rPr>
+        <w:t xml:space="preserve"> posee un nivel de calidad adecuado para extraer conclusiones significativas sobre el comportamiento del mercado turístico en Málaga.</w:t>
+      </w:r>
+    </w:p>
+    <w:p>
+      <w:pPr>
+        <w:jc w:val="both"/>
+        <w:rPr>
+          <w:rFonts w:ascii="Calibri" w:hAnsi="Calibri" w:cs="Calibri"/>
+          <w:sz w:val="20"/>
+          <w:szCs w:val="20"/>
+        </w:rPr>
+      </w:pPr>
+      <w:r>
+        <w:rPr>
+          <w:rFonts w:ascii="Calibri" w:hAnsi="Calibri" w:cs="Calibri"/>
+          <w:sz w:val="20"/>
+          <w:szCs w:val="20"/>
+        </w:rPr>
+        <w:t>Este documento recoge de forma estructurada todo el proceso: desde la comprensión del negocio hasta la preparación de los datos, sentando las bases para las fases posteriores de análisis, modelado y presentación de resultados.</w:t>
+      </w:r>
+    </w:p>
+    <w:p>
+      <w:pPr>
+        <w:jc w:val="both"/>
+        <w:rPr>
+          <w:rFonts w:ascii="Calibri" w:hAnsi="Calibri" w:cs="Calibri"/>
+          <w:sz w:val="20"/>
+          <w:szCs w:val="20"/>
+        </w:rPr>
+      </w:pPr>
+    </w:p>
+    <w:p>
+      <w:pPr>
+        <w:jc w:val="both"/>
+        <w:rPr>
+          <w:rFonts w:ascii="Calibri" w:hAnsi="Calibri" w:cs="Calibri"/>
+          <w:b/>
+          <w:bCs/>
+          <w:sz w:val="20"/>
+          <w:szCs w:val="20"/>
+        </w:rPr>
+      </w:pPr>
+      <w:r>
+        <w:rPr>
+          <w:rFonts w:ascii="Calibri" w:hAnsi="Calibri" w:cs="Calibri"/>
+          <w:b/>
+          <w:bCs/>
+          <w:sz w:val="20"/>
+          <w:szCs w:val="20"/>
+        </w:rPr>
+        <w:t>LIMPIEZA DE DATOS</w:t>
+      </w:r>
+      <w:r>
+        <w:rPr>
+          <w:rFonts w:ascii="Calibri" w:hAnsi="Calibri" w:cs="Calibri"/>
+          <w:b/>
+          <w:bCs/>
+          <w:sz w:val="20"/>
+          <w:szCs w:val="20"/>
+        </w:rPr>
+        <w:t xml:space="preserve"> (D</w:t>
+      </w:r>
+      <w:r>
+        <w:rPr>
+          <w:rFonts w:ascii="Calibri" w:hAnsi="Calibri" w:cs="Calibri"/>
+          <w:b/>
+          <w:bCs/>
+          <w:sz w:val="20"/>
+          <w:szCs w:val="20"/>
+        </w:rPr>
+        <w:t>ATA</w:t>
+      </w:r>
+      <w:r>
+        <w:rPr>
+          <w:rFonts w:ascii="Calibri" w:hAnsi="Calibri" w:cs="Calibri"/>
+          <w:b/>
+          <w:bCs/>
+          <w:sz w:val="20"/>
+          <w:szCs w:val="20"/>
+        </w:rPr>
+        <w:t xml:space="preserve"> C</w:t>
+      </w:r>
+      <w:r>
+        <w:rPr>
+          <w:rFonts w:ascii="Calibri" w:hAnsi="Calibri" w:cs="Calibri"/>
+          <w:b/>
+          <w:bCs/>
+          <w:sz w:val="20"/>
+          <w:szCs w:val="20"/>
+        </w:rPr>
+        <w:t>LEANING</w:t>
+      </w:r>
+      <w:r>
+        <w:rPr>
+          <w:rFonts w:ascii="Calibri" w:hAnsi="Calibri" w:cs="Calibri"/>
+          <w:b/>
+          <w:bCs/>
+          <w:sz w:val="20"/>
+          <w:szCs w:val="20"/>
+        </w:rPr>
+        <w:t>)</w:t>
+      </w:r>
+    </w:p>
+    <w:p>
+      <w:pPr>
+        <w:jc w:val="both"/>
+        <w:rPr>
+          <w:rFonts w:ascii="Calibri" w:hAnsi="Calibri" w:cs="Calibri"/>
+          <w:sz w:val="20"/>
+          <w:szCs w:val="20"/>
+        </w:rPr>
+      </w:pPr>
+      <w:r>
+        <w:rPr>
+          <w:rFonts w:ascii="Calibri" w:hAnsi="Calibri" w:cs="Calibri"/>
+          <w:sz w:val="20"/>
+          <w:szCs w:val="20"/>
+        </w:rPr>
+        <w:t xml:space="preserve">La fase de limpieza constituye uno de los pasos más importantes del proyecto, ya que garantiza que el análisis posterior se realice sobre datos consistentes, completos y técnicamente válidos. A partir del </w:t>
+      </w:r>
+      <w:proofErr w:type="spellStart"/>
+      <w:r>
+        <w:rPr>
+          <w:rFonts w:ascii="Calibri" w:hAnsi="Calibri" w:cs="Calibri"/>
+          <w:sz w:val="20"/>
+          <w:szCs w:val="20"/>
+        </w:rPr>
+        <w:t>dataset</w:t>
+      </w:r>
+      <w:proofErr w:type="spellEnd"/>
+      <w:r>
+        <w:rPr>
+          <w:rFonts w:ascii="Calibri" w:hAnsi="Calibri" w:cs="Calibri"/>
+          <w:sz w:val="20"/>
+          <w:szCs w:val="20"/>
+        </w:rPr>
+        <w:t xml:space="preserve"> original (</w:t>
+      </w:r>
+      <w:r>
+        <w:rPr>
+          <w:rFonts w:ascii="Calibri" w:hAnsi="Calibri" w:cs="Calibri"/>
           <w:i/>
           <w:iCs/>
-        </w:rPr>
-        <w:t>Los alojamientos ubicados en el Centro tienen precios más altos que los alojamientos del resto de barrios.</w:t>
-      </w:r>
-      <w:r>
-        <w:rPr>
+          <w:sz w:val="20"/>
+          <w:szCs w:val="20"/>
+        </w:rPr>
+        <w:t>listings.csv</w:t>
+      </w:r>
+      <w:r>
+        <w:rPr>
+          <w:rFonts w:ascii="Calibri" w:hAnsi="Calibri" w:cs="Calibri"/>
+          <w:sz w:val="20"/>
+          <w:szCs w:val="20"/>
+        </w:rPr>
+        <w:t xml:space="preserve">) y del </w:t>
+      </w:r>
+      <w:proofErr w:type="spellStart"/>
+      <w:r>
+        <w:rPr>
+          <w:rFonts w:ascii="Calibri" w:hAnsi="Calibri" w:cs="Calibri"/>
+          <w:sz w:val="20"/>
+          <w:szCs w:val="20"/>
+        </w:rPr>
+        <w:t>dataset</w:t>
+      </w:r>
+      <w:proofErr w:type="spellEnd"/>
+      <w:r>
+        <w:rPr>
+          <w:rFonts w:ascii="Calibri" w:hAnsi="Calibri" w:cs="Calibri"/>
+          <w:sz w:val="20"/>
+          <w:szCs w:val="20"/>
+        </w:rPr>
+        <w:t xml:space="preserve"> detallado (</w:t>
+      </w:r>
+      <w:r>
+        <w:rPr>
+          <w:rFonts w:ascii="Calibri" w:hAnsi="Calibri" w:cs="Calibri"/>
           <w:i/>
           <w:iCs/>
-        </w:rPr>
-        <w:t>”</w:t>
-      </w:r>
-    </w:p>
-    <w:p>
-      <w:pPr>
-        <w:jc w:val="both"/>
-      </w:pPr>
-      <w:r>
-        <w:rPr>
+          <w:sz w:val="20"/>
+          <w:szCs w:val="20"/>
+        </w:rPr>
+        <w:t>detallado.csv.gz</w:t>
+      </w:r>
+      <w:r>
+        <w:rPr>
+          <w:rFonts w:ascii="Calibri" w:hAnsi="Calibri" w:cs="Calibri"/>
+          <w:sz w:val="20"/>
+          <w:szCs w:val="20"/>
+        </w:rPr>
+        <w:t>), se aplicaron una serie de transformaciones orientadas a depurar, enriquecer y preparar la información para el análisis de las hipótesis.</w:t>
+      </w:r>
+    </w:p>
+    <w:p>
+      <w:pPr>
+        <w:jc w:val="both"/>
+        <w:rPr>
+          <w:rFonts w:ascii="Calibri" w:hAnsi="Calibri" w:cs="Calibri"/>
           <w:b/>
           <w:bCs/>
-        </w:rPr>
-        <w:t>JUSTIFICACIÓN DE LA HIPÓTESIS</w:t>
-      </w:r>
-    </w:p>
-    <w:p>
-      <w:pPr>
-        <w:jc w:val="both"/>
-      </w:pPr>
-      <w:r>
-        <w:t xml:space="preserve">El Centro concentra la mayor parte de la oferta (4.615 alojamientos) un 67% </w:t>
-      </w:r>
-      <w:proofErr w:type="gramStart"/>
-      <w:r>
-        <w:t>del d</w:t>
-      </w:r>
-      <w:r>
-        <w:t>ata</w:t>
-      </w:r>
-      <w:proofErr w:type="gramEnd"/>
-      <w:r>
-        <w:t xml:space="preserve"> </w:t>
-      </w:r>
-      <w:proofErr w:type="spellStart"/>
-      <w:r>
-        <w:t>frame</w:t>
-      </w:r>
-      <w:proofErr w:type="spellEnd"/>
-      <w:r>
-        <w:t xml:space="preserve">, es la zona más turística y suele tener mayor demanda, </w:t>
-      </w:r>
-      <w:r>
-        <w:t>l</w:t>
-      </w:r>
-      <w:r>
-        <w:t>o que razonablemente podría elevar los precios.</w:t>
-      </w:r>
-    </w:p>
-    <w:p>
-      <w:pPr>
-        <w:jc w:val="both"/>
-      </w:pPr>
-      <w:r>
-        <w:rPr>
+          <w:sz w:val="20"/>
+          <w:szCs w:val="20"/>
+        </w:rPr>
+      </w:pPr>
+      <w:r>
+        <w:rPr>
+          <w:rFonts w:ascii="Calibri" w:hAnsi="Calibri" w:cs="Calibri"/>
           <w:b/>
           <w:bCs/>
+          <w:sz w:val="20"/>
+          <w:szCs w:val="20"/>
+        </w:rPr>
+        <w:t xml:space="preserve">1. Carga inicial y exploración del </w:t>
+      </w:r>
+      <w:proofErr w:type="spellStart"/>
+      <w:r>
+        <w:rPr>
+          <w:rFonts w:ascii="Calibri" w:hAnsi="Calibri" w:cs="Calibri"/>
+          <w:b/>
+          <w:bCs/>
+          <w:sz w:val="20"/>
+          <w:szCs w:val="20"/>
+        </w:rPr>
+        <w:t>dataset</w:t>
+      </w:r>
+      <w:proofErr w:type="spellEnd"/>
+      <w:r>
+        <w:rPr>
+          <w:rFonts w:ascii="Calibri" w:hAnsi="Calibri" w:cs="Calibri"/>
+          <w:b/>
+          <w:bCs/>
+          <w:sz w:val="20"/>
+          <w:szCs w:val="20"/>
+        </w:rPr>
+        <w:t xml:space="preserve"> original</w:t>
+      </w:r>
+    </w:p>
+    <w:p>
+      <w:pPr>
+        <w:jc w:val="both"/>
+        <w:rPr>
+          <w:rFonts w:ascii="Calibri" w:hAnsi="Calibri" w:cs="Calibri"/>
+          <w:sz w:val="20"/>
+          <w:szCs w:val="20"/>
+        </w:rPr>
+      </w:pPr>
+      <w:r>
+        <w:rPr>
+          <w:rFonts w:ascii="Calibri" w:hAnsi="Calibri" w:cs="Calibri"/>
+          <w:sz w:val="20"/>
+          <w:szCs w:val="20"/>
+        </w:rPr>
+        <w:t xml:space="preserve">Se cargó el archivo </w:t>
+      </w:r>
+      <w:r>
+        <w:rPr>
+          <w:rFonts w:ascii="Calibri" w:hAnsi="Calibri" w:cs="Calibri"/>
+          <w:i/>
+          <w:iCs/>
+          <w:sz w:val="20"/>
+          <w:szCs w:val="20"/>
+        </w:rPr>
+        <w:t>listings.csv</w:t>
+      </w:r>
+      <w:r>
+        <w:rPr>
+          <w:rFonts w:ascii="Calibri" w:hAnsi="Calibri" w:cs="Calibri"/>
+          <w:sz w:val="20"/>
+          <w:szCs w:val="20"/>
+        </w:rPr>
+        <w:t xml:space="preserve"> (9.714 registros) y se realizó una primera inspección de estructura, tipos de datos y valores nulos. En esta fase se identificaron:</w:t>
+      </w:r>
+    </w:p>
+    <w:p>
+      <w:pPr>
+        <w:numPr>
+          <w:ilvl w:val="0"/>
+          <w:numId w:val="2"/>
+        </w:numPr>
+        <w:jc w:val="both"/>
+        <w:rPr>
+          <w:rFonts w:ascii="Calibri" w:hAnsi="Calibri" w:cs="Calibri"/>
+          <w:sz w:val="20"/>
+          <w:szCs w:val="20"/>
+        </w:rPr>
+      </w:pPr>
+      <w:r>
+        <w:rPr>
+          <w:rFonts w:ascii="Calibri" w:hAnsi="Calibri" w:cs="Calibri"/>
+          <w:sz w:val="20"/>
+          <w:szCs w:val="20"/>
+        </w:rPr>
+        <w:t xml:space="preserve">100% de nulos en </w:t>
+      </w:r>
+      <w:proofErr w:type="spellStart"/>
+      <w:r>
+        <w:rPr>
+          <w:rFonts w:ascii="Calibri" w:hAnsi="Calibri" w:cs="Calibri"/>
+          <w:i/>
+          <w:iCs/>
+          <w:sz w:val="20"/>
+          <w:szCs w:val="20"/>
+        </w:rPr>
+        <w:t>neighbourhood_group</w:t>
+      </w:r>
+      <w:proofErr w:type="spellEnd"/>
+    </w:p>
+    <w:p>
+      <w:pPr>
+        <w:numPr>
+          <w:ilvl w:val="0"/>
+          <w:numId w:val="2"/>
+        </w:numPr>
+        <w:jc w:val="both"/>
+        <w:rPr>
+          <w:rFonts w:ascii="Calibri" w:hAnsi="Calibri" w:cs="Calibri"/>
+          <w:sz w:val="20"/>
+          <w:szCs w:val="20"/>
+        </w:rPr>
+      </w:pPr>
+      <w:r>
+        <w:rPr>
+          <w:rFonts w:ascii="Calibri" w:hAnsi="Calibri" w:cs="Calibri"/>
+          <w:sz w:val="20"/>
+          <w:szCs w:val="20"/>
+        </w:rPr>
+        <w:t xml:space="preserve">899 nulos en </w:t>
+      </w:r>
+      <w:proofErr w:type="spellStart"/>
+      <w:r>
+        <w:rPr>
+          <w:rFonts w:ascii="Calibri" w:hAnsi="Calibri" w:cs="Calibri"/>
+          <w:i/>
+          <w:iCs/>
+          <w:sz w:val="20"/>
+          <w:szCs w:val="20"/>
+        </w:rPr>
+        <w:t>price</w:t>
+      </w:r>
+      <w:proofErr w:type="spellEnd"/>
+    </w:p>
+    <w:p>
+      <w:pPr>
+        <w:numPr>
+          <w:ilvl w:val="0"/>
+          <w:numId w:val="2"/>
+        </w:numPr>
+        <w:jc w:val="both"/>
+        <w:rPr>
+          <w:rFonts w:ascii="Calibri" w:hAnsi="Calibri" w:cs="Calibri"/>
+          <w:sz w:val="20"/>
+          <w:szCs w:val="20"/>
+        </w:rPr>
+      </w:pPr>
+      <w:r>
+        <w:rPr>
+          <w:rFonts w:ascii="Calibri" w:hAnsi="Calibri" w:cs="Calibri"/>
+          <w:sz w:val="20"/>
+          <w:szCs w:val="20"/>
+        </w:rPr>
+        <w:t>1.00</w:t>
+      </w:r>
+      <w:r>
+        <w:rPr>
+          <w:rFonts w:ascii="Calibri" w:hAnsi="Calibri" w:cs="Calibri"/>
+          <w:sz w:val="20"/>
+          <w:szCs w:val="20"/>
+        </w:rPr>
+        <w:t>5</w:t>
+      </w:r>
+      <w:r>
+        <w:rPr>
+          <w:rFonts w:ascii="Calibri" w:hAnsi="Calibri" w:cs="Calibri"/>
+          <w:sz w:val="20"/>
+          <w:szCs w:val="20"/>
+        </w:rPr>
+        <w:t xml:space="preserve"> nulos en </w:t>
+      </w:r>
+      <w:proofErr w:type="spellStart"/>
+      <w:r>
+        <w:rPr>
+          <w:rFonts w:ascii="Calibri" w:hAnsi="Calibri" w:cs="Calibri"/>
+          <w:i/>
+          <w:iCs/>
+          <w:sz w:val="20"/>
+          <w:szCs w:val="20"/>
+        </w:rPr>
+        <w:t>last_review</w:t>
+      </w:r>
+      <w:proofErr w:type="spellEnd"/>
+      <w:r>
+        <w:rPr>
+          <w:rFonts w:ascii="Calibri" w:hAnsi="Calibri" w:cs="Calibri"/>
+          <w:sz w:val="20"/>
+          <w:szCs w:val="20"/>
+        </w:rPr>
+        <w:t xml:space="preserve"> y </w:t>
+      </w:r>
+      <w:proofErr w:type="spellStart"/>
+      <w:r>
+        <w:rPr>
+          <w:rFonts w:ascii="Calibri" w:hAnsi="Calibri" w:cs="Calibri"/>
+          <w:i/>
+          <w:iCs/>
+          <w:sz w:val="20"/>
+          <w:szCs w:val="20"/>
+        </w:rPr>
+        <w:t>reviews_per_month</w:t>
+      </w:r>
+      <w:proofErr w:type="spellEnd"/>
+    </w:p>
+    <w:p>
+      <w:pPr>
+        <w:numPr>
+          <w:ilvl w:val="0"/>
+          <w:numId w:val="2"/>
+        </w:numPr>
+        <w:jc w:val="both"/>
+        <w:rPr>
+          <w:rFonts w:ascii="Calibri" w:hAnsi="Calibri" w:cs="Calibri"/>
+          <w:sz w:val="20"/>
+          <w:szCs w:val="20"/>
+        </w:rPr>
+      </w:pPr>
+      <w:r>
+        <w:rPr>
+          <w:rFonts w:ascii="Calibri" w:hAnsi="Calibri" w:cs="Calibri"/>
+          <w:sz w:val="20"/>
+          <w:szCs w:val="20"/>
+        </w:rPr>
+        <w:t xml:space="preserve">Tipos de datos inconsistentes (por ejemplo, </w:t>
+      </w:r>
+      <w:proofErr w:type="spellStart"/>
+      <w:r>
+        <w:rPr>
+          <w:rFonts w:ascii="Calibri" w:hAnsi="Calibri" w:cs="Calibri"/>
+          <w:i/>
+          <w:iCs/>
+          <w:sz w:val="20"/>
+          <w:szCs w:val="20"/>
+        </w:rPr>
+        <w:t>last_review</w:t>
+      </w:r>
+      <w:proofErr w:type="spellEnd"/>
+      <w:r>
+        <w:rPr>
+          <w:rFonts w:ascii="Calibri" w:hAnsi="Calibri" w:cs="Calibri"/>
+          <w:sz w:val="20"/>
+          <w:szCs w:val="20"/>
+        </w:rPr>
+        <w:t xml:space="preserve"> como </w:t>
+      </w:r>
+      <w:proofErr w:type="spellStart"/>
+      <w:r>
+        <w:rPr>
+          <w:rFonts w:ascii="Calibri" w:hAnsi="Calibri" w:cs="Calibri"/>
+          <w:sz w:val="20"/>
+          <w:szCs w:val="20"/>
+        </w:rPr>
+        <w:t>string</w:t>
+      </w:r>
+      <w:proofErr w:type="spellEnd"/>
+      <w:r>
+        <w:rPr>
+          <w:rFonts w:ascii="Calibri" w:hAnsi="Calibri" w:cs="Calibri"/>
+          <w:sz w:val="20"/>
+          <w:szCs w:val="20"/>
+        </w:rPr>
+        <w:t>)</w:t>
+      </w:r>
+    </w:p>
+    <w:p>
+      <w:pPr>
+        <w:jc w:val="both"/>
+        <w:rPr>
+          <w:rFonts w:ascii="Calibri" w:hAnsi="Calibri" w:cs="Calibri"/>
+          <w:sz w:val="20"/>
+          <w:szCs w:val="20"/>
+        </w:rPr>
+      </w:pPr>
+      <w:r>
+        <w:rPr>
+          <w:rFonts w:ascii="Calibri" w:hAnsi="Calibri" w:cs="Calibri"/>
+          <w:sz w:val="20"/>
+          <w:szCs w:val="20"/>
+        </w:rPr>
+        <w:t>Esta exploración permitió definir las prioridades de limpieza.</w:t>
+      </w:r>
+    </w:p>
+    <w:p>
+      <w:pPr>
+        <w:jc w:val="both"/>
+        <w:rPr>
+          <w:rFonts w:ascii="Calibri" w:hAnsi="Calibri" w:cs="Calibri"/>
+          <w:b/>
+          <w:bCs/>
+          <w:sz w:val="20"/>
+          <w:szCs w:val="20"/>
+        </w:rPr>
+      </w:pPr>
+      <w:r>
+        <w:rPr>
+          <w:rFonts w:ascii="Calibri" w:hAnsi="Calibri" w:cs="Calibri"/>
+          <w:b/>
+          <w:bCs/>
+          <w:sz w:val="20"/>
+          <w:szCs w:val="20"/>
+        </w:rPr>
+        <w:t xml:space="preserve">2. Enriquecimiento del </w:t>
+      </w:r>
+      <w:proofErr w:type="spellStart"/>
+      <w:r>
+        <w:rPr>
+          <w:rFonts w:ascii="Calibri" w:hAnsi="Calibri" w:cs="Calibri"/>
+          <w:b/>
+          <w:bCs/>
+          <w:sz w:val="20"/>
+          <w:szCs w:val="20"/>
+        </w:rPr>
+        <w:t>dataset</w:t>
+      </w:r>
+      <w:proofErr w:type="spellEnd"/>
+      <w:r>
+        <w:rPr>
+          <w:rFonts w:ascii="Calibri" w:hAnsi="Calibri" w:cs="Calibri"/>
+          <w:b/>
+          <w:bCs/>
+          <w:sz w:val="20"/>
+          <w:szCs w:val="20"/>
+        </w:rPr>
+        <w:t xml:space="preserve"> mediante </w:t>
+      </w:r>
+      <w:proofErr w:type="spellStart"/>
+      <w:r>
+        <w:rPr>
+          <w:rFonts w:ascii="Calibri" w:hAnsi="Calibri" w:cs="Calibri"/>
+          <w:b/>
+          <w:bCs/>
+          <w:sz w:val="20"/>
+          <w:szCs w:val="20"/>
+        </w:rPr>
+        <w:t>merge</w:t>
+      </w:r>
+      <w:proofErr w:type="spellEnd"/>
+    </w:p>
+    <w:p>
+      <w:pPr>
+        <w:jc w:val="both"/>
+        <w:rPr>
+          <w:rFonts w:ascii="Calibri" w:hAnsi="Calibri" w:cs="Calibri"/>
+          <w:sz w:val="20"/>
+          <w:szCs w:val="20"/>
+        </w:rPr>
+      </w:pPr>
+      <w:r>
+        <w:rPr>
+          <w:rFonts w:ascii="Calibri" w:hAnsi="Calibri" w:cs="Calibri"/>
+          <w:sz w:val="20"/>
+          <w:szCs w:val="20"/>
+        </w:rPr>
+        <w:t xml:space="preserve">Para mejorar la calidad del análisis y añadir variables relevantes para las hipótesis, se cargó un segundo </w:t>
+      </w:r>
+      <w:proofErr w:type="spellStart"/>
+      <w:r>
+        <w:rPr>
+          <w:rFonts w:ascii="Calibri" w:hAnsi="Calibri" w:cs="Calibri"/>
+          <w:sz w:val="20"/>
+          <w:szCs w:val="20"/>
+        </w:rPr>
+        <w:t>dataset</w:t>
+      </w:r>
+      <w:proofErr w:type="spellEnd"/>
+      <w:r>
+        <w:rPr>
+          <w:rFonts w:ascii="Calibri" w:hAnsi="Calibri" w:cs="Calibri"/>
+          <w:sz w:val="20"/>
+          <w:szCs w:val="20"/>
+        </w:rPr>
+        <w:t xml:space="preserve"> más completo (</w:t>
+      </w:r>
+      <w:r>
+        <w:rPr>
+          <w:rFonts w:ascii="Calibri" w:hAnsi="Calibri" w:cs="Calibri"/>
+          <w:i/>
+          <w:iCs/>
+          <w:sz w:val="20"/>
+          <w:szCs w:val="20"/>
+        </w:rPr>
+        <w:t>detallado.csv.gz</w:t>
+      </w:r>
+      <w:r>
+        <w:rPr>
+          <w:rFonts w:ascii="Calibri" w:hAnsi="Calibri" w:cs="Calibri"/>
+          <w:sz w:val="20"/>
+          <w:szCs w:val="20"/>
+        </w:rPr>
+        <w:t>). De este archivo se extrajeron dos columnas clave:</w:t>
+      </w:r>
+    </w:p>
+    <w:p>
+      <w:pPr>
+        <w:numPr>
+          <w:ilvl w:val="0"/>
+          <w:numId w:val="3"/>
+        </w:numPr>
+        <w:jc w:val="both"/>
+        <w:rPr>
+          <w:rFonts w:ascii="Calibri" w:hAnsi="Calibri" w:cs="Calibri"/>
+          <w:sz w:val="20"/>
+          <w:szCs w:val="20"/>
+        </w:rPr>
+      </w:pPr>
+      <w:proofErr w:type="spellStart"/>
+      <w:r>
+        <w:rPr>
+          <w:rFonts w:ascii="Calibri" w:hAnsi="Calibri" w:cs="Calibri"/>
+          <w:sz w:val="20"/>
+          <w:szCs w:val="20"/>
+        </w:rPr>
+        <w:lastRenderedPageBreak/>
+        <w:t>accommodates</w:t>
+      </w:r>
+      <w:proofErr w:type="spellEnd"/>
+      <w:r>
+        <w:rPr>
+          <w:rFonts w:ascii="Calibri" w:hAnsi="Calibri" w:cs="Calibri"/>
+          <w:sz w:val="20"/>
+          <w:szCs w:val="20"/>
+        </w:rPr>
+        <w:t xml:space="preserve"> → capacidad del alojamiento</w:t>
+      </w:r>
+    </w:p>
+    <w:p>
+      <w:pPr>
+        <w:numPr>
+          <w:ilvl w:val="0"/>
+          <w:numId w:val="3"/>
+        </w:numPr>
+        <w:jc w:val="both"/>
+        <w:rPr>
+          <w:rFonts w:ascii="Calibri" w:hAnsi="Calibri" w:cs="Calibri"/>
+          <w:sz w:val="20"/>
+          <w:szCs w:val="20"/>
+        </w:rPr>
+      </w:pPr>
+      <w:proofErr w:type="spellStart"/>
+      <w:r>
+        <w:rPr>
+          <w:rFonts w:ascii="Calibri" w:hAnsi="Calibri" w:cs="Calibri"/>
+          <w:sz w:val="20"/>
+          <w:szCs w:val="20"/>
+        </w:rPr>
+        <w:t>review_scores_rating</w:t>
+      </w:r>
+      <w:proofErr w:type="spellEnd"/>
+      <w:r>
+        <w:rPr>
+          <w:rFonts w:ascii="Calibri" w:hAnsi="Calibri" w:cs="Calibri"/>
+          <w:sz w:val="20"/>
+          <w:szCs w:val="20"/>
+        </w:rPr>
+        <w:t xml:space="preserve"> → valoración global del alojamiento</w:t>
+      </w:r>
+    </w:p>
+    <w:p>
+      <w:pPr>
+        <w:jc w:val="both"/>
+        <w:rPr>
+          <w:rFonts w:ascii="Calibri" w:hAnsi="Calibri" w:cs="Calibri"/>
+          <w:sz w:val="20"/>
+          <w:szCs w:val="20"/>
+        </w:rPr>
+      </w:pPr>
+      <w:r>
+        <w:rPr>
+          <w:rFonts w:ascii="Calibri" w:hAnsi="Calibri" w:cs="Calibri"/>
+          <w:sz w:val="20"/>
+          <w:szCs w:val="20"/>
+        </w:rPr>
+        <w:t xml:space="preserve">Ambas variables se incorporaron al </w:t>
+      </w:r>
+      <w:proofErr w:type="spellStart"/>
+      <w:r>
+        <w:rPr>
+          <w:rFonts w:ascii="Calibri" w:hAnsi="Calibri" w:cs="Calibri"/>
+          <w:sz w:val="20"/>
+          <w:szCs w:val="20"/>
+        </w:rPr>
+        <w:t>dataset</w:t>
+      </w:r>
+      <w:proofErr w:type="spellEnd"/>
+      <w:r>
+        <w:rPr>
+          <w:rFonts w:ascii="Calibri" w:hAnsi="Calibri" w:cs="Calibri"/>
+          <w:sz w:val="20"/>
+          <w:szCs w:val="20"/>
+        </w:rPr>
+        <w:t xml:space="preserve"> original mediante un </w:t>
+      </w:r>
+      <w:proofErr w:type="spellStart"/>
+      <w:r>
+        <w:rPr>
+          <w:rFonts w:ascii="Calibri" w:hAnsi="Calibri" w:cs="Calibri"/>
+          <w:sz w:val="20"/>
+          <w:szCs w:val="20"/>
+        </w:rPr>
+        <w:t>merge</w:t>
+      </w:r>
+      <w:proofErr w:type="spellEnd"/>
+      <w:r>
+        <w:rPr>
+          <w:rFonts w:ascii="Calibri" w:hAnsi="Calibri" w:cs="Calibri"/>
+          <w:sz w:val="20"/>
+          <w:szCs w:val="20"/>
+        </w:rPr>
+        <w:t xml:space="preserve"> por la columna id, manteniendo todos los registros del </w:t>
+      </w:r>
+      <w:proofErr w:type="spellStart"/>
+      <w:r>
+        <w:rPr>
+          <w:rFonts w:ascii="Calibri" w:hAnsi="Calibri" w:cs="Calibri"/>
+          <w:sz w:val="20"/>
+          <w:szCs w:val="20"/>
+        </w:rPr>
+        <w:t>dataset</w:t>
+      </w:r>
+      <w:proofErr w:type="spellEnd"/>
+      <w:r>
+        <w:rPr>
+          <w:rFonts w:ascii="Calibri" w:hAnsi="Calibri" w:cs="Calibri"/>
+          <w:sz w:val="20"/>
+          <w:szCs w:val="20"/>
+        </w:rPr>
+        <w:t xml:space="preserve"> principal (</w:t>
+      </w:r>
+      <w:proofErr w:type="spellStart"/>
+      <w:r>
+        <w:rPr>
+          <w:rFonts w:ascii="Calibri" w:hAnsi="Calibri" w:cs="Calibri"/>
+          <w:i/>
+          <w:iCs/>
+          <w:sz w:val="20"/>
+          <w:szCs w:val="20"/>
+        </w:rPr>
+        <w:t>left</w:t>
+      </w:r>
+      <w:proofErr w:type="spellEnd"/>
+      <w:r>
+        <w:rPr>
+          <w:rFonts w:ascii="Calibri" w:hAnsi="Calibri" w:cs="Calibri"/>
+          <w:i/>
+          <w:iCs/>
+          <w:sz w:val="20"/>
+          <w:szCs w:val="20"/>
+        </w:rPr>
+        <w:t xml:space="preserve"> </w:t>
+      </w:r>
+      <w:proofErr w:type="spellStart"/>
+      <w:r>
+        <w:rPr>
+          <w:rFonts w:ascii="Calibri" w:hAnsi="Calibri" w:cs="Calibri"/>
+          <w:i/>
+          <w:iCs/>
+          <w:sz w:val="20"/>
+          <w:szCs w:val="20"/>
+        </w:rPr>
+        <w:t>join</w:t>
+      </w:r>
+      <w:proofErr w:type="spellEnd"/>
+      <w:r>
+        <w:rPr>
+          <w:rFonts w:ascii="Calibri" w:hAnsi="Calibri" w:cs="Calibri"/>
+          <w:sz w:val="20"/>
+          <w:szCs w:val="20"/>
+        </w:rPr>
+        <w:t>).</w:t>
+      </w:r>
+    </w:p>
+    <w:p>
+      <w:pPr>
+        <w:jc w:val="both"/>
+        <w:rPr>
+          <w:rFonts w:ascii="Calibri" w:hAnsi="Calibri" w:cs="Calibri"/>
+          <w:sz w:val="20"/>
+          <w:szCs w:val="20"/>
+        </w:rPr>
+      </w:pPr>
+      <w:r>
+        <w:rPr>
+          <w:rFonts w:ascii="Calibri" w:hAnsi="Calibri" w:cs="Calibri"/>
+          <w:sz w:val="20"/>
+          <w:szCs w:val="20"/>
+        </w:rPr>
+        <w:t>Este paso permitió:</w:t>
+      </w:r>
+    </w:p>
+    <w:p>
+      <w:pPr>
+        <w:numPr>
+          <w:ilvl w:val="0"/>
+          <w:numId w:val="4"/>
+        </w:numPr>
+        <w:jc w:val="both"/>
+        <w:rPr>
+          <w:rFonts w:ascii="Calibri" w:hAnsi="Calibri" w:cs="Calibri"/>
+          <w:sz w:val="20"/>
+          <w:szCs w:val="20"/>
+        </w:rPr>
+      </w:pPr>
+      <w:r>
+        <w:rPr>
+          <w:rFonts w:ascii="Calibri" w:hAnsi="Calibri" w:cs="Calibri"/>
+          <w:sz w:val="20"/>
+          <w:szCs w:val="20"/>
+        </w:rPr>
+        <w:t>Controlar el efecto del tamaño del alojamiento sobre el precio</w:t>
+      </w:r>
+    </w:p>
+    <w:p>
+      <w:pPr>
+        <w:numPr>
+          <w:ilvl w:val="0"/>
+          <w:numId w:val="4"/>
+        </w:numPr>
+        <w:jc w:val="both"/>
+        <w:rPr>
+          <w:rFonts w:ascii="Calibri" w:hAnsi="Calibri" w:cs="Calibri"/>
+          <w:sz w:val="20"/>
+          <w:szCs w:val="20"/>
+        </w:rPr>
+      </w:pPr>
+      <w:r>
+        <w:rPr>
+          <w:rFonts w:ascii="Calibri" w:hAnsi="Calibri" w:cs="Calibri"/>
+          <w:sz w:val="20"/>
+          <w:szCs w:val="20"/>
+        </w:rPr>
+        <w:t>Incorporar la calidad percibida del alojamiento como posible factor explicativo</w:t>
+      </w:r>
+    </w:p>
+    <w:p>
+      <w:pPr>
+        <w:jc w:val="both"/>
+        <w:rPr>
+          <w:rFonts w:ascii="Calibri" w:hAnsi="Calibri" w:cs="Calibri"/>
+          <w:b/>
+          <w:bCs/>
+          <w:sz w:val="20"/>
+          <w:szCs w:val="20"/>
+        </w:rPr>
+      </w:pPr>
+      <w:r>
+        <w:rPr>
+          <w:rFonts w:ascii="Calibri" w:hAnsi="Calibri" w:cs="Calibri"/>
+          <w:b/>
+          <w:bCs/>
+          <w:sz w:val="20"/>
+          <w:szCs w:val="20"/>
+        </w:rPr>
+        <w:t>3. Eliminación de columnas irrelevantes</w:t>
+      </w:r>
+    </w:p>
+    <w:p>
+      <w:pPr>
+        <w:jc w:val="both"/>
+        <w:rPr>
+          <w:rFonts w:ascii="Calibri" w:hAnsi="Calibri" w:cs="Calibri"/>
+          <w:sz w:val="20"/>
+          <w:szCs w:val="20"/>
+        </w:rPr>
+      </w:pPr>
+      <w:r>
+        <w:rPr>
+          <w:rFonts w:ascii="Calibri" w:hAnsi="Calibri" w:cs="Calibri"/>
+          <w:sz w:val="20"/>
+          <w:szCs w:val="20"/>
+        </w:rPr>
+        <w:t>Se eliminaron variables que no aportaban valor al análisis o que presentaban problemas estructurales:</w:t>
+      </w:r>
+    </w:p>
+    <w:p>
+      <w:pPr>
+        <w:numPr>
+          <w:ilvl w:val="0"/>
+          <w:numId w:val="5"/>
+        </w:numPr>
+        <w:jc w:val="both"/>
+        <w:rPr>
+          <w:rFonts w:ascii="Calibri" w:hAnsi="Calibri" w:cs="Calibri"/>
+          <w:sz w:val="20"/>
+          <w:szCs w:val="20"/>
+        </w:rPr>
+      </w:pPr>
+      <w:proofErr w:type="spellStart"/>
+      <w:r>
+        <w:rPr>
+          <w:rFonts w:ascii="Calibri" w:hAnsi="Calibri" w:cs="Calibri"/>
+          <w:i/>
+          <w:iCs/>
+          <w:sz w:val="20"/>
+          <w:szCs w:val="20"/>
+        </w:rPr>
+        <w:t>neighbourhood_group</w:t>
+      </w:r>
+      <w:proofErr w:type="spellEnd"/>
+      <w:r>
+        <w:rPr>
+          <w:rFonts w:ascii="Calibri" w:hAnsi="Calibri" w:cs="Calibri"/>
+          <w:sz w:val="20"/>
+          <w:szCs w:val="20"/>
+        </w:rPr>
+        <w:t xml:space="preserve"> (100% nulos)</w:t>
+      </w:r>
+    </w:p>
+    <w:p>
+      <w:pPr>
+        <w:numPr>
+          <w:ilvl w:val="0"/>
+          <w:numId w:val="5"/>
+        </w:numPr>
+        <w:jc w:val="both"/>
+        <w:rPr>
+          <w:rFonts w:ascii="Calibri" w:hAnsi="Calibri" w:cs="Calibri"/>
+          <w:sz w:val="20"/>
+          <w:szCs w:val="20"/>
+        </w:rPr>
+      </w:pPr>
+      <w:proofErr w:type="spellStart"/>
+      <w:r>
+        <w:rPr>
+          <w:rFonts w:ascii="Calibri" w:hAnsi="Calibri" w:cs="Calibri"/>
+          <w:i/>
+          <w:iCs/>
+          <w:sz w:val="20"/>
+          <w:szCs w:val="20"/>
+        </w:rPr>
+        <w:t>latitude</w:t>
+      </w:r>
+      <w:proofErr w:type="spellEnd"/>
+      <w:r>
+        <w:rPr>
+          <w:rFonts w:ascii="Calibri" w:hAnsi="Calibri" w:cs="Calibri"/>
+          <w:sz w:val="20"/>
+          <w:szCs w:val="20"/>
+        </w:rPr>
+        <w:t xml:space="preserve"> y </w:t>
+      </w:r>
+      <w:proofErr w:type="spellStart"/>
+      <w:r>
+        <w:rPr>
+          <w:rFonts w:ascii="Calibri" w:hAnsi="Calibri" w:cs="Calibri"/>
+          <w:i/>
+          <w:iCs/>
+          <w:sz w:val="20"/>
+          <w:szCs w:val="20"/>
+        </w:rPr>
+        <w:t>longitude</w:t>
+      </w:r>
+      <w:proofErr w:type="spellEnd"/>
+      <w:r>
+        <w:rPr>
+          <w:rFonts w:ascii="Calibri" w:hAnsi="Calibri" w:cs="Calibri"/>
+          <w:sz w:val="20"/>
+          <w:szCs w:val="20"/>
+        </w:rPr>
+        <w:t xml:space="preserve"> (no necesarias para el análisis estadístico, ya que se trabaja a nivel de barrio)</w:t>
+      </w:r>
+    </w:p>
+    <w:p>
+      <w:pPr>
+        <w:jc w:val="both"/>
+        <w:rPr>
+          <w:rFonts w:ascii="Calibri" w:hAnsi="Calibri" w:cs="Calibri"/>
+          <w:b/>
+          <w:bCs/>
+          <w:sz w:val="20"/>
+          <w:szCs w:val="20"/>
+        </w:rPr>
+      </w:pPr>
+      <w:r>
+        <w:rPr>
+          <w:rFonts w:ascii="Calibri" w:hAnsi="Calibri" w:cs="Calibri"/>
+          <w:b/>
+          <w:bCs/>
+          <w:sz w:val="20"/>
+          <w:szCs w:val="20"/>
+        </w:rPr>
+        <w:t>4. Estudio de cardinalidad y selección de variables</w:t>
+      </w:r>
+    </w:p>
+    <w:p>
+      <w:pPr>
+        <w:jc w:val="both"/>
+        <w:rPr>
+          <w:rFonts w:ascii="Calibri" w:hAnsi="Calibri" w:cs="Calibri"/>
+          <w:sz w:val="20"/>
+          <w:szCs w:val="20"/>
+        </w:rPr>
+      </w:pPr>
+      <w:r>
+        <w:rPr>
+          <w:rFonts w:ascii="Calibri" w:hAnsi="Calibri" w:cs="Calibri"/>
+          <w:sz w:val="20"/>
+          <w:szCs w:val="20"/>
+        </w:rPr>
+        <w:t>Se calculó la cardinalidad de cada columna para identificar:</w:t>
+      </w:r>
+    </w:p>
+    <w:p>
+      <w:pPr>
+        <w:numPr>
+          <w:ilvl w:val="0"/>
+          <w:numId w:val="6"/>
+        </w:numPr>
+        <w:jc w:val="both"/>
+        <w:rPr>
+          <w:rFonts w:ascii="Calibri" w:hAnsi="Calibri" w:cs="Calibri"/>
+          <w:sz w:val="20"/>
+          <w:szCs w:val="20"/>
+        </w:rPr>
+      </w:pPr>
+      <w:r>
+        <w:rPr>
+          <w:rFonts w:ascii="Calibri" w:hAnsi="Calibri" w:cs="Calibri"/>
+          <w:sz w:val="20"/>
+          <w:szCs w:val="20"/>
+        </w:rPr>
+        <w:t>Variables con demasiada variabilidad</w:t>
+      </w:r>
+    </w:p>
+    <w:p>
+      <w:pPr>
+        <w:numPr>
+          <w:ilvl w:val="0"/>
+          <w:numId w:val="6"/>
+        </w:numPr>
+        <w:jc w:val="both"/>
+        <w:rPr>
+          <w:rFonts w:ascii="Calibri" w:hAnsi="Calibri" w:cs="Calibri"/>
+          <w:sz w:val="20"/>
+          <w:szCs w:val="20"/>
+        </w:rPr>
+      </w:pPr>
+      <w:r>
+        <w:rPr>
+          <w:rFonts w:ascii="Calibri" w:hAnsi="Calibri" w:cs="Calibri"/>
+          <w:sz w:val="20"/>
+          <w:szCs w:val="20"/>
+        </w:rPr>
+        <w:t>Variables categóricas con baja cardinalidad</w:t>
+      </w:r>
+    </w:p>
+    <w:p>
+      <w:pPr>
+        <w:numPr>
+          <w:ilvl w:val="0"/>
+          <w:numId w:val="6"/>
+        </w:numPr>
+        <w:jc w:val="both"/>
+        <w:rPr>
+          <w:rFonts w:ascii="Calibri" w:hAnsi="Calibri" w:cs="Calibri"/>
+          <w:sz w:val="20"/>
+          <w:szCs w:val="20"/>
+        </w:rPr>
+      </w:pPr>
+      <w:r>
+        <w:rPr>
+          <w:rFonts w:ascii="Calibri" w:hAnsi="Calibri" w:cs="Calibri"/>
+          <w:sz w:val="20"/>
+          <w:szCs w:val="20"/>
+        </w:rPr>
+        <w:t>Variables numéricas con distribución adecuada para análisis</w:t>
+      </w:r>
+    </w:p>
+    <w:p>
+      <w:pPr>
+        <w:jc w:val="both"/>
+        <w:rPr>
+          <w:rFonts w:ascii="Calibri" w:hAnsi="Calibri" w:cs="Calibri"/>
+          <w:sz w:val="20"/>
+          <w:szCs w:val="20"/>
+        </w:rPr>
+      </w:pPr>
+      <w:r>
+        <w:rPr>
+          <w:rFonts w:ascii="Calibri" w:hAnsi="Calibri" w:cs="Calibri"/>
+          <w:sz w:val="20"/>
+          <w:szCs w:val="20"/>
+        </w:rPr>
+        <w:t xml:space="preserve">Este análisis ayudó a depurar el </w:t>
+      </w:r>
+      <w:proofErr w:type="spellStart"/>
+      <w:r>
+        <w:rPr>
+          <w:rFonts w:ascii="Calibri" w:hAnsi="Calibri" w:cs="Calibri"/>
+          <w:sz w:val="20"/>
+          <w:szCs w:val="20"/>
+        </w:rPr>
+        <w:t>dataset</w:t>
+      </w:r>
+      <w:proofErr w:type="spellEnd"/>
+      <w:r>
+        <w:rPr>
+          <w:rFonts w:ascii="Calibri" w:hAnsi="Calibri" w:cs="Calibri"/>
+          <w:sz w:val="20"/>
+          <w:szCs w:val="20"/>
+        </w:rPr>
+        <w:t xml:space="preserve"> y a justificar la selección de variables finales.</w:t>
+      </w:r>
+    </w:p>
+    <w:p>
+      <w:pPr>
+        <w:jc w:val="both"/>
+        <w:rPr>
+          <w:rFonts w:ascii="Calibri" w:hAnsi="Calibri" w:cs="Calibri"/>
+          <w:b/>
+          <w:bCs/>
+          <w:sz w:val="20"/>
+          <w:szCs w:val="20"/>
+        </w:rPr>
+      </w:pPr>
+      <w:r>
+        <w:rPr>
+          <w:rFonts w:ascii="Calibri" w:hAnsi="Calibri" w:cs="Calibri"/>
+          <w:b/>
+          <w:bCs/>
+          <w:sz w:val="20"/>
+          <w:szCs w:val="20"/>
+        </w:rPr>
+        <w:t>5. Conversión de tipos de datos</w:t>
+      </w:r>
+    </w:p>
+    <w:p>
+      <w:pPr>
+        <w:jc w:val="both"/>
+        <w:rPr>
+          <w:rFonts w:ascii="Calibri" w:hAnsi="Calibri" w:cs="Calibri"/>
+          <w:sz w:val="20"/>
+          <w:szCs w:val="20"/>
+        </w:rPr>
+      </w:pPr>
+      <w:r>
+        <w:rPr>
+          <w:rFonts w:ascii="Calibri" w:hAnsi="Calibri" w:cs="Calibri"/>
+          <w:sz w:val="20"/>
+          <w:szCs w:val="20"/>
+        </w:rPr>
+        <w:t>Se realizaron las siguientes transformaciones:</w:t>
+      </w:r>
+    </w:p>
+    <w:p>
+      <w:pPr>
+        <w:numPr>
+          <w:ilvl w:val="0"/>
+          <w:numId w:val="7"/>
+        </w:numPr>
+        <w:jc w:val="both"/>
+        <w:rPr>
+          <w:rFonts w:ascii="Calibri" w:hAnsi="Calibri" w:cs="Calibri"/>
+          <w:sz w:val="20"/>
+          <w:szCs w:val="20"/>
+        </w:rPr>
+      </w:pPr>
+      <w:proofErr w:type="spellStart"/>
+      <w:r>
+        <w:rPr>
+          <w:rFonts w:ascii="Calibri" w:hAnsi="Calibri" w:cs="Calibri"/>
+          <w:sz w:val="20"/>
+          <w:szCs w:val="20"/>
+        </w:rPr>
+        <w:t>last_review</w:t>
+      </w:r>
+      <w:proofErr w:type="spellEnd"/>
+      <w:r>
+        <w:rPr>
+          <w:rFonts w:ascii="Calibri" w:hAnsi="Calibri" w:cs="Calibri"/>
+          <w:sz w:val="20"/>
+          <w:szCs w:val="20"/>
+        </w:rPr>
+        <w:t xml:space="preserve"> → </w:t>
+      </w:r>
+      <w:proofErr w:type="spellStart"/>
+      <w:r>
+        <w:rPr>
+          <w:rFonts w:ascii="Calibri" w:hAnsi="Calibri" w:cs="Calibri"/>
+          <w:sz w:val="20"/>
+          <w:szCs w:val="20"/>
+        </w:rPr>
+        <w:t>datetime</w:t>
+      </w:r>
+      <w:proofErr w:type="spellEnd"/>
+    </w:p>
+    <w:p>
+      <w:pPr>
+        <w:numPr>
+          <w:ilvl w:val="0"/>
+          <w:numId w:val="7"/>
+        </w:numPr>
+        <w:jc w:val="both"/>
+        <w:rPr>
+          <w:rFonts w:ascii="Calibri" w:hAnsi="Calibri" w:cs="Calibri"/>
+          <w:sz w:val="20"/>
+          <w:szCs w:val="20"/>
+        </w:rPr>
+      </w:pPr>
+      <w:r>
+        <w:rPr>
+          <w:rFonts w:ascii="Calibri" w:hAnsi="Calibri" w:cs="Calibri"/>
+          <w:sz w:val="20"/>
+          <w:szCs w:val="20"/>
+        </w:rPr>
+        <w:t>Se verificó la consistencia de todas las columnas numéricas</w:t>
+      </w:r>
+    </w:p>
+    <w:p>
+      <w:pPr>
+        <w:jc w:val="both"/>
+        <w:rPr>
+          <w:rFonts w:ascii="Calibri" w:hAnsi="Calibri" w:cs="Calibri"/>
+          <w:b/>
+          <w:bCs/>
+          <w:sz w:val="20"/>
+          <w:szCs w:val="20"/>
+        </w:rPr>
+      </w:pPr>
+      <w:r>
+        <w:rPr>
+          <w:rFonts w:ascii="Calibri" w:hAnsi="Calibri" w:cs="Calibri"/>
+          <w:b/>
+          <w:bCs/>
+          <w:sz w:val="20"/>
+          <w:szCs w:val="20"/>
+        </w:rPr>
+        <w:t xml:space="preserve">6. Filtrado temporal para obtener el </w:t>
+      </w:r>
+      <w:proofErr w:type="spellStart"/>
+      <w:r>
+        <w:rPr>
+          <w:rFonts w:ascii="Calibri" w:hAnsi="Calibri" w:cs="Calibri"/>
+          <w:b/>
+          <w:bCs/>
+          <w:sz w:val="20"/>
+          <w:szCs w:val="20"/>
+        </w:rPr>
+        <w:t>dataset</w:t>
+      </w:r>
+      <w:proofErr w:type="spellEnd"/>
+      <w:r>
+        <w:rPr>
+          <w:rFonts w:ascii="Calibri" w:hAnsi="Calibri" w:cs="Calibri"/>
+          <w:b/>
+          <w:bCs/>
+          <w:sz w:val="20"/>
+          <w:szCs w:val="20"/>
+        </w:rPr>
+        <w:t xml:space="preserve"> 2025</w:t>
+      </w:r>
+    </w:p>
+    <w:p>
+      <w:pPr>
+        <w:jc w:val="both"/>
+        <w:rPr>
+          <w:rFonts w:ascii="Calibri" w:hAnsi="Calibri" w:cs="Calibri"/>
+          <w:sz w:val="20"/>
+          <w:szCs w:val="20"/>
+        </w:rPr>
+      </w:pPr>
+      <w:r>
+        <w:rPr>
+          <w:rFonts w:ascii="Calibri" w:hAnsi="Calibri" w:cs="Calibri"/>
+          <w:sz w:val="20"/>
+          <w:szCs w:val="20"/>
+        </w:rPr>
+        <w:t xml:space="preserve">En este punto tomamos la decisión de filtrar únicamente los registros correspondientes al año 2025 utilizando la variable </w:t>
+      </w:r>
+      <w:proofErr w:type="spellStart"/>
+      <w:r>
+        <w:rPr>
+          <w:rFonts w:ascii="Calibri" w:hAnsi="Calibri" w:cs="Calibri"/>
+          <w:i/>
+          <w:iCs/>
+          <w:sz w:val="20"/>
+          <w:szCs w:val="20"/>
+        </w:rPr>
+        <w:t>last_review</w:t>
+      </w:r>
+      <w:proofErr w:type="spellEnd"/>
+      <w:r>
+        <w:rPr>
+          <w:rFonts w:ascii="Calibri" w:hAnsi="Calibri" w:cs="Calibri"/>
+          <w:sz w:val="20"/>
+          <w:szCs w:val="20"/>
+        </w:rPr>
+        <w:t xml:space="preserve">. Esta elección nos permitió trabajar con datos recientes y representativos del mercado actual, eliminando automáticamente los registros sin actividad y los valores nulos asociados a las reseñas. Además, garantizó la coherencia temporal del análisis y mejoró la calidad del </w:t>
+      </w:r>
+      <w:proofErr w:type="spellStart"/>
+      <w:r>
+        <w:rPr>
+          <w:rFonts w:ascii="Calibri" w:hAnsi="Calibri" w:cs="Calibri"/>
+          <w:sz w:val="20"/>
+          <w:szCs w:val="20"/>
+        </w:rPr>
+        <w:t>dataset</w:t>
+      </w:r>
+      <w:proofErr w:type="spellEnd"/>
+      <w:r>
+        <w:rPr>
+          <w:rFonts w:ascii="Calibri" w:hAnsi="Calibri" w:cs="Calibri"/>
+          <w:sz w:val="20"/>
+          <w:szCs w:val="20"/>
+        </w:rPr>
+        <w:t>, evitando sesgos derivados de incluir alojamientos inactivos o desactualizados. Este filtrado temporal refuerza la validez de las hipótesis planteadas y asegura que las conclusiones obtenidas reflejen el comportamiento real del mercado turístico en Málaga durante el último año disponible.</w:t>
+      </w:r>
+    </w:p>
+    <w:p>
+      <w:pPr>
+        <w:jc w:val="both"/>
+        <w:rPr>
+          <w:rFonts w:ascii="Calibri" w:hAnsi="Calibri" w:cs="Calibri"/>
+          <w:b/>
+          <w:bCs/>
+          <w:sz w:val="20"/>
+          <w:szCs w:val="20"/>
+        </w:rPr>
+      </w:pPr>
+      <w:r>
+        <w:rPr>
+          <w:rFonts w:ascii="Calibri" w:hAnsi="Calibri" w:cs="Calibri"/>
+          <w:b/>
+          <w:bCs/>
+          <w:sz w:val="20"/>
+          <w:szCs w:val="20"/>
+        </w:rPr>
+        <w:t>7. Tratamiento de valores nulos</w:t>
+      </w:r>
+    </w:p>
+    <w:p>
+      <w:pPr>
+        <w:jc w:val="both"/>
+        <w:rPr>
+          <w:rFonts w:ascii="Calibri" w:hAnsi="Calibri" w:cs="Calibri"/>
+          <w:sz w:val="20"/>
+          <w:szCs w:val="20"/>
+        </w:rPr>
+      </w:pPr>
+      <w:r>
+        <w:rPr>
+          <w:rFonts w:ascii="Calibri" w:hAnsi="Calibri" w:cs="Calibri"/>
+          <w:sz w:val="20"/>
+          <w:szCs w:val="20"/>
+        </w:rPr>
+        <w:t>Tras el filtrado:</w:t>
+      </w:r>
+    </w:p>
+    <w:p>
+      <w:pPr>
+        <w:numPr>
+          <w:ilvl w:val="0"/>
+          <w:numId w:val="8"/>
+        </w:numPr>
+        <w:jc w:val="both"/>
+        <w:rPr>
+          <w:rFonts w:ascii="Calibri" w:hAnsi="Calibri" w:cs="Calibri"/>
+          <w:sz w:val="20"/>
+          <w:szCs w:val="20"/>
+        </w:rPr>
+      </w:pPr>
+      <w:r>
+        <w:rPr>
+          <w:rFonts w:ascii="Calibri" w:hAnsi="Calibri" w:cs="Calibri"/>
+          <w:sz w:val="20"/>
+          <w:szCs w:val="20"/>
+        </w:rPr>
+        <w:t xml:space="preserve">Se detectaron 477 precios nulos (6,5% del </w:t>
+      </w:r>
+      <w:proofErr w:type="spellStart"/>
+      <w:r>
+        <w:rPr>
+          <w:rFonts w:ascii="Calibri" w:hAnsi="Calibri" w:cs="Calibri"/>
+          <w:sz w:val="20"/>
+          <w:szCs w:val="20"/>
+        </w:rPr>
+        <w:t>dataset</w:t>
+      </w:r>
+      <w:proofErr w:type="spellEnd"/>
+      <w:r>
+        <w:rPr>
+          <w:rFonts w:ascii="Calibri" w:hAnsi="Calibri" w:cs="Calibri"/>
+          <w:sz w:val="20"/>
+          <w:szCs w:val="20"/>
+        </w:rPr>
+        <w:t xml:space="preserve"> 2025). Se eliminaron, ya que el precio es la variable objetivo y no se debe imputar.</w:t>
+      </w:r>
+    </w:p>
+    <w:p>
+      <w:pPr>
+        <w:numPr>
+          <w:ilvl w:val="0"/>
+          <w:numId w:val="8"/>
+        </w:numPr>
+        <w:jc w:val="both"/>
+        <w:rPr>
+          <w:rFonts w:ascii="Calibri" w:hAnsi="Calibri" w:cs="Calibri"/>
+          <w:sz w:val="20"/>
+          <w:szCs w:val="20"/>
+        </w:rPr>
+      </w:pPr>
+      <w:r>
+        <w:rPr>
+          <w:rFonts w:ascii="Calibri" w:hAnsi="Calibri" w:cs="Calibri"/>
+          <w:sz w:val="20"/>
+          <w:szCs w:val="20"/>
+        </w:rPr>
+        <w:t xml:space="preserve">La columna </w:t>
+      </w:r>
+      <w:proofErr w:type="spellStart"/>
+      <w:r>
+        <w:rPr>
+          <w:rFonts w:ascii="Calibri" w:hAnsi="Calibri" w:cs="Calibri"/>
+          <w:i/>
+          <w:iCs/>
+          <w:sz w:val="20"/>
+          <w:szCs w:val="20"/>
+        </w:rPr>
+        <w:t>license</w:t>
+      </w:r>
+      <w:proofErr w:type="spellEnd"/>
+      <w:r>
+        <w:rPr>
+          <w:rFonts w:ascii="Calibri" w:hAnsi="Calibri" w:cs="Calibri"/>
+          <w:sz w:val="20"/>
+          <w:szCs w:val="20"/>
+        </w:rPr>
+        <w:t xml:space="preserve"> mantuvo 55 nulos, que se conservaron porque:</w:t>
+      </w:r>
+    </w:p>
+    <w:p>
+      <w:pPr>
+        <w:numPr>
+          <w:ilvl w:val="1"/>
+          <w:numId w:val="8"/>
+        </w:numPr>
+        <w:jc w:val="both"/>
+        <w:rPr>
+          <w:rFonts w:ascii="Calibri" w:hAnsi="Calibri" w:cs="Calibri"/>
+          <w:sz w:val="20"/>
+          <w:szCs w:val="20"/>
+        </w:rPr>
+      </w:pPr>
+      <w:r>
+        <w:rPr>
+          <w:rFonts w:ascii="Calibri" w:hAnsi="Calibri" w:cs="Calibri"/>
+          <w:sz w:val="20"/>
+          <w:szCs w:val="20"/>
+        </w:rPr>
+        <w:t>La ausencia de licencia es información relevante en sí misma</w:t>
+      </w:r>
+    </w:p>
+    <w:p>
+      <w:pPr>
+        <w:numPr>
+          <w:ilvl w:val="1"/>
+          <w:numId w:val="8"/>
+        </w:numPr>
+        <w:jc w:val="both"/>
+        <w:rPr>
+          <w:rFonts w:ascii="Calibri" w:hAnsi="Calibri" w:cs="Calibri"/>
+          <w:sz w:val="20"/>
+          <w:szCs w:val="20"/>
+        </w:rPr>
+      </w:pPr>
+      <w:r>
+        <w:rPr>
+          <w:rFonts w:ascii="Calibri" w:hAnsi="Calibri" w:cs="Calibri"/>
+          <w:sz w:val="20"/>
+          <w:szCs w:val="20"/>
+        </w:rPr>
+        <w:t xml:space="preserve">Permite comparar alojamientos regulados </w:t>
+      </w:r>
+      <w:r>
+        <w:rPr>
+          <w:rFonts w:ascii="Calibri" w:hAnsi="Calibri" w:cs="Calibri"/>
+          <w:sz w:val="20"/>
+          <w:szCs w:val="20"/>
+        </w:rPr>
+        <w:t>con los</w:t>
+      </w:r>
+      <w:r>
+        <w:rPr>
+          <w:rFonts w:ascii="Calibri" w:hAnsi="Calibri" w:cs="Calibri"/>
+          <w:sz w:val="20"/>
+          <w:szCs w:val="20"/>
+        </w:rPr>
+        <w:t xml:space="preserve"> no regulados</w:t>
+      </w:r>
+    </w:p>
+    <w:p>
+      <w:pPr>
+        <w:jc w:val="both"/>
+        <w:rPr>
+          <w:rFonts w:ascii="Calibri" w:hAnsi="Calibri" w:cs="Calibri"/>
+          <w:sz w:val="20"/>
+          <w:szCs w:val="20"/>
+        </w:rPr>
+      </w:pPr>
+      <w:r>
+        <w:rPr>
+          <w:rFonts w:ascii="Calibri" w:hAnsi="Calibri" w:cs="Calibri"/>
+          <w:sz w:val="20"/>
+          <w:szCs w:val="20"/>
+        </w:rPr>
+        <w:lastRenderedPageBreak/>
+        <w:t>Tras la limpieza, todas las variables relevantes quedaron sin nulos.</w:t>
+      </w:r>
+    </w:p>
+    <w:p>
+      <w:pPr>
+        <w:jc w:val="both"/>
+        <w:rPr>
+          <w:rFonts w:ascii="Calibri" w:hAnsi="Calibri" w:cs="Calibri"/>
+          <w:b/>
+          <w:bCs/>
+          <w:sz w:val="20"/>
+          <w:szCs w:val="20"/>
+        </w:rPr>
+      </w:pPr>
+      <w:r>
+        <w:rPr>
+          <w:rFonts w:ascii="Calibri" w:hAnsi="Calibri" w:cs="Calibri"/>
+          <w:b/>
+          <w:bCs/>
+          <w:sz w:val="20"/>
+          <w:szCs w:val="20"/>
+        </w:rPr>
+        <w:t xml:space="preserve">8. </w:t>
+      </w:r>
+      <w:proofErr w:type="spellStart"/>
+      <w:r>
+        <w:rPr>
+          <w:rFonts w:ascii="Calibri" w:hAnsi="Calibri" w:cs="Calibri"/>
+          <w:b/>
+          <w:bCs/>
+          <w:sz w:val="20"/>
+          <w:szCs w:val="20"/>
+        </w:rPr>
+        <w:t>Outliers</w:t>
+      </w:r>
+      <w:proofErr w:type="spellEnd"/>
+      <w:r>
+        <w:rPr>
+          <w:rFonts w:ascii="Calibri" w:hAnsi="Calibri" w:cs="Calibri"/>
+          <w:b/>
+          <w:bCs/>
+          <w:sz w:val="20"/>
+          <w:szCs w:val="20"/>
+        </w:rPr>
+        <w:t xml:space="preserve"> y valores extremos</w:t>
+      </w:r>
+    </w:p>
+    <w:p>
+      <w:pPr>
+        <w:jc w:val="both"/>
+        <w:rPr>
+          <w:rFonts w:ascii="Calibri" w:hAnsi="Calibri" w:cs="Calibri"/>
+          <w:sz w:val="20"/>
+          <w:szCs w:val="20"/>
+        </w:rPr>
+      </w:pPr>
+      <w:r>
+        <w:rPr>
+          <w:rFonts w:ascii="Calibri" w:hAnsi="Calibri" w:cs="Calibri"/>
+          <w:sz w:val="20"/>
+          <w:szCs w:val="20"/>
+        </w:rPr>
+        <w:t>Se analizaron:</w:t>
+      </w:r>
+    </w:p>
+    <w:p>
+      <w:pPr>
+        <w:numPr>
+          <w:ilvl w:val="0"/>
+          <w:numId w:val="9"/>
+        </w:numPr>
+        <w:jc w:val="both"/>
+        <w:rPr>
+          <w:rFonts w:ascii="Calibri" w:hAnsi="Calibri" w:cs="Calibri"/>
+          <w:sz w:val="20"/>
+          <w:szCs w:val="20"/>
+        </w:rPr>
+      </w:pPr>
+      <w:proofErr w:type="spellStart"/>
+      <w:r>
+        <w:rPr>
+          <w:rFonts w:ascii="Calibri" w:hAnsi="Calibri" w:cs="Calibri"/>
+          <w:i/>
+          <w:iCs/>
+          <w:sz w:val="20"/>
+          <w:szCs w:val="20"/>
+        </w:rPr>
+        <w:t>minimum_nights</w:t>
+      </w:r>
+      <w:proofErr w:type="spellEnd"/>
+    </w:p>
+    <w:p>
+      <w:pPr>
+        <w:numPr>
+          <w:ilvl w:val="0"/>
+          <w:numId w:val="9"/>
+        </w:numPr>
+        <w:jc w:val="both"/>
+        <w:rPr>
+          <w:rFonts w:ascii="Calibri" w:hAnsi="Calibri" w:cs="Calibri"/>
+          <w:sz w:val="20"/>
+          <w:szCs w:val="20"/>
+        </w:rPr>
+      </w:pPr>
+      <w:proofErr w:type="spellStart"/>
+      <w:r>
+        <w:rPr>
+          <w:rFonts w:ascii="Calibri" w:hAnsi="Calibri" w:cs="Calibri"/>
+          <w:i/>
+          <w:iCs/>
+          <w:sz w:val="20"/>
+          <w:szCs w:val="20"/>
+        </w:rPr>
+        <w:t>number_of_reviews</w:t>
+      </w:r>
+      <w:proofErr w:type="spellEnd"/>
+    </w:p>
+    <w:p>
+      <w:pPr>
+        <w:numPr>
+          <w:ilvl w:val="0"/>
+          <w:numId w:val="9"/>
+        </w:numPr>
+        <w:jc w:val="both"/>
+        <w:rPr>
+          <w:rFonts w:ascii="Calibri" w:hAnsi="Calibri" w:cs="Calibri"/>
+          <w:sz w:val="20"/>
+          <w:szCs w:val="20"/>
+        </w:rPr>
+      </w:pPr>
+      <w:proofErr w:type="spellStart"/>
+      <w:r>
+        <w:rPr>
+          <w:rFonts w:ascii="Calibri" w:hAnsi="Calibri" w:cs="Calibri"/>
+          <w:i/>
+          <w:iCs/>
+          <w:sz w:val="20"/>
+          <w:szCs w:val="20"/>
+        </w:rPr>
+        <w:t>price</w:t>
+      </w:r>
+      <w:proofErr w:type="spellEnd"/>
+    </w:p>
+    <w:p>
+      <w:pPr>
+        <w:jc w:val="both"/>
+        <w:rPr>
+          <w:rFonts w:ascii="Calibri" w:hAnsi="Calibri" w:cs="Calibri"/>
+          <w:sz w:val="20"/>
+          <w:szCs w:val="20"/>
+        </w:rPr>
+      </w:pPr>
+      <w:r>
+        <w:rPr>
+          <w:rFonts w:ascii="Calibri" w:hAnsi="Calibri" w:cs="Calibri"/>
+          <w:sz w:val="20"/>
+          <w:szCs w:val="20"/>
+        </w:rPr>
+        <w:t>Conclusión: Los valores extremos representan comportamientos reales del mercado (alojamientos con mucha antigüedad, estancias largas, precios premium). Se decidió conservarlos, ya que aportan información sobre la heterogeneidad del mercado.</w:t>
+      </w:r>
+    </w:p>
+    <w:p>
+      <w:pPr>
+        <w:jc w:val="both"/>
+        <w:rPr>
+          <w:rFonts w:ascii="Calibri" w:hAnsi="Calibri" w:cs="Calibri"/>
+          <w:b/>
+          <w:bCs/>
+          <w:sz w:val="20"/>
+          <w:szCs w:val="20"/>
+        </w:rPr>
+      </w:pPr>
+      <w:r>
+        <w:rPr>
+          <w:rFonts w:ascii="Calibri" w:hAnsi="Calibri" w:cs="Calibri"/>
+          <w:b/>
+          <w:bCs/>
+          <w:sz w:val="20"/>
+          <w:szCs w:val="20"/>
+        </w:rPr>
+        <w:t>9. Duplicados</w:t>
+      </w:r>
+    </w:p>
+    <w:p>
+      <w:pPr>
+        <w:jc w:val="both"/>
+        <w:rPr>
+          <w:rFonts w:ascii="Calibri" w:hAnsi="Calibri" w:cs="Calibri"/>
+          <w:sz w:val="20"/>
+          <w:szCs w:val="20"/>
+        </w:rPr>
+      </w:pPr>
+      <w:r>
+        <w:rPr>
+          <w:rFonts w:ascii="Calibri" w:hAnsi="Calibri" w:cs="Calibri"/>
+          <w:sz w:val="20"/>
+          <w:szCs w:val="20"/>
+        </w:rPr>
+        <w:t>Se verificó la existencia de registros duplicados. Resultado: 0 duplicados.</w:t>
+      </w:r>
+    </w:p>
+    <w:p>
+      <w:pPr>
+        <w:jc w:val="both"/>
+        <w:rPr>
+          <w:rFonts w:ascii="Calibri" w:hAnsi="Calibri" w:cs="Calibri"/>
+          <w:b/>
+          <w:bCs/>
+          <w:sz w:val="20"/>
+          <w:szCs w:val="20"/>
+        </w:rPr>
+      </w:pPr>
+      <w:r>
+        <w:rPr>
+          <w:rFonts w:ascii="Calibri" w:hAnsi="Calibri" w:cs="Calibri"/>
+          <w:b/>
+          <w:bCs/>
+          <w:sz w:val="20"/>
+          <w:szCs w:val="20"/>
+        </w:rPr>
+        <w:t>10. Escalado y transformaciones adicionales</w:t>
+      </w:r>
+    </w:p>
+    <w:p>
+      <w:pPr>
+        <w:jc w:val="both"/>
+        <w:rPr>
+          <w:rFonts w:ascii="Calibri" w:hAnsi="Calibri" w:cs="Calibri"/>
+          <w:sz w:val="20"/>
+          <w:szCs w:val="20"/>
+        </w:rPr>
+      </w:pPr>
+      <w:r>
+        <w:rPr>
+          <w:rFonts w:ascii="Calibri" w:hAnsi="Calibri" w:cs="Calibri"/>
+          <w:sz w:val="20"/>
+          <w:szCs w:val="20"/>
+        </w:rPr>
+        <w:t>Dado que el objetivo del EDA es interpretativo y no predictivo, no se aplicó escalado. Las transformaciones adicionales se reservaron para justificar hipótesis si fuera necesario.</w:t>
+      </w:r>
+    </w:p>
+    <w:p>
+      <w:pPr>
+        <w:jc w:val="both"/>
+        <w:rPr>
+          <w:rFonts w:ascii="Calibri" w:hAnsi="Calibri" w:cs="Calibri"/>
+          <w:b/>
+          <w:bCs/>
+          <w:sz w:val="20"/>
+          <w:szCs w:val="20"/>
+        </w:rPr>
+      </w:pPr>
+      <w:r>
+        <w:rPr>
+          <w:rFonts w:ascii="Calibri" w:hAnsi="Calibri" w:cs="Calibri"/>
+          <w:b/>
+          <w:bCs/>
+          <w:sz w:val="20"/>
+          <w:szCs w:val="20"/>
+        </w:rPr>
+        <w:t>11. Resultado final de la limpieza</w:t>
+      </w:r>
+    </w:p>
+    <w:p>
+      <w:pPr>
+        <w:jc w:val="both"/>
+        <w:rPr>
+          <w:rFonts w:ascii="Calibri" w:hAnsi="Calibri" w:cs="Calibri"/>
+          <w:sz w:val="20"/>
+          <w:szCs w:val="20"/>
+        </w:rPr>
+      </w:pPr>
+      <w:r>
+        <w:rPr>
+          <w:rFonts w:ascii="Calibri" w:hAnsi="Calibri" w:cs="Calibri"/>
+          <w:sz w:val="20"/>
+          <w:szCs w:val="20"/>
+        </w:rPr>
+        <w:t xml:space="preserve">El </w:t>
+      </w:r>
+      <w:proofErr w:type="spellStart"/>
+      <w:r>
+        <w:rPr>
+          <w:rFonts w:ascii="Calibri" w:hAnsi="Calibri" w:cs="Calibri"/>
+          <w:sz w:val="20"/>
+          <w:szCs w:val="20"/>
+        </w:rPr>
+        <w:t>dataset</w:t>
+      </w:r>
+      <w:proofErr w:type="spellEnd"/>
+      <w:r>
+        <w:rPr>
+          <w:rFonts w:ascii="Calibri" w:hAnsi="Calibri" w:cs="Calibri"/>
+          <w:sz w:val="20"/>
+          <w:szCs w:val="20"/>
+        </w:rPr>
+        <w:t xml:space="preserve"> final (</w:t>
+      </w:r>
+      <w:r>
+        <w:rPr>
+          <w:rFonts w:ascii="Calibri" w:hAnsi="Calibri" w:cs="Calibri"/>
+          <w:i/>
+          <w:iCs/>
+          <w:sz w:val="20"/>
+          <w:szCs w:val="20"/>
+        </w:rPr>
+        <w:t>df_2025</w:t>
+      </w:r>
+      <w:r>
+        <w:rPr>
+          <w:rFonts w:ascii="Calibri" w:hAnsi="Calibri" w:cs="Calibri"/>
+          <w:sz w:val="20"/>
+          <w:szCs w:val="20"/>
+        </w:rPr>
+        <w:t>) presenta:</w:t>
+      </w:r>
+    </w:p>
+    <w:p>
+      <w:pPr>
+        <w:numPr>
+          <w:ilvl w:val="0"/>
+          <w:numId w:val="10"/>
+        </w:numPr>
+        <w:jc w:val="both"/>
+        <w:rPr>
+          <w:rFonts w:ascii="Calibri" w:hAnsi="Calibri" w:cs="Calibri"/>
+          <w:sz w:val="20"/>
+          <w:szCs w:val="20"/>
+        </w:rPr>
+      </w:pPr>
+      <w:r>
+        <w:rPr>
+          <w:rFonts w:ascii="Calibri" w:hAnsi="Calibri" w:cs="Calibri"/>
+          <w:sz w:val="20"/>
+          <w:szCs w:val="20"/>
+        </w:rPr>
+        <w:t>6.861 registros</w:t>
+      </w:r>
+    </w:p>
+    <w:p>
+      <w:pPr>
+        <w:numPr>
+          <w:ilvl w:val="0"/>
+          <w:numId w:val="10"/>
+        </w:numPr>
+        <w:jc w:val="both"/>
+        <w:rPr>
+          <w:rFonts w:ascii="Calibri" w:hAnsi="Calibri" w:cs="Calibri"/>
+          <w:sz w:val="20"/>
+          <w:szCs w:val="20"/>
+        </w:rPr>
+      </w:pPr>
+      <w:r>
+        <w:rPr>
+          <w:rFonts w:ascii="Calibri" w:hAnsi="Calibri" w:cs="Calibri"/>
+          <w:sz w:val="20"/>
+          <w:szCs w:val="20"/>
+        </w:rPr>
+        <w:t>16 columnas limpias, consistentes y sin nulos relevantes</w:t>
+      </w:r>
+    </w:p>
+    <w:p>
+      <w:pPr>
+        <w:numPr>
+          <w:ilvl w:val="0"/>
+          <w:numId w:val="10"/>
+        </w:numPr>
+        <w:jc w:val="both"/>
+        <w:rPr>
+          <w:rFonts w:ascii="Calibri" w:hAnsi="Calibri" w:cs="Calibri"/>
+          <w:sz w:val="20"/>
+          <w:szCs w:val="20"/>
+        </w:rPr>
+      </w:pPr>
+      <w:r>
+        <w:rPr>
+          <w:rFonts w:ascii="Calibri" w:hAnsi="Calibri" w:cs="Calibri"/>
+          <w:sz w:val="20"/>
+          <w:szCs w:val="20"/>
+        </w:rPr>
+        <w:t>Tipos de datos correctos</w:t>
+      </w:r>
+    </w:p>
+    <w:p>
+      <w:pPr>
+        <w:numPr>
+          <w:ilvl w:val="0"/>
+          <w:numId w:val="10"/>
+        </w:numPr>
+        <w:jc w:val="both"/>
+        <w:rPr>
+          <w:rFonts w:ascii="Calibri" w:hAnsi="Calibri" w:cs="Calibri"/>
+          <w:sz w:val="20"/>
+          <w:szCs w:val="20"/>
+        </w:rPr>
+      </w:pPr>
+      <w:r>
+        <w:rPr>
+          <w:rFonts w:ascii="Calibri" w:hAnsi="Calibri" w:cs="Calibri"/>
+          <w:sz w:val="20"/>
+          <w:szCs w:val="20"/>
+        </w:rPr>
+        <w:t>Sin duplicados</w:t>
+      </w:r>
+    </w:p>
+    <w:p>
+      <w:pPr>
+        <w:numPr>
+          <w:ilvl w:val="0"/>
+          <w:numId w:val="10"/>
+        </w:numPr>
+        <w:jc w:val="both"/>
+        <w:rPr>
+          <w:rFonts w:ascii="Calibri" w:hAnsi="Calibri" w:cs="Calibri"/>
+          <w:sz w:val="20"/>
+          <w:szCs w:val="20"/>
+        </w:rPr>
+      </w:pPr>
+      <w:r>
+        <w:rPr>
+          <w:rFonts w:ascii="Calibri" w:hAnsi="Calibri" w:cs="Calibri"/>
+          <w:sz w:val="20"/>
+          <w:szCs w:val="20"/>
+        </w:rPr>
+        <w:t>Variables enriquecidas (</w:t>
+      </w:r>
+      <w:proofErr w:type="spellStart"/>
+      <w:r>
+        <w:rPr>
+          <w:rFonts w:ascii="Calibri" w:hAnsi="Calibri" w:cs="Calibri"/>
+          <w:i/>
+          <w:iCs/>
+          <w:sz w:val="20"/>
+          <w:szCs w:val="20"/>
+        </w:rPr>
+        <w:t>accommodates</w:t>
+      </w:r>
+      <w:proofErr w:type="spellEnd"/>
+      <w:r>
+        <w:rPr>
+          <w:rFonts w:ascii="Calibri" w:hAnsi="Calibri" w:cs="Calibri"/>
+          <w:sz w:val="20"/>
+          <w:szCs w:val="20"/>
+        </w:rPr>
+        <w:t xml:space="preserve">, </w:t>
+      </w:r>
+      <w:proofErr w:type="spellStart"/>
+      <w:r>
+        <w:rPr>
+          <w:rFonts w:ascii="Calibri" w:hAnsi="Calibri" w:cs="Calibri"/>
+          <w:i/>
+          <w:iCs/>
+          <w:sz w:val="20"/>
+          <w:szCs w:val="20"/>
+        </w:rPr>
+        <w:t>review_scores_rating</w:t>
+      </w:r>
+      <w:proofErr w:type="spellEnd"/>
+      <w:r>
+        <w:rPr>
+          <w:rFonts w:ascii="Calibri" w:hAnsi="Calibri" w:cs="Calibri"/>
+          <w:sz w:val="20"/>
+          <w:szCs w:val="20"/>
+        </w:rPr>
+        <w:t>)</w:t>
+      </w:r>
+    </w:p>
+    <w:p>
+      <w:pPr>
+        <w:numPr>
+          <w:ilvl w:val="0"/>
+          <w:numId w:val="10"/>
+        </w:numPr>
+        <w:jc w:val="both"/>
+        <w:rPr>
+          <w:rFonts w:ascii="Calibri" w:hAnsi="Calibri" w:cs="Calibri"/>
+          <w:sz w:val="20"/>
+          <w:szCs w:val="20"/>
+        </w:rPr>
+      </w:pPr>
+      <w:proofErr w:type="spellStart"/>
+      <w:r>
+        <w:rPr>
+          <w:rFonts w:ascii="Calibri" w:hAnsi="Calibri" w:cs="Calibri"/>
+          <w:sz w:val="20"/>
+          <w:szCs w:val="20"/>
+        </w:rPr>
+        <w:t>Dataset</w:t>
+      </w:r>
+      <w:proofErr w:type="spellEnd"/>
+      <w:r>
+        <w:rPr>
+          <w:rFonts w:ascii="Calibri" w:hAnsi="Calibri" w:cs="Calibri"/>
+          <w:sz w:val="20"/>
+          <w:szCs w:val="20"/>
+        </w:rPr>
+        <w:t xml:space="preserve"> exportado como df_2025.csv</w:t>
+      </w:r>
+    </w:p>
+    <w:p>
+      <w:pPr>
+        <w:jc w:val="both"/>
+        <w:rPr>
+          <w:rFonts w:ascii="Calibri" w:hAnsi="Calibri" w:cs="Calibri"/>
+          <w:sz w:val="20"/>
+          <w:szCs w:val="20"/>
+        </w:rPr>
+      </w:pPr>
+      <w:r>
+        <w:rPr>
+          <w:rFonts w:ascii="Calibri" w:hAnsi="Calibri" w:cs="Calibri"/>
+          <w:sz w:val="20"/>
+          <w:szCs w:val="20"/>
+        </w:rPr>
+        <w:t xml:space="preserve">Este </w:t>
+      </w:r>
+      <w:proofErr w:type="spellStart"/>
+      <w:r>
+        <w:rPr>
+          <w:rFonts w:ascii="Calibri" w:hAnsi="Calibri" w:cs="Calibri"/>
+          <w:sz w:val="20"/>
+          <w:szCs w:val="20"/>
+        </w:rPr>
+        <w:t>dataset</w:t>
+      </w:r>
+      <w:proofErr w:type="spellEnd"/>
+      <w:r>
+        <w:rPr>
+          <w:rFonts w:ascii="Calibri" w:hAnsi="Calibri" w:cs="Calibri"/>
+          <w:sz w:val="20"/>
+          <w:szCs w:val="20"/>
+        </w:rPr>
+        <w:t xml:space="preserve"> constituye la base sólida para el análisis exploratorio y la validación de las hipótesis del proyecto.</w:t>
+      </w:r>
+    </w:p>
+    <w:p>
+      <w:pPr>
+        <w:jc w:val="both"/>
+        <w:rPr>
+          <w:rFonts w:ascii="Calibri" w:hAnsi="Calibri" w:cs="Calibri"/>
+          <w:sz w:val="20"/>
+          <w:szCs w:val="20"/>
+        </w:rPr>
+      </w:pPr>
+      <w:r>
+        <w:rPr>
+          <w:rFonts w:ascii="Calibri" w:hAnsi="Calibri" w:cs="Calibri"/>
+          <w:b/>
+          <w:bCs/>
+          <w:sz w:val="20"/>
+          <w:szCs w:val="20"/>
+        </w:rPr>
+        <w:t>HIPÓTESIS 1</w:t>
+      </w:r>
+    </w:p>
+    <w:p>
+      <w:pPr>
+        <w:jc w:val="both"/>
+        <w:rPr>
+          <w:rFonts w:ascii="Calibri" w:hAnsi="Calibri" w:cs="Calibri"/>
+          <w:sz w:val="20"/>
+          <w:szCs w:val="20"/>
+        </w:rPr>
+      </w:pPr>
+      <w:r>
+        <w:rPr>
+          <w:rFonts w:ascii="Calibri" w:hAnsi="Calibri" w:cs="Calibri"/>
+          <w:i/>
+          <w:iCs/>
+          <w:sz w:val="20"/>
+          <w:szCs w:val="20"/>
+        </w:rPr>
+        <w:t>“Los alojamientos ubicados en el Centro tienen precios más altos que los alojamientos del resto de barrios.”</w:t>
+      </w:r>
+    </w:p>
+    <w:p>
+      <w:pPr>
+        <w:jc w:val="both"/>
+        <w:rPr>
+          <w:rFonts w:ascii="Calibri" w:hAnsi="Calibri" w:cs="Calibri"/>
+          <w:sz w:val="20"/>
+          <w:szCs w:val="20"/>
+        </w:rPr>
+      </w:pPr>
+      <w:r>
+        <w:rPr>
+          <w:rFonts w:ascii="Calibri" w:hAnsi="Calibri" w:cs="Calibri"/>
+          <w:b/>
+          <w:bCs/>
+          <w:sz w:val="20"/>
+          <w:szCs w:val="20"/>
+        </w:rPr>
+        <w:t>JUSTIFICACIÓN DE LA HIPÓTESIS</w:t>
+      </w:r>
+    </w:p>
+    <w:p>
+      <w:pPr>
+        <w:jc w:val="both"/>
+        <w:rPr>
+          <w:rFonts w:ascii="Calibri" w:hAnsi="Calibri" w:cs="Calibri"/>
+          <w:sz w:val="20"/>
+          <w:szCs w:val="20"/>
+        </w:rPr>
+      </w:pPr>
+      <w:r>
+        <w:rPr>
+          <w:rFonts w:ascii="Calibri" w:hAnsi="Calibri" w:cs="Calibri"/>
+          <w:sz w:val="20"/>
+          <w:szCs w:val="20"/>
+        </w:rPr>
+        <w:t xml:space="preserve">El Centro concentra la mayor parte de la oferta (4.615 alojamientos) un 67% </w:t>
+      </w:r>
+      <w:proofErr w:type="gramStart"/>
+      <w:r>
+        <w:rPr>
+          <w:rFonts w:ascii="Calibri" w:hAnsi="Calibri" w:cs="Calibri"/>
+          <w:sz w:val="20"/>
+          <w:szCs w:val="20"/>
+        </w:rPr>
+        <w:t>del data</w:t>
+      </w:r>
+      <w:proofErr w:type="gramEnd"/>
+      <w:r>
+        <w:rPr>
+          <w:rFonts w:ascii="Calibri" w:hAnsi="Calibri" w:cs="Calibri"/>
+          <w:sz w:val="20"/>
+          <w:szCs w:val="20"/>
+        </w:rPr>
+        <w:t xml:space="preserve"> </w:t>
+      </w:r>
+      <w:proofErr w:type="spellStart"/>
+      <w:r>
+        <w:rPr>
+          <w:rFonts w:ascii="Calibri" w:hAnsi="Calibri" w:cs="Calibri"/>
+          <w:sz w:val="20"/>
+          <w:szCs w:val="20"/>
+        </w:rPr>
+        <w:t>frame</w:t>
+      </w:r>
+      <w:proofErr w:type="spellEnd"/>
+      <w:r>
+        <w:rPr>
+          <w:rFonts w:ascii="Calibri" w:hAnsi="Calibri" w:cs="Calibri"/>
+          <w:sz w:val="20"/>
+          <w:szCs w:val="20"/>
+        </w:rPr>
+        <w:t>, es la zona más turística y suele tener mayor demanda, lo que razonablemente podría elevar los precios.</w:t>
+      </w:r>
+    </w:p>
+    <w:p>
+      <w:pPr>
+        <w:jc w:val="both"/>
+        <w:rPr>
+          <w:rFonts w:ascii="Calibri" w:hAnsi="Calibri" w:cs="Calibri"/>
+          <w:sz w:val="20"/>
+          <w:szCs w:val="20"/>
+        </w:rPr>
+      </w:pPr>
+      <w:r>
+        <w:rPr>
+          <w:rFonts w:ascii="Calibri" w:hAnsi="Calibri" w:cs="Calibri"/>
+          <w:b/>
+          <w:bCs/>
+          <w:sz w:val="20"/>
+          <w:szCs w:val="20"/>
         </w:rPr>
         <w:t>PLAN DE ACCIÓN</w:t>
       </w:r>
@@ -100,16 +2401,36 @@
     <w:p>
       <w:pPr>
         <w:jc w:val="both"/>
-      </w:pPr>
-      <w:r>
+        <w:rPr>
+          <w:rFonts w:ascii="Calibri" w:hAnsi="Calibri" w:cs="Calibri"/>
+          <w:sz w:val="20"/>
+          <w:szCs w:val="20"/>
+        </w:rPr>
+      </w:pPr>
+      <w:r>
+        <w:rPr>
+          <w:rFonts w:ascii="Calibri" w:hAnsi="Calibri" w:cs="Calibri"/>
+          <w:sz w:val="20"/>
+          <w:szCs w:val="20"/>
+        </w:rPr>
         <w:t>Si la hipótesis se confirma:</w:t>
       </w:r>
     </w:p>
     <w:p>
       <w:pPr>
         <w:jc w:val="both"/>
-      </w:pPr>
-      <w:r>
+        <w:rPr>
+          <w:rFonts w:ascii="Calibri" w:hAnsi="Calibri" w:cs="Calibri"/>
+          <w:sz w:val="20"/>
+          <w:szCs w:val="20"/>
+        </w:rPr>
+      </w:pPr>
+      <w:r>
+        <w:rPr>
+          <w:rFonts w:ascii="Calibri" w:hAnsi="Calibri" w:cs="Calibri"/>
+          <w:sz w:val="20"/>
+          <w:szCs w:val="20"/>
+        </w:rPr>
         <w:t>Analizaremos qué factores dentro del Centro explican ese precio más alto:</w:t>
       </w:r>
     </w:p>
@@ -121,19 +2442,36 @@
           <w:numId w:val="1"/>
         </w:numPr>
         <w:jc w:val="both"/>
-      </w:pPr>
-      <w:r>
-        <w:t>T</w:t>
-      </w:r>
-      <w:r>
-        <w:t>ipo de habitación (</w:t>
+        <w:rPr>
+          <w:rFonts w:ascii="Calibri" w:hAnsi="Calibri" w:cs="Calibri"/>
+          <w:sz w:val="20"/>
+          <w:szCs w:val="20"/>
+        </w:rPr>
+      </w:pPr>
+      <w:r>
+        <w:rPr>
+          <w:rFonts w:ascii="Calibri" w:hAnsi="Calibri" w:cs="Calibri"/>
+          <w:sz w:val="20"/>
+          <w:szCs w:val="20"/>
+        </w:rPr>
+        <w:t>Tipo de habitación (</w:t>
       </w:r>
       <w:proofErr w:type="spellStart"/>
       <w:r>
+        <w:rPr>
+          <w:rFonts w:ascii="Calibri" w:hAnsi="Calibri" w:cs="Calibri"/>
+          <w:sz w:val="20"/>
+          <w:szCs w:val="20"/>
+        </w:rPr>
         <w:t>room_type</w:t>
       </w:r>
       <w:proofErr w:type="spellEnd"/>
       <w:r>
+        <w:rPr>
+          <w:rFonts w:ascii="Calibri" w:hAnsi="Calibri" w:cs="Calibri"/>
+          <w:sz w:val="20"/>
+          <w:szCs w:val="20"/>
+        </w:rPr>
         <w:t>)</w:t>
       </w:r>
     </w:p>
@@ -145,19 +2483,36 @@
           <w:numId w:val="1"/>
         </w:numPr>
         <w:jc w:val="both"/>
-      </w:pPr>
-      <w:r>
-        <w:t>N</w:t>
-      </w:r>
-      <w:r>
-        <w:t>úmero de reseñas (</w:t>
+        <w:rPr>
+          <w:rFonts w:ascii="Calibri" w:hAnsi="Calibri" w:cs="Calibri"/>
+          <w:sz w:val="20"/>
+          <w:szCs w:val="20"/>
+        </w:rPr>
+      </w:pPr>
+      <w:r>
+        <w:rPr>
+          <w:rFonts w:ascii="Calibri" w:hAnsi="Calibri" w:cs="Calibri"/>
+          <w:sz w:val="20"/>
+          <w:szCs w:val="20"/>
+        </w:rPr>
+        <w:t>Número de reseñas (</w:t>
       </w:r>
       <w:proofErr w:type="spellStart"/>
       <w:r>
+        <w:rPr>
+          <w:rFonts w:ascii="Calibri" w:hAnsi="Calibri" w:cs="Calibri"/>
+          <w:sz w:val="20"/>
+          <w:szCs w:val="20"/>
+        </w:rPr>
         <w:t>number_of_reviews</w:t>
       </w:r>
       <w:proofErr w:type="spellEnd"/>
       <w:r>
+        <w:rPr>
+          <w:rFonts w:ascii="Calibri" w:hAnsi="Calibri" w:cs="Calibri"/>
+          <w:sz w:val="20"/>
+          <w:szCs w:val="20"/>
+        </w:rPr>
         <w:t>)</w:t>
       </w:r>
     </w:p>
@@ -169,16 +2524,36 @@
           <w:numId w:val="1"/>
         </w:numPr>
         <w:jc w:val="both"/>
-      </w:pPr>
-      <w:r>
+        <w:rPr>
+          <w:rFonts w:ascii="Calibri" w:hAnsi="Calibri" w:cs="Calibri"/>
+          <w:sz w:val="20"/>
+          <w:szCs w:val="20"/>
+        </w:rPr>
+      </w:pPr>
+      <w:r>
+        <w:rPr>
+          <w:rFonts w:ascii="Calibri" w:hAnsi="Calibri" w:cs="Calibri"/>
+          <w:sz w:val="20"/>
+          <w:szCs w:val="20"/>
+        </w:rPr>
         <w:t>Valoración media de las reseñas (</w:t>
       </w:r>
       <w:proofErr w:type="spellStart"/>
       <w:r>
+        <w:rPr>
+          <w:rFonts w:ascii="Calibri" w:hAnsi="Calibri" w:cs="Calibri"/>
+          <w:sz w:val="20"/>
+          <w:szCs w:val="20"/>
+        </w:rPr>
         <w:t>review_scores_rating</w:t>
       </w:r>
       <w:proofErr w:type="spellEnd"/>
       <w:r>
+        <w:rPr>
+          <w:rFonts w:ascii="Calibri" w:hAnsi="Calibri" w:cs="Calibri"/>
+          <w:sz w:val="20"/>
+          <w:szCs w:val="20"/>
+        </w:rPr>
         <w:t>)</w:t>
       </w:r>
     </w:p>
@@ -190,43 +2565,91 @@
           <w:numId w:val="1"/>
         </w:numPr>
         <w:jc w:val="both"/>
-      </w:pPr>
-      <w:r>
-        <w:t>D</w:t>
-      </w:r>
-      <w:r>
-        <w:t>isponibilidad anual (availability_365)</w:t>
-      </w:r>
-    </w:p>
-    <w:p>
-      <w:pPr>
-        <w:jc w:val="both"/>
-      </w:pPr>
-      <w:r>
+        <w:rPr>
+          <w:rFonts w:ascii="Calibri" w:hAnsi="Calibri" w:cs="Calibri"/>
+          <w:sz w:val="20"/>
+          <w:szCs w:val="20"/>
+        </w:rPr>
+      </w:pPr>
+      <w:r>
+        <w:rPr>
+          <w:rFonts w:ascii="Calibri" w:hAnsi="Calibri" w:cs="Calibri"/>
+          <w:sz w:val="20"/>
+          <w:szCs w:val="20"/>
+        </w:rPr>
+        <w:t>Disponibilidad anual (availability_365)</w:t>
+      </w:r>
+    </w:p>
+    <w:p>
+      <w:pPr>
+        <w:jc w:val="both"/>
+        <w:rPr>
+          <w:rFonts w:ascii="Calibri" w:hAnsi="Calibri" w:cs="Calibri"/>
+          <w:sz w:val="20"/>
+          <w:szCs w:val="20"/>
+        </w:rPr>
+      </w:pPr>
+      <w:r>
+        <w:rPr>
+          <w:rFonts w:ascii="Calibri" w:hAnsi="Calibri" w:cs="Calibri"/>
+          <w:sz w:val="20"/>
+          <w:szCs w:val="20"/>
+        </w:rPr>
+        <w:lastRenderedPageBreak/>
         <w:t>Compararemos el Centro con los dos siguientes barrios más relevantes (Este y Carretera de Cádiz) para ver si la diferencia es estructural o puntual.</w:t>
       </w:r>
     </w:p>
     <w:p>
       <w:pPr>
         <w:jc w:val="both"/>
-      </w:pPr>
-      <w:r>
+        <w:rPr>
+          <w:rFonts w:ascii="Calibri" w:hAnsi="Calibri" w:cs="Calibri"/>
+          <w:sz w:val="20"/>
+          <w:szCs w:val="20"/>
+        </w:rPr>
+      </w:pPr>
+      <w:r>
+        <w:rPr>
+          <w:rFonts w:ascii="Calibri" w:hAnsi="Calibri" w:cs="Calibri"/>
+          <w:sz w:val="20"/>
+          <w:szCs w:val="20"/>
+        </w:rPr>
         <w:t>Si la hipótesis no se confirma:</w:t>
       </w:r>
     </w:p>
     <w:p>
       <w:pPr>
         <w:jc w:val="both"/>
-      </w:pPr>
-      <w:r>
+        <w:rPr>
+          <w:rFonts w:ascii="Calibri" w:hAnsi="Calibri" w:cs="Calibri"/>
+          <w:sz w:val="20"/>
+          <w:szCs w:val="20"/>
+        </w:rPr>
+      </w:pPr>
+      <w:r>
+        <w:rPr>
+          <w:rFonts w:ascii="Calibri" w:hAnsi="Calibri" w:cs="Calibri"/>
+          <w:sz w:val="20"/>
+          <w:szCs w:val="20"/>
+        </w:rPr>
         <w:t>Identificaremos qué barrios presentan un precio medio superior al del Centro, aplicando un umbral mínimo de alojamientos para evitar sesgos (por ejemplo, &gt;200 alojamientos).</w:t>
       </w:r>
     </w:p>
     <w:p>
       <w:pPr>
         <w:jc w:val="both"/>
-      </w:pPr>
-      <w:r>
+        <w:rPr>
+          <w:rFonts w:ascii="Calibri" w:hAnsi="Calibri" w:cs="Calibri"/>
+          <w:sz w:val="20"/>
+          <w:szCs w:val="20"/>
+        </w:rPr>
+      </w:pPr>
+      <w:r>
+        <w:rPr>
+          <w:rFonts w:ascii="Calibri" w:hAnsi="Calibri" w:cs="Calibri"/>
+          <w:sz w:val="20"/>
+          <w:szCs w:val="20"/>
+        </w:rPr>
         <w:t>Analizaremos cuáles son los factores que explican los precios más altos en esos barrios:</w:t>
       </w:r>
     </w:p>
@@ -238,8 +2661,18 @@
           <w:numId w:val="1"/>
         </w:numPr>
         <w:jc w:val="both"/>
-      </w:pPr>
-      <w:r>
+        <w:rPr>
+          <w:rFonts w:ascii="Calibri" w:hAnsi="Calibri" w:cs="Calibri"/>
+          <w:sz w:val="20"/>
+          <w:szCs w:val="20"/>
+        </w:rPr>
+      </w:pPr>
+      <w:r>
+        <w:rPr>
+          <w:rFonts w:ascii="Calibri" w:hAnsi="Calibri" w:cs="Calibri"/>
+          <w:sz w:val="20"/>
+          <w:szCs w:val="20"/>
+        </w:rPr>
         <w:t>Precio medio por persona (precio / capacidad del alojamiento)</w:t>
       </w:r>
     </w:p>
@@ -251,8 +2684,18 @@
           <w:numId w:val="1"/>
         </w:numPr>
         <w:jc w:val="both"/>
-      </w:pPr>
-      <w:r>
+        <w:rPr>
+          <w:rFonts w:ascii="Calibri" w:hAnsi="Calibri" w:cs="Calibri"/>
+          <w:sz w:val="20"/>
+          <w:szCs w:val="20"/>
+        </w:rPr>
+      </w:pPr>
+      <w:r>
+        <w:rPr>
+          <w:rFonts w:ascii="Calibri" w:hAnsi="Calibri" w:cs="Calibri"/>
+          <w:sz w:val="20"/>
+          <w:szCs w:val="20"/>
+        </w:rPr>
         <w:t>Tipo de habitación predominante</w:t>
       </w:r>
     </w:p>
@@ -264,8 +2707,18 @@
           <w:numId w:val="1"/>
         </w:numPr>
         <w:jc w:val="both"/>
-      </w:pPr>
-      <w:r>
+        <w:rPr>
+          <w:rFonts w:ascii="Calibri" w:hAnsi="Calibri" w:cs="Calibri"/>
+          <w:sz w:val="20"/>
+          <w:szCs w:val="20"/>
+        </w:rPr>
+      </w:pPr>
+      <w:r>
+        <w:rPr>
+          <w:rFonts w:ascii="Calibri" w:hAnsi="Calibri" w:cs="Calibri"/>
+          <w:sz w:val="20"/>
+          <w:szCs w:val="20"/>
+        </w:rPr>
         <w:t>Capacidad típica del alojamiento</w:t>
       </w:r>
     </w:p>
@@ -277,8 +2730,18 @@
           <w:numId w:val="1"/>
         </w:numPr>
         <w:jc w:val="both"/>
-      </w:pPr>
-      <w:r>
+        <w:rPr>
+          <w:rFonts w:ascii="Calibri" w:hAnsi="Calibri" w:cs="Calibri"/>
+          <w:sz w:val="20"/>
+          <w:szCs w:val="20"/>
+        </w:rPr>
+      </w:pPr>
+      <w:r>
+        <w:rPr>
+          <w:rFonts w:ascii="Calibri" w:hAnsi="Calibri" w:cs="Calibri"/>
+          <w:sz w:val="20"/>
+          <w:szCs w:val="20"/>
+        </w:rPr>
         <w:t>Número de reseñas y valor de las reseñas</w:t>
       </w:r>
     </w:p>
@@ -290,16 +2753,36 @@
           <w:numId w:val="1"/>
         </w:numPr>
         <w:jc w:val="both"/>
-      </w:pPr>
-      <w:r>
+        <w:rPr>
+          <w:rFonts w:ascii="Calibri" w:hAnsi="Calibri" w:cs="Calibri"/>
+          <w:sz w:val="20"/>
+          <w:szCs w:val="20"/>
+        </w:rPr>
+      </w:pPr>
+      <w:r>
+        <w:rPr>
+          <w:rFonts w:ascii="Calibri" w:hAnsi="Calibri" w:cs="Calibri"/>
+          <w:sz w:val="20"/>
+          <w:szCs w:val="20"/>
+        </w:rPr>
         <w:t>Disponibilidad anual (availability_365)</w:t>
       </w:r>
     </w:p>
     <w:p>
       <w:pPr>
         <w:jc w:val="both"/>
-      </w:pPr>
-      <w:r>
+        <w:rPr>
+          <w:rFonts w:ascii="Calibri" w:hAnsi="Calibri" w:cs="Calibri"/>
+          <w:sz w:val="20"/>
+          <w:szCs w:val="20"/>
+        </w:rPr>
+      </w:pPr>
+      <w:r>
+        <w:rPr>
+          <w:rFonts w:ascii="Calibri" w:hAnsi="Calibri" w:cs="Calibri"/>
+          <w:sz w:val="20"/>
+          <w:szCs w:val="20"/>
+        </w:rPr>
         <w:t>Compararemos entre sí los barrios más caros que el Centro para determinar si:</w:t>
       </w:r>
     </w:p>
@@ -311,8 +2794,18 @@
           <w:numId w:val="1"/>
         </w:numPr>
         <w:jc w:val="both"/>
-      </w:pPr>
-      <w:r>
+        <w:rPr>
+          <w:rFonts w:ascii="Calibri" w:hAnsi="Calibri" w:cs="Calibri"/>
+          <w:sz w:val="20"/>
+          <w:szCs w:val="20"/>
+        </w:rPr>
+      </w:pPr>
+      <w:r>
+        <w:rPr>
+          <w:rFonts w:ascii="Calibri" w:hAnsi="Calibri" w:cs="Calibri"/>
+          <w:sz w:val="20"/>
+          <w:szCs w:val="20"/>
+        </w:rPr>
         <w:t>El precio elevado se debe a alojamientos de mayor capacidad</w:t>
       </w:r>
     </w:p>
@@ -324,8 +2817,18 @@
           <w:numId w:val="1"/>
         </w:numPr>
         <w:jc w:val="both"/>
-      </w:pPr>
-      <w:r>
+        <w:rPr>
+          <w:rFonts w:ascii="Calibri" w:hAnsi="Calibri" w:cs="Calibri"/>
+          <w:sz w:val="20"/>
+          <w:szCs w:val="20"/>
+        </w:rPr>
+      </w:pPr>
+      <w:r>
+        <w:rPr>
+          <w:rFonts w:ascii="Calibri" w:hAnsi="Calibri" w:cs="Calibri"/>
+          <w:sz w:val="20"/>
+          <w:szCs w:val="20"/>
+        </w:rPr>
         <w:t>Predominan tipos de alojamiento más costosos</w:t>
       </w:r>
     </w:p>
@@ -337,34 +2840,49 @@
           <w:numId w:val="1"/>
         </w:numPr>
         <w:jc w:val="both"/>
-      </w:pPr>
-      <w:r>
-        <w:t>La diferencia de precio es estructural o depende de características específi</w:t>
-      </w:r>
-      <w:r>
-        <w:t>c</w:t>
-      </w:r>
-      <w:r>
-        <w:t>as de cada barrio</w:t>
-      </w:r>
-    </w:p>
-    <w:p>
-      <w:pPr>
-        <w:jc w:val="both"/>
-      </w:pPr>
-    </w:p>
-    <w:p>
-      <w:pPr>
-        <w:jc w:val="both"/>
-        <w:rPr>
+        <w:rPr>
+          <w:rFonts w:ascii="Calibri" w:hAnsi="Calibri" w:cs="Calibri"/>
+          <w:sz w:val="20"/>
+          <w:szCs w:val="20"/>
+        </w:rPr>
+      </w:pPr>
+      <w:r>
+        <w:rPr>
+          <w:rFonts w:ascii="Calibri" w:hAnsi="Calibri" w:cs="Calibri"/>
+          <w:sz w:val="20"/>
+          <w:szCs w:val="20"/>
+        </w:rPr>
+        <w:t>La diferencia de precio es estructural o depende de características específicas de cada barrio</w:t>
+      </w:r>
+    </w:p>
+    <w:p>
+      <w:pPr>
+        <w:jc w:val="both"/>
+        <w:rPr>
+          <w:rFonts w:ascii="Calibri" w:hAnsi="Calibri" w:cs="Calibri"/>
+          <w:sz w:val="20"/>
+          <w:szCs w:val="20"/>
+        </w:rPr>
+      </w:pPr>
+    </w:p>
+    <w:p>
+      <w:pPr>
+        <w:jc w:val="both"/>
+        <w:rPr>
+          <w:rFonts w:ascii="Calibri" w:hAnsi="Calibri" w:cs="Calibri"/>
           <w:b/>
           <w:bCs/>
-        </w:rPr>
-      </w:pPr>
-      <w:r>
-        <w:rPr>
+          <w:sz w:val="20"/>
+          <w:szCs w:val="20"/>
+        </w:rPr>
+      </w:pPr>
+      <w:r>
+        <w:rPr>
+          <w:rFonts w:ascii="Calibri" w:hAnsi="Calibri" w:cs="Calibri"/>
           <w:b/>
           <w:bCs/>
+          <w:sz w:val="20"/>
+          <w:szCs w:val="20"/>
         </w:rPr>
         <w:t>ANÁLISIS</w:t>
       </w:r>
@@ -372,25 +2890,39 @@
     <w:p>
       <w:pPr>
         <w:jc w:val="both"/>
-      </w:pPr>
-      <w:r>
+        <w:rPr>
+          <w:rFonts w:ascii="Calibri" w:hAnsi="Calibri" w:cs="Calibri"/>
+          <w:sz w:val="20"/>
+          <w:szCs w:val="20"/>
+        </w:rPr>
+      </w:pPr>
+      <w:r>
+        <w:rPr>
+          <w:rFonts w:ascii="Calibri" w:hAnsi="Calibri" w:cs="Calibri"/>
+          <w:sz w:val="20"/>
+          <w:szCs w:val="20"/>
+        </w:rPr>
         <w:t xml:space="preserve">Para iniciar el análisis de la hipótesis, se realizó una exploración descriptiva del </w:t>
       </w:r>
       <w:proofErr w:type="spellStart"/>
       <w:r>
         <w:rPr>
+          <w:rFonts w:ascii="Calibri" w:hAnsi="Calibri" w:cs="Calibri"/>
           <w:i/>
           <w:iCs/>
+          <w:sz w:val="20"/>
+          <w:szCs w:val="20"/>
         </w:rPr>
         <w:t>dataframe</w:t>
       </w:r>
       <w:proofErr w:type="spellEnd"/>
       <w:r>
-        <w:t xml:space="preserve"> completo con el objetivo de identificar qué variables resultaban relevantes para el estudio. En primer lugar, se llevó a cabo una contabilidad del número de alojamientos disponibles en cada barrio, lo que permitió conocer el peso relativo de cada zona dentro del conjunto de datos. A continuación, se calculó el precio medio por barrio y se ordenaron los resultados de forma descendente según dicho valor. Esta primera aproximación ofrece una visión general de cómo se distribuyen los precios en la ciudad y permite detectar, desde </w:t>
-      </w:r>
-      <w:r>
-        <w:lastRenderedPageBreak/>
-        <w:t>una perspectiva preliminar, qué barrios presentan un coste medio más elevado, información esencial para evaluar la validez de la hipótesis planteada.</w:t>
+        <w:rPr>
+          <w:rFonts w:ascii="Calibri" w:hAnsi="Calibri" w:cs="Calibri"/>
+          <w:sz w:val="20"/>
+          <w:szCs w:val="20"/>
+        </w:rPr>
+        <w:t xml:space="preserve"> completo con el objetivo de identificar qué variables resultaban relevantes para el estudio. En primer lugar, se llevó a cabo una contabilidad del número de alojamientos disponibles en cada barrio, lo que permitió conocer el peso relativo de cada zona dentro del conjunto de datos. A continuación, se calculó el precio medio por barrio y se ordenaron los resultados de forma descendente según dicho valor. Esta primera aproximación ofrece una visión general de cómo se distribuyen los precios en la ciudad y permite detectar, desde una perspectiva preliminar, qué barrios presentan un coste medio más elevado, información esencial para evaluar la validez de la hipótesis planteada.</w:t>
       </w:r>
     </w:p>
     <w:tbl>
@@ -412,14 +2944,20 @@
           <w:p>
             <w:pPr>
               <w:rPr>
+                <w:rFonts w:ascii="Calibri" w:hAnsi="Calibri" w:cs="Calibri"/>
                 <w:b/>
                 <w:bCs/>
+                <w:sz w:val="20"/>
+                <w:szCs w:val="20"/>
               </w:rPr>
             </w:pPr>
             <w:r>
               <w:rPr>
+                <w:rFonts w:ascii="Calibri" w:hAnsi="Calibri" w:cs="Calibri"/>
                 <w:b/>
                 <w:bCs/>
+                <w:sz w:val="20"/>
+                <w:szCs w:val="20"/>
               </w:rPr>
               <w:t>Barrio</w:t>
             </w:r>
@@ -433,23 +2971,32 @@
             <w:pPr>
               <w:jc w:val="center"/>
               <w:rPr>
+                <w:rFonts w:ascii="Calibri" w:hAnsi="Calibri" w:cs="Calibri"/>
                 <w:b/>
                 <w:bCs/>
+                <w:sz w:val="20"/>
+                <w:szCs w:val="20"/>
               </w:rPr>
             </w:pPr>
             <w:proofErr w:type="gramStart"/>
             <w:r>
               <w:rPr>
+                <w:rFonts w:ascii="Calibri" w:hAnsi="Calibri" w:cs="Calibri"/>
                 <w:b/>
                 <w:bCs/>
+                <w:sz w:val="20"/>
+                <w:szCs w:val="20"/>
               </w:rPr>
               <w:t>Total</w:t>
             </w:r>
             <w:proofErr w:type="gramEnd"/>
             <w:r>
               <w:rPr>
+                <w:rFonts w:ascii="Calibri" w:hAnsi="Calibri" w:cs="Calibri"/>
                 <w:b/>
                 <w:bCs/>
+                <w:sz w:val="20"/>
+                <w:szCs w:val="20"/>
               </w:rPr>
               <w:t xml:space="preserve"> Alojamientos</w:t>
             </w:r>
@@ -463,14 +3010,20 @@
             <w:pPr>
               <w:jc w:val="center"/>
               <w:rPr>
+                <w:rFonts w:ascii="Calibri" w:hAnsi="Calibri" w:cs="Calibri"/>
                 <w:b/>
                 <w:bCs/>
+                <w:sz w:val="20"/>
+                <w:szCs w:val="20"/>
               </w:rPr>
             </w:pPr>
             <w:r>
               <w:rPr>
+                <w:rFonts w:ascii="Calibri" w:hAnsi="Calibri" w:cs="Calibri"/>
                 <w:b/>
                 <w:bCs/>
+                <w:sz w:val="20"/>
+                <w:szCs w:val="20"/>
               </w:rPr>
               <w:t>Precio medio (€)</w:t>
             </w:r>
@@ -485,16 +3038,22 @@
           <w:p>
             <w:pPr>
               <w:rPr>
+                <w:rFonts w:ascii="Calibri" w:hAnsi="Calibri" w:cs="Calibri"/>
                 <w:b/>
                 <w:bCs/>
                 <w:color w:val="EE0000"/>
+                <w:sz w:val="20"/>
+                <w:szCs w:val="20"/>
               </w:rPr>
             </w:pPr>
             <w:r>
               <w:rPr>
+                <w:rFonts w:ascii="Calibri" w:hAnsi="Calibri" w:cs="Calibri"/>
                 <w:b/>
                 <w:bCs/>
                 <w:color w:val="EE0000"/>
+                <w:sz w:val="20"/>
+                <w:szCs w:val="20"/>
               </w:rPr>
               <w:t>Campanillas</w:t>
             </w:r>
@@ -508,16 +3067,22 @@
             <w:pPr>
               <w:jc w:val="center"/>
               <w:rPr>
+                <w:rFonts w:ascii="Calibri" w:hAnsi="Calibri" w:cs="Calibri"/>
                 <w:b/>
                 <w:bCs/>
                 <w:color w:val="EE0000"/>
+                <w:sz w:val="20"/>
+                <w:szCs w:val="20"/>
               </w:rPr>
             </w:pPr>
             <w:r>
               <w:rPr>
+                <w:rFonts w:ascii="Calibri" w:hAnsi="Calibri" w:cs="Calibri"/>
                 <w:b/>
                 <w:bCs/>
                 <w:color w:val="EE0000"/>
+                <w:sz w:val="20"/>
+                <w:szCs w:val="20"/>
               </w:rPr>
               <w:t>19</w:t>
             </w:r>
@@ -531,16 +3096,22 @@
             <w:pPr>
               <w:jc w:val="center"/>
               <w:rPr>
+                <w:rFonts w:ascii="Calibri" w:hAnsi="Calibri" w:cs="Calibri"/>
                 <w:b/>
                 <w:bCs/>
                 <w:color w:val="EE0000"/>
+                <w:sz w:val="20"/>
+                <w:szCs w:val="20"/>
               </w:rPr>
             </w:pPr>
             <w:r>
               <w:rPr>
+                <w:rFonts w:ascii="Calibri" w:hAnsi="Calibri" w:cs="Calibri"/>
                 <w:b/>
                 <w:bCs/>
                 <w:color w:val="EE0000"/>
+                <w:sz w:val="20"/>
+                <w:szCs w:val="20"/>
               </w:rPr>
               <w:t>2989.21</w:t>
             </w:r>
@@ -553,7 +3124,19 @@
             <w:tcW w:w="2831" w:type="dxa"/>
           </w:tcPr>
           <w:p>
+            <w:pPr>
+              <w:rPr>
+                <w:rFonts w:ascii="Calibri" w:hAnsi="Calibri" w:cs="Calibri"/>
+                <w:sz w:val="20"/>
+                <w:szCs w:val="20"/>
+              </w:rPr>
+            </w:pPr>
             <w:r>
+              <w:rPr>
+                <w:rFonts w:ascii="Calibri" w:hAnsi="Calibri" w:cs="Calibri"/>
+                <w:sz w:val="20"/>
+                <w:szCs w:val="20"/>
+              </w:rPr>
               <w:t>Churriana</w:t>
             </w:r>
           </w:p>
@@ -565,8 +3148,18 @@
           <w:p>
             <w:pPr>
               <w:jc w:val="center"/>
+              <w:rPr>
+                <w:rFonts w:ascii="Calibri" w:hAnsi="Calibri" w:cs="Calibri"/>
+                <w:sz w:val="20"/>
+                <w:szCs w:val="20"/>
+              </w:rPr>
             </w:pPr>
             <w:r>
+              <w:rPr>
+                <w:rFonts w:ascii="Calibri" w:hAnsi="Calibri" w:cs="Calibri"/>
+                <w:sz w:val="20"/>
+                <w:szCs w:val="20"/>
+              </w:rPr>
               <w:t>110</w:t>
             </w:r>
           </w:p>
@@ -578,8 +3171,18 @@
           <w:p>
             <w:pPr>
               <w:jc w:val="center"/>
+              <w:rPr>
+                <w:rFonts w:ascii="Calibri" w:hAnsi="Calibri" w:cs="Calibri"/>
+                <w:sz w:val="20"/>
+                <w:szCs w:val="20"/>
+              </w:rPr>
             </w:pPr>
             <w:r>
+              <w:rPr>
+                <w:rFonts w:ascii="Calibri" w:hAnsi="Calibri" w:cs="Calibri"/>
+                <w:sz w:val="20"/>
+                <w:szCs w:val="20"/>
+              </w:rPr>
               <w:t>594.29</w:t>
             </w:r>
           </w:p>
@@ -591,7 +3194,19 @@
             <w:tcW w:w="2831" w:type="dxa"/>
           </w:tcPr>
           <w:p>
+            <w:pPr>
+              <w:rPr>
+                <w:rFonts w:ascii="Calibri" w:hAnsi="Calibri" w:cs="Calibri"/>
+                <w:sz w:val="20"/>
+                <w:szCs w:val="20"/>
+              </w:rPr>
+            </w:pPr>
             <w:r>
+              <w:rPr>
+                <w:rFonts w:ascii="Calibri" w:hAnsi="Calibri" w:cs="Calibri"/>
+                <w:sz w:val="20"/>
+                <w:szCs w:val="20"/>
+              </w:rPr>
               <w:t>Puerto de la Torre</w:t>
             </w:r>
           </w:p>
@@ -603,8 +3218,18 @@
           <w:p>
             <w:pPr>
               <w:jc w:val="center"/>
+              <w:rPr>
+                <w:rFonts w:ascii="Calibri" w:hAnsi="Calibri" w:cs="Calibri"/>
+                <w:sz w:val="20"/>
+                <w:szCs w:val="20"/>
+              </w:rPr>
             </w:pPr>
             <w:r>
+              <w:rPr>
+                <w:rFonts w:ascii="Calibri" w:hAnsi="Calibri" w:cs="Calibri"/>
+                <w:sz w:val="20"/>
+                <w:szCs w:val="20"/>
+              </w:rPr>
               <w:t>29</w:t>
             </w:r>
           </w:p>
@@ -616,8 +3241,18 @@
           <w:p>
             <w:pPr>
               <w:jc w:val="center"/>
+              <w:rPr>
+                <w:rFonts w:ascii="Calibri" w:hAnsi="Calibri" w:cs="Calibri"/>
+                <w:sz w:val="20"/>
+                <w:szCs w:val="20"/>
+              </w:rPr>
             </w:pPr>
             <w:r>
+              <w:rPr>
+                <w:rFonts w:ascii="Calibri" w:hAnsi="Calibri" w:cs="Calibri"/>
+                <w:sz w:val="20"/>
+                <w:szCs w:val="20"/>
+              </w:rPr>
               <w:t>444.93</w:t>
             </w:r>
           </w:p>
@@ -629,7 +3264,19 @@
             <w:tcW w:w="2831" w:type="dxa"/>
           </w:tcPr>
           <w:p>
+            <w:pPr>
+              <w:rPr>
+                <w:rFonts w:ascii="Calibri" w:hAnsi="Calibri" w:cs="Calibri"/>
+                <w:sz w:val="20"/>
+                <w:szCs w:val="20"/>
+              </w:rPr>
+            </w:pPr>
             <w:r>
+              <w:rPr>
+                <w:rFonts w:ascii="Calibri" w:hAnsi="Calibri" w:cs="Calibri"/>
+                <w:sz w:val="20"/>
+                <w:szCs w:val="20"/>
+              </w:rPr>
               <w:t>Este</w:t>
             </w:r>
           </w:p>
@@ -641,8 +3288,18 @@
           <w:p>
             <w:pPr>
               <w:jc w:val="center"/>
+              <w:rPr>
+                <w:rFonts w:ascii="Calibri" w:hAnsi="Calibri" w:cs="Calibri"/>
+                <w:sz w:val="20"/>
+                <w:szCs w:val="20"/>
+              </w:rPr>
             </w:pPr>
             <w:r>
+              <w:rPr>
+                <w:rFonts w:ascii="Calibri" w:hAnsi="Calibri" w:cs="Calibri"/>
+                <w:sz w:val="20"/>
+                <w:szCs w:val="20"/>
+              </w:rPr>
               <w:t>689</w:t>
             </w:r>
           </w:p>
@@ -654,8 +3311,18 @@
           <w:p>
             <w:pPr>
               <w:jc w:val="center"/>
+              <w:rPr>
+                <w:rFonts w:ascii="Calibri" w:hAnsi="Calibri" w:cs="Calibri"/>
+                <w:sz w:val="20"/>
+                <w:szCs w:val="20"/>
+              </w:rPr>
             </w:pPr>
             <w:r>
+              <w:rPr>
+                <w:rFonts w:ascii="Calibri" w:hAnsi="Calibri" w:cs="Calibri"/>
+                <w:sz w:val="20"/>
+                <w:szCs w:val="20"/>
+              </w:rPr>
               <w:t>310.22</w:t>
             </w:r>
           </w:p>
@@ -667,7 +3334,19 @@
             <w:tcW w:w="2831" w:type="dxa"/>
           </w:tcPr>
           <w:p>
+            <w:pPr>
+              <w:rPr>
+                <w:rFonts w:ascii="Calibri" w:hAnsi="Calibri" w:cs="Calibri"/>
+                <w:sz w:val="20"/>
+                <w:szCs w:val="20"/>
+              </w:rPr>
+            </w:pPr>
             <w:r>
+              <w:rPr>
+                <w:rFonts w:ascii="Calibri" w:hAnsi="Calibri" w:cs="Calibri"/>
+                <w:sz w:val="20"/>
+                <w:szCs w:val="20"/>
+              </w:rPr>
               <w:t>Teatinos-Universidad</w:t>
             </w:r>
           </w:p>
@@ -679,8 +3358,18 @@
           <w:p>
             <w:pPr>
               <w:jc w:val="center"/>
+              <w:rPr>
+                <w:rFonts w:ascii="Calibri" w:hAnsi="Calibri" w:cs="Calibri"/>
+                <w:sz w:val="20"/>
+                <w:szCs w:val="20"/>
+              </w:rPr>
             </w:pPr>
             <w:r>
+              <w:rPr>
+                <w:rFonts w:ascii="Calibri" w:hAnsi="Calibri" w:cs="Calibri"/>
+                <w:sz w:val="20"/>
+                <w:szCs w:val="20"/>
+              </w:rPr>
               <w:t>47</w:t>
             </w:r>
           </w:p>
@@ -692,8 +3381,18 @@
           <w:p>
             <w:pPr>
               <w:jc w:val="center"/>
+              <w:rPr>
+                <w:rFonts w:ascii="Calibri" w:hAnsi="Calibri" w:cs="Calibri"/>
+                <w:sz w:val="20"/>
+                <w:szCs w:val="20"/>
+              </w:rPr>
             </w:pPr>
             <w:r>
+              <w:rPr>
+                <w:rFonts w:ascii="Calibri" w:hAnsi="Calibri" w:cs="Calibri"/>
+                <w:sz w:val="20"/>
+                <w:szCs w:val="20"/>
+              </w:rPr>
               <w:t>284.18</w:t>
             </w:r>
           </w:p>
@@ -705,7 +3404,19 @@
             <w:tcW w:w="2831" w:type="dxa"/>
           </w:tcPr>
           <w:p>
+            <w:pPr>
+              <w:rPr>
+                <w:rFonts w:ascii="Calibri" w:hAnsi="Calibri" w:cs="Calibri"/>
+                <w:sz w:val="20"/>
+                <w:szCs w:val="20"/>
+              </w:rPr>
+            </w:pPr>
             <w:r>
+              <w:rPr>
+                <w:rFonts w:ascii="Calibri" w:hAnsi="Calibri" w:cs="Calibri"/>
+                <w:sz w:val="20"/>
+                <w:szCs w:val="20"/>
+              </w:rPr>
               <w:t>Cruz de Humilladero</w:t>
             </w:r>
           </w:p>
@@ -717,8 +3428,18 @@
           <w:p>
             <w:pPr>
               <w:jc w:val="center"/>
+              <w:rPr>
+                <w:rFonts w:ascii="Calibri" w:hAnsi="Calibri" w:cs="Calibri"/>
+                <w:sz w:val="20"/>
+                <w:szCs w:val="20"/>
+              </w:rPr>
             </w:pPr>
             <w:r>
+              <w:rPr>
+                <w:rFonts w:ascii="Calibri" w:hAnsi="Calibri" w:cs="Calibri"/>
+                <w:sz w:val="20"/>
+                <w:szCs w:val="20"/>
+              </w:rPr>
               <w:t>294</w:t>
             </w:r>
           </w:p>
@@ -730,8 +3451,18 @@
           <w:p>
             <w:pPr>
               <w:jc w:val="center"/>
+              <w:rPr>
+                <w:rFonts w:ascii="Calibri" w:hAnsi="Calibri" w:cs="Calibri"/>
+                <w:sz w:val="20"/>
+                <w:szCs w:val="20"/>
+              </w:rPr>
             </w:pPr>
             <w:r>
+              <w:rPr>
+                <w:rFonts w:ascii="Calibri" w:hAnsi="Calibri" w:cs="Calibri"/>
+                <w:sz w:val="20"/>
+                <w:szCs w:val="20"/>
+              </w:rPr>
               <w:t>255.66</w:t>
             </w:r>
           </w:p>
@@ -743,7 +3474,19 @@
             <w:tcW w:w="2831" w:type="dxa"/>
           </w:tcPr>
           <w:p>
+            <w:pPr>
+              <w:rPr>
+                <w:rFonts w:ascii="Calibri" w:hAnsi="Calibri" w:cs="Calibri"/>
+                <w:sz w:val="20"/>
+                <w:szCs w:val="20"/>
+              </w:rPr>
+            </w:pPr>
             <w:r>
+              <w:rPr>
+                <w:rFonts w:ascii="Calibri" w:hAnsi="Calibri" w:cs="Calibri"/>
+                <w:sz w:val="20"/>
+                <w:szCs w:val="20"/>
+              </w:rPr>
               <w:t>Carretera de Cádiz</w:t>
             </w:r>
           </w:p>
@@ -755,8 +3498,18 @@
           <w:p>
             <w:pPr>
               <w:jc w:val="center"/>
+              <w:rPr>
+                <w:rFonts w:ascii="Calibri" w:hAnsi="Calibri" w:cs="Calibri"/>
+                <w:sz w:val="20"/>
+                <w:szCs w:val="20"/>
+              </w:rPr>
             </w:pPr>
             <w:r>
+              <w:rPr>
+                <w:rFonts w:ascii="Calibri" w:hAnsi="Calibri" w:cs="Calibri"/>
+                <w:sz w:val="20"/>
+                <w:szCs w:val="20"/>
+              </w:rPr>
               <w:t>666</w:t>
             </w:r>
           </w:p>
@@ -768,8 +3521,18 @@
           <w:p>
             <w:pPr>
               <w:jc w:val="center"/>
+              <w:rPr>
+                <w:rFonts w:ascii="Calibri" w:hAnsi="Calibri" w:cs="Calibri"/>
+                <w:sz w:val="20"/>
+                <w:szCs w:val="20"/>
+              </w:rPr>
             </w:pPr>
             <w:r>
+              <w:rPr>
+                <w:rFonts w:ascii="Calibri" w:hAnsi="Calibri" w:cs="Calibri"/>
+                <w:sz w:val="20"/>
+                <w:szCs w:val="20"/>
+              </w:rPr>
               <w:t>251.09</w:t>
             </w:r>
           </w:p>
@@ -783,16 +3546,22 @@
           <w:p>
             <w:pPr>
               <w:rPr>
+                <w:rFonts w:ascii="Calibri" w:hAnsi="Calibri" w:cs="Calibri"/>
                 <w:b/>
                 <w:bCs/>
                 <w:color w:val="EE0000"/>
+                <w:sz w:val="20"/>
+                <w:szCs w:val="20"/>
               </w:rPr>
             </w:pPr>
             <w:r>
               <w:rPr>
+                <w:rFonts w:ascii="Calibri" w:hAnsi="Calibri" w:cs="Calibri"/>
                 <w:b/>
                 <w:bCs/>
                 <w:color w:val="EE0000"/>
+                <w:sz w:val="20"/>
+                <w:szCs w:val="20"/>
               </w:rPr>
               <w:t>Centro</w:t>
             </w:r>
@@ -806,16 +3575,22 @@
             <w:pPr>
               <w:jc w:val="center"/>
               <w:rPr>
+                <w:rFonts w:ascii="Calibri" w:hAnsi="Calibri" w:cs="Calibri"/>
                 <w:b/>
                 <w:bCs/>
                 <w:color w:val="EE0000"/>
+                <w:sz w:val="20"/>
+                <w:szCs w:val="20"/>
               </w:rPr>
             </w:pPr>
             <w:r>
               <w:rPr>
+                <w:rFonts w:ascii="Calibri" w:hAnsi="Calibri" w:cs="Calibri"/>
                 <w:b/>
                 <w:bCs/>
                 <w:color w:val="EE0000"/>
+                <w:sz w:val="20"/>
+                <w:szCs w:val="20"/>
               </w:rPr>
               <w:t>4.615</w:t>
             </w:r>
@@ -829,16 +3604,22 @@
             <w:pPr>
               <w:jc w:val="center"/>
               <w:rPr>
+                <w:rFonts w:ascii="Calibri" w:hAnsi="Calibri" w:cs="Calibri"/>
                 <w:b/>
                 <w:bCs/>
                 <w:color w:val="EE0000"/>
+                <w:sz w:val="20"/>
+                <w:szCs w:val="20"/>
               </w:rPr>
             </w:pPr>
             <w:r>
               <w:rPr>
+                <w:rFonts w:ascii="Calibri" w:hAnsi="Calibri" w:cs="Calibri"/>
                 <w:b/>
                 <w:bCs/>
                 <w:color w:val="EE0000"/>
+                <w:sz w:val="20"/>
+                <w:szCs w:val="20"/>
               </w:rPr>
               <w:t>157.23</w:t>
             </w:r>
@@ -851,7 +3632,19 @@
             <w:tcW w:w="2831" w:type="dxa"/>
           </w:tcPr>
           <w:p>
+            <w:pPr>
+              <w:rPr>
+                <w:rFonts w:ascii="Calibri" w:hAnsi="Calibri" w:cs="Calibri"/>
+                <w:sz w:val="20"/>
+                <w:szCs w:val="20"/>
+              </w:rPr>
+            </w:pPr>
             <w:r>
+              <w:rPr>
+                <w:rFonts w:ascii="Calibri" w:hAnsi="Calibri" w:cs="Calibri"/>
+                <w:sz w:val="20"/>
+                <w:szCs w:val="20"/>
+              </w:rPr>
               <w:t>Palma-Palmilla</w:t>
             </w:r>
           </w:p>
@@ -863,8 +3656,18 @@
           <w:p>
             <w:pPr>
               <w:jc w:val="center"/>
+              <w:rPr>
+                <w:rFonts w:ascii="Calibri" w:hAnsi="Calibri" w:cs="Calibri"/>
+                <w:sz w:val="20"/>
+                <w:szCs w:val="20"/>
+              </w:rPr>
             </w:pPr>
             <w:r>
+              <w:rPr>
+                <w:rFonts w:ascii="Calibri" w:hAnsi="Calibri" w:cs="Calibri"/>
+                <w:sz w:val="20"/>
+                <w:szCs w:val="20"/>
+              </w:rPr>
               <w:t>123</w:t>
             </w:r>
           </w:p>
@@ -876,8 +3679,18 @@
           <w:p>
             <w:pPr>
               <w:jc w:val="center"/>
+              <w:rPr>
+                <w:rFonts w:ascii="Calibri" w:hAnsi="Calibri" w:cs="Calibri"/>
+                <w:sz w:val="20"/>
+                <w:szCs w:val="20"/>
+              </w:rPr>
             </w:pPr>
             <w:r>
+              <w:rPr>
+                <w:rFonts w:ascii="Calibri" w:hAnsi="Calibri" w:cs="Calibri"/>
+                <w:sz w:val="20"/>
+                <w:szCs w:val="20"/>
+              </w:rPr>
               <w:t>141.65</w:t>
             </w:r>
           </w:p>
@@ -889,7 +3702,19 @@
             <w:tcW w:w="2831" w:type="dxa"/>
           </w:tcPr>
           <w:p>
+            <w:pPr>
+              <w:rPr>
+                <w:rFonts w:ascii="Calibri" w:hAnsi="Calibri" w:cs="Calibri"/>
+                <w:sz w:val="20"/>
+                <w:szCs w:val="20"/>
+              </w:rPr>
+            </w:pPr>
             <w:r>
+              <w:rPr>
+                <w:rFonts w:ascii="Calibri" w:hAnsi="Calibri" w:cs="Calibri"/>
+                <w:sz w:val="20"/>
+                <w:szCs w:val="20"/>
+              </w:rPr>
               <w:t>Ciudad Jardín</w:t>
             </w:r>
           </w:p>
@@ -901,8 +3726,18 @@
           <w:p>
             <w:pPr>
               <w:jc w:val="center"/>
+              <w:rPr>
+                <w:rFonts w:ascii="Calibri" w:hAnsi="Calibri" w:cs="Calibri"/>
+                <w:sz w:val="20"/>
+                <w:szCs w:val="20"/>
+              </w:rPr>
             </w:pPr>
             <w:r>
+              <w:rPr>
+                <w:rFonts w:ascii="Calibri" w:hAnsi="Calibri" w:cs="Calibri"/>
+                <w:sz w:val="20"/>
+                <w:szCs w:val="20"/>
+              </w:rPr>
               <w:t>52</w:t>
             </w:r>
           </w:p>
@@ -914,8 +3749,18 @@
           <w:p>
             <w:pPr>
               <w:jc w:val="center"/>
+              <w:rPr>
+                <w:rFonts w:ascii="Calibri" w:hAnsi="Calibri" w:cs="Calibri"/>
+                <w:sz w:val="20"/>
+                <w:szCs w:val="20"/>
+              </w:rPr>
             </w:pPr>
             <w:r>
+              <w:rPr>
+                <w:rFonts w:ascii="Calibri" w:hAnsi="Calibri" w:cs="Calibri"/>
+                <w:sz w:val="20"/>
+                <w:szCs w:val="20"/>
+              </w:rPr>
               <w:t>113.13</w:t>
             </w:r>
           </w:p>
@@ -927,7 +3772,19 @@
             <w:tcW w:w="2831" w:type="dxa"/>
           </w:tcPr>
           <w:p>
+            <w:pPr>
+              <w:rPr>
+                <w:rFonts w:ascii="Calibri" w:hAnsi="Calibri" w:cs="Calibri"/>
+                <w:sz w:val="20"/>
+                <w:szCs w:val="20"/>
+              </w:rPr>
+            </w:pPr>
             <w:r>
+              <w:rPr>
+                <w:rFonts w:ascii="Calibri" w:hAnsi="Calibri" w:cs="Calibri"/>
+                <w:sz w:val="20"/>
+                <w:szCs w:val="20"/>
+              </w:rPr>
               <w:t>Bailen-Miraflores</w:t>
             </w:r>
           </w:p>
@@ -939,8 +3796,18 @@
           <w:p>
             <w:pPr>
               <w:jc w:val="center"/>
+              <w:rPr>
+                <w:rFonts w:ascii="Calibri" w:hAnsi="Calibri" w:cs="Calibri"/>
+                <w:sz w:val="20"/>
+                <w:szCs w:val="20"/>
+              </w:rPr>
             </w:pPr>
             <w:r>
+              <w:rPr>
+                <w:rFonts w:ascii="Calibri" w:hAnsi="Calibri" w:cs="Calibri"/>
+                <w:sz w:val="20"/>
+                <w:szCs w:val="20"/>
+              </w:rPr>
               <w:t>217</w:t>
             </w:r>
           </w:p>
@@ -952,8 +3819,18 @@
           <w:p>
             <w:pPr>
               <w:jc w:val="center"/>
+              <w:rPr>
+                <w:rFonts w:ascii="Calibri" w:hAnsi="Calibri" w:cs="Calibri"/>
+                <w:sz w:val="20"/>
+                <w:szCs w:val="20"/>
+              </w:rPr>
             </w:pPr>
             <w:r>
+              <w:rPr>
+                <w:rFonts w:ascii="Calibri" w:hAnsi="Calibri" w:cs="Calibri"/>
+                <w:sz w:val="20"/>
+                <w:szCs w:val="20"/>
+              </w:rPr>
               <w:t>73.59</w:t>
             </w:r>
           </w:p>
@@ -966,6 +3843,11 @@
           <w:tab w:val="left" w:pos="5136"/>
         </w:tabs>
         <w:jc w:val="both"/>
+        <w:rPr>
+          <w:rFonts w:ascii="Calibri" w:hAnsi="Calibri" w:cs="Calibri"/>
+          <w:sz w:val="20"/>
+          <w:szCs w:val="20"/>
+        </w:rPr>
       </w:pPr>
     </w:p>
     <w:p>
@@ -974,20 +3856,38 @@
           <w:tab w:val="left" w:pos="5136"/>
         </w:tabs>
         <w:jc w:val="both"/>
-      </w:pPr>
-      <w:r>
+        <w:rPr>
+          <w:rFonts w:ascii="Calibri" w:hAnsi="Calibri" w:cs="Calibri"/>
+          <w:sz w:val="20"/>
+          <w:szCs w:val="20"/>
+        </w:rPr>
+      </w:pPr>
+      <w:r>
+        <w:rPr>
+          <w:rFonts w:ascii="Calibri" w:hAnsi="Calibri" w:cs="Calibri"/>
+          <w:sz w:val="20"/>
+          <w:szCs w:val="20"/>
+        </w:rPr>
         <w:t xml:space="preserve">Al observar la tabla inicial, se aprecia la presencia de valores claramente desproporcionados en algunos barrios, especialmente en Campanillas, Churriana y Puerto de la Torre. Estos valores extremos corresponden a </w:t>
       </w:r>
       <w:proofErr w:type="spellStart"/>
       <w:r>
         <w:rPr>
+          <w:rFonts w:ascii="Calibri" w:hAnsi="Calibri" w:cs="Calibri"/>
           <w:i/>
           <w:iCs/>
+          <w:sz w:val="20"/>
+          <w:szCs w:val="20"/>
         </w:rPr>
         <w:t>outliers</w:t>
       </w:r>
       <w:proofErr w:type="spellEnd"/>
       <w:r>
+        <w:rPr>
+          <w:rFonts w:ascii="Calibri" w:hAnsi="Calibri" w:cs="Calibri"/>
+          <w:sz w:val="20"/>
+          <w:szCs w:val="20"/>
+        </w:rPr>
         <w:t xml:space="preserve"> que distorsionan de manera significativa el cálculo del precio medio por barrio, impidiendo una comparación realista entre zonas. Con el fin de obtener un análisis más fiable y homogéneo, se decidió eliminar dichos valores atípicos. Para ello, se aplicó un criterio basado en el percentil 0.99 del precio, excluyendo todos los alojamientos con importes superiores a 1.000 euros. Este filtrado afectó a un total de 69 alojamientos distribuidos por distintos barrios, permitiendo depurar el conjunto de datos y trabajar con una estructura de precios más representativa del mercado real.</w:t>
       </w:r>
     </w:p>
@@ -997,8 +3897,20 @@
           <w:tab w:val="left" w:pos="5136"/>
         </w:tabs>
         <w:jc w:val="center"/>
-      </w:pPr>
-      <w:r>
+        <w:rPr>
+          <w:rFonts w:ascii="Calibri" w:hAnsi="Calibri" w:cs="Calibri"/>
+          <w:sz w:val="20"/>
+          <w:szCs w:val="20"/>
+        </w:rPr>
+      </w:pPr>
+      <w:r>
+        <w:rPr>
+          <w:rFonts w:ascii="Calibri" w:hAnsi="Calibri" w:cs="Calibri"/>
+          <w:noProof/>
+          <w:sz w:val="20"/>
+          <w:szCs w:val="20"/>
+        </w:rPr>
+        <w:lastRenderedPageBreak/>
         <w:drawing>
           <wp:inline distT="0" distB="0" distL="0" distR="0" wp14:anchorId="0B26358A" wp14:editId="2D1C4146">
             <wp:extent cx="4038252" cy="3900542"/>
@@ -1042,29 +3954,36 @@
           <w:tab w:val="left" w:pos="5136"/>
         </w:tabs>
         <w:jc w:val="both"/>
-      </w:pPr>
-      <w:r>
-        <w:lastRenderedPageBreak/>
-        <w:t>Una vez eliminados los valores atípicos, se observa que la media de precios en varios barrios desciende de manera notable, reflejando una estructura mucho más coherente y representativa del mercado real. La depuración del conjunto de datos permite apreciar cómo algunos barrios que inicialmente aparecían con precios medios muy elevados</w:t>
-      </w:r>
-      <w:r>
-        <w:t xml:space="preserve">, </w:t>
-      </w:r>
-      <w:r>
-        <w:t>debido a la presencia de alojamientos extremadamente caros</w:t>
-      </w:r>
-      <w:r>
-        <w:t xml:space="preserve">, </w:t>
-      </w:r>
-      <w:r>
-        <w:t xml:space="preserve">pasan a situarse en rangos más acordes con el resto de la ciudad. Tras aplicar el filtrado, se obtienen los nuevos valores medios por barrio, que constituyen la base para un análisis comparativo más fiable y libre de distorsiones provocadas por los </w:t>
+        <w:rPr>
+          <w:rFonts w:ascii="Calibri" w:hAnsi="Calibri" w:cs="Calibri"/>
+          <w:sz w:val="20"/>
+          <w:szCs w:val="20"/>
+        </w:rPr>
+      </w:pPr>
+      <w:r>
+        <w:rPr>
+          <w:rFonts w:ascii="Calibri" w:hAnsi="Calibri" w:cs="Calibri"/>
+          <w:sz w:val="20"/>
+          <w:szCs w:val="20"/>
+        </w:rPr>
+        <w:t xml:space="preserve">Una vez eliminados los valores atípicos, se observa que la media de precios en varios barrios desciende de manera notable, reflejando una estructura mucho más coherente y representativa del mercado real. La depuración del conjunto de datos permite apreciar cómo algunos barrios que inicialmente aparecían con precios medios muy elevados, debido a la presencia de alojamientos extremadamente caros, pasan a situarse en rangos más acordes con el resto de la ciudad. Tras aplicar el filtrado, se obtienen los nuevos valores medios por barrio, que constituyen la base para un análisis comparativo más fiable y libre de distorsiones provocadas por los </w:t>
       </w:r>
       <w:proofErr w:type="spellStart"/>
       <w:r>
+        <w:rPr>
+          <w:rFonts w:ascii="Calibri" w:hAnsi="Calibri" w:cs="Calibri"/>
+          <w:sz w:val="20"/>
+          <w:szCs w:val="20"/>
+        </w:rPr>
         <w:t>outliers</w:t>
       </w:r>
       <w:proofErr w:type="spellEnd"/>
       <w:r>
+        <w:rPr>
+          <w:rFonts w:ascii="Calibri" w:hAnsi="Calibri" w:cs="Calibri"/>
+          <w:sz w:val="20"/>
+          <w:szCs w:val="20"/>
+        </w:rPr>
         <w:t>.</w:t>
       </w:r>
     </w:p>
@@ -1074,6 +3993,11 @@
           <w:tab w:val="left" w:pos="5136"/>
         </w:tabs>
         <w:jc w:val="both"/>
+        <w:rPr>
+          <w:rFonts w:ascii="Calibri" w:hAnsi="Calibri" w:cs="Calibri"/>
+          <w:sz w:val="20"/>
+          <w:szCs w:val="20"/>
+        </w:rPr>
       </w:pPr>
     </w:p>
     <w:tbl>
@@ -1096,14 +4020,20 @@
             <w:pPr>
               <w:jc w:val="center"/>
               <w:rPr>
+                <w:rFonts w:ascii="Calibri" w:hAnsi="Calibri" w:cs="Calibri"/>
                 <w:b/>
                 <w:bCs/>
+                <w:sz w:val="20"/>
+                <w:szCs w:val="20"/>
               </w:rPr>
             </w:pPr>
             <w:r>
               <w:rPr>
+                <w:rFonts w:ascii="Calibri" w:hAnsi="Calibri" w:cs="Calibri"/>
                 <w:b/>
                 <w:bCs/>
+                <w:sz w:val="20"/>
+                <w:szCs w:val="20"/>
               </w:rPr>
               <w:t>Barrio</w:t>
             </w:r>
@@ -1117,23 +4047,32 @@
             <w:pPr>
               <w:jc w:val="center"/>
               <w:rPr>
+                <w:rFonts w:ascii="Calibri" w:hAnsi="Calibri" w:cs="Calibri"/>
                 <w:b/>
                 <w:bCs/>
+                <w:sz w:val="20"/>
+                <w:szCs w:val="20"/>
               </w:rPr>
             </w:pPr>
             <w:proofErr w:type="gramStart"/>
             <w:r>
               <w:rPr>
+                <w:rFonts w:ascii="Calibri" w:hAnsi="Calibri" w:cs="Calibri"/>
                 <w:b/>
                 <w:bCs/>
+                <w:sz w:val="20"/>
+                <w:szCs w:val="20"/>
               </w:rPr>
               <w:t>Total</w:t>
             </w:r>
             <w:proofErr w:type="gramEnd"/>
             <w:r>
               <w:rPr>
+                <w:rFonts w:ascii="Calibri" w:hAnsi="Calibri" w:cs="Calibri"/>
                 <w:b/>
                 <w:bCs/>
+                <w:sz w:val="20"/>
+                <w:szCs w:val="20"/>
               </w:rPr>
               <w:t xml:space="preserve"> Alojamientos</w:t>
             </w:r>
@@ -1147,14 +4086,20 @@
             <w:pPr>
               <w:jc w:val="center"/>
               <w:rPr>
+                <w:rFonts w:ascii="Calibri" w:hAnsi="Calibri" w:cs="Calibri"/>
                 <w:b/>
                 <w:bCs/>
+                <w:sz w:val="20"/>
+                <w:szCs w:val="20"/>
               </w:rPr>
             </w:pPr>
             <w:r>
               <w:rPr>
+                <w:rFonts w:ascii="Calibri" w:hAnsi="Calibri" w:cs="Calibri"/>
                 <w:b/>
                 <w:bCs/>
+                <w:sz w:val="20"/>
+                <w:szCs w:val="20"/>
               </w:rPr>
               <w:t>Precio medio (€)</w:t>
             </w:r>
@@ -1167,7 +4112,19 @@
             <w:tcW w:w="2831" w:type="dxa"/>
           </w:tcPr>
           <w:p>
+            <w:pPr>
+              <w:rPr>
+                <w:rFonts w:ascii="Calibri" w:hAnsi="Calibri" w:cs="Calibri"/>
+                <w:sz w:val="20"/>
+                <w:szCs w:val="20"/>
+              </w:rPr>
+            </w:pPr>
             <w:r>
+              <w:rPr>
+                <w:rFonts w:ascii="Calibri" w:hAnsi="Calibri" w:cs="Calibri"/>
+                <w:sz w:val="20"/>
+                <w:szCs w:val="20"/>
+              </w:rPr>
               <w:t>Campanillas</w:t>
             </w:r>
           </w:p>
@@ -1179,8 +4136,18 @@
           <w:p>
             <w:pPr>
               <w:jc w:val="center"/>
+              <w:rPr>
+                <w:rFonts w:ascii="Calibri" w:hAnsi="Calibri" w:cs="Calibri"/>
+                <w:sz w:val="20"/>
+                <w:szCs w:val="20"/>
+              </w:rPr>
             </w:pPr>
             <w:r>
+              <w:rPr>
+                <w:rFonts w:ascii="Calibri" w:hAnsi="Calibri" w:cs="Calibri"/>
+                <w:sz w:val="20"/>
+                <w:szCs w:val="20"/>
+              </w:rPr>
               <w:t>13</w:t>
             </w:r>
           </w:p>
@@ -1192,8 +4159,18 @@
           <w:p>
             <w:pPr>
               <w:jc w:val="center"/>
+              <w:rPr>
+                <w:rFonts w:ascii="Calibri" w:hAnsi="Calibri" w:cs="Calibri"/>
+                <w:sz w:val="20"/>
+                <w:szCs w:val="20"/>
+              </w:rPr>
             </w:pPr>
             <w:r>
+              <w:rPr>
+                <w:rFonts w:ascii="Calibri" w:hAnsi="Calibri" w:cs="Calibri"/>
+                <w:sz w:val="20"/>
+                <w:szCs w:val="20"/>
+              </w:rPr>
               <w:t>204,00</w:t>
             </w:r>
           </w:p>
@@ -1205,7 +4182,19 @@
             <w:tcW w:w="2831" w:type="dxa"/>
           </w:tcPr>
           <w:p>
+            <w:pPr>
+              <w:rPr>
+                <w:rFonts w:ascii="Calibri" w:hAnsi="Calibri" w:cs="Calibri"/>
+                <w:sz w:val="20"/>
+                <w:szCs w:val="20"/>
+              </w:rPr>
+            </w:pPr>
             <w:r>
+              <w:rPr>
+                <w:rFonts w:ascii="Calibri" w:hAnsi="Calibri" w:cs="Calibri"/>
+                <w:sz w:val="20"/>
+                <w:szCs w:val="20"/>
+              </w:rPr>
               <w:t>Churriana</w:t>
             </w:r>
           </w:p>
@@ -1217,8 +4206,18 @@
           <w:p>
             <w:pPr>
               <w:jc w:val="center"/>
+              <w:rPr>
+                <w:rFonts w:ascii="Calibri" w:hAnsi="Calibri" w:cs="Calibri"/>
+                <w:sz w:val="20"/>
+                <w:szCs w:val="20"/>
+              </w:rPr>
             </w:pPr>
             <w:r>
+              <w:rPr>
+                <w:rFonts w:ascii="Calibri" w:hAnsi="Calibri" w:cs="Calibri"/>
+                <w:sz w:val="20"/>
+                <w:szCs w:val="20"/>
+              </w:rPr>
               <w:t>104</w:t>
             </w:r>
           </w:p>
@@ -1230,8 +4229,18 @@
           <w:p>
             <w:pPr>
               <w:jc w:val="center"/>
+              <w:rPr>
+                <w:rFonts w:ascii="Calibri" w:hAnsi="Calibri" w:cs="Calibri"/>
+                <w:sz w:val="20"/>
+                <w:szCs w:val="20"/>
+              </w:rPr>
             </w:pPr>
             <w:r>
+              <w:rPr>
+                <w:rFonts w:ascii="Calibri" w:hAnsi="Calibri" w:cs="Calibri"/>
+                <w:sz w:val="20"/>
+                <w:szCs w:val="20"/>
+              </w:rPr>
               <w:t>161.30</w:t>
             </w:r>
           </w:p>
@@ -1243,7 +4252,19 @@
             <w:tcW w:w="2831" w:type="dxa"/>
           </w:tcPr>
           <w:p>
+            <w:pPr>
+              <w:rPr>
+                <w:rFonts w:ascii="Calibri" w:hAnsi="Calibri" w:cs="Calibri"/>
+                <w:sz w:val="20"/>
+                <w:szCs w:val="20"/>
+              </w:rPr>
+            </w:pPr>
             <w:r>
+              <w:rPr>
+                <w:rFonts w:ascii="Calibri" w:hAnsi="Calibri" w:cs="Calibri"/>
+                <w:sz w:val="20"/>
+                <w:szCs w:val="20"/>
+              </w:rPr>
               <w:t>Palma-Palmilla</w:t>
             </w:r>
           </w:p>
@@ -1255,8 +4276,18 @@
           <w:p>
             <w:pPr>
               <w:jc w:val="center"/>
+              <w:rPr>
+                <w:rFonts w:ascii="Calibri" w:hAnsi="Calibri" w:cs="Calibri"/>
+                <w:sz w:val="20"/>
+                <w:szCs w:val="20"/>
+              </w:rPr>
             </w:pPr>
             <w:r>
+              <w:rPr>
+                <w:rFonts w:ascii="Calibri" w:hAnsi="Calibri" w:cs="Calibri"/>
+                <w:sz w:val="20"/>
+                <w:szCs w:val="20"/>
+              </w:rPr>
               <w:t>123</w:t>
             </w:r>
           </w:p>
@@ -1268,8 +4299,18 @@
           <w:p>
             <w:pPr>
               <w:jc w:val="center"/>
+              <w:rPr>
+                <w:rFonts w:ascii="Calibri" w:hAnsi="Calibri" w:cs="Calibri"/>
+                <w:sz w:val="20"/>
+                <w:szCs w:val="20"/>
+              </w:rPr>
             </w:pPr>
             <w:r>
+              <w:rPr>
+                <w:rFonts w:ascii="Calibri" w:hAnsi="Calibri" w:cs="Calibri"/>
+                <w:sz w:val="20"/>
+                <w:szCs w:val="20"/>
+              </w:rPr>
               <w:t>141.65</w:t>
             </w:r>
           </w:p>
@@ -1281,7 +4322,19 @@
             <w:tcW w:w="2831" w:type="dxa"/>
           </w:tcPr>
           <w:p>
+            <w:pPr>
+              <w:rPr>
+                <w:rFonts w:ascii="Calibri" w:hAnsi="Calibri" w:cs="Calibri"/>
+                <w:sz w:val="20"/>
+                <w:szCs w:val="20"/>
+              </w:rPr>
+            </w:pPr>
             <w:r>
+              <w:rPr>
+                <w:rFonts w:ascii="Calibri" w:hAnsi="Calibri" w:cs="Calibri"/>
+                <w:sz w:val="20"/>
+                <w:szCs w:val="20"/>
+              </w:rPr>
               <w:t>Puerto de la Torre</w:t>
             </w:r>
           </w:p>
@@ -1293,8 +4346,18 @@
           <w:p>
             <w:pPr>
               <w:jc w:val="center"/>
+              <w:rPr>
+                <w:rFonts w:ascii="Calibri" w:hAnsi="Calibri" w:cs="Calibri"/>
+                <w:sz w:val="20"/>
+                <w:szCs w:val="20"/>
+              </w:rPr>
             </w:pPr>
             <w:r>
+              <w:rPr>
+                <w:rFonts w:ascii="Calibri" w:hAnsi="Calibri" w:cs="Calibri"/>
+                <w:sz w:val="20"/>
+                <w:szCs w:val="20"/>
+              </w:rPr>
               <w:t>28</w:t>
             </w:r>
           </w:p>
@@ -1306,8 +4369,18 @@
           <w:p>
             <w:pPr>
               <w:jc w:val="center"/>
+              <w:rPr>
+                <w:rFonts w:ascii="Calibri" w:hAnsi="Calibri" w:cs="Calibri"/>
+                <w:sz w:val="20"/>
+                <w:szCs w:val="20"/>
+              </w:rPr>
             </w:pPr>
             <w:r>
+              <w:rPr>
+                <w:rFonts w:ascii="Calibri" w:hAnsi="Calibri" w:cs="Calibri"/>
+                <w:sz w:val="20"/>
+                <w:szCs w:val="20"/>
+              </w:rPr>
               <w:t>139.39</w:t>
             </w:r>
           </w:p>
@@ -1319,7 +4392,19 @@
             <w:tcW w:w="2831" w:type="dxa"/>
           </w:tcPr>
           <w:p>
+            <w:pPr>
+              <w:rPr>
+                <w:rFonts w:ascii="Calibri" w:hAnsi="Calibri" w:cs="Calibri"/>
+                <w:sz w:val="20"/>
+                <w:szCs w:val="20"/>
+              </w:rPr>
+            </w:pPr>
             <w:r>
+              <w:rPr>
+                <w:rFonts w:ascii="Calibri" w:hAnsi="Calibri" w:cs="Calibri"/>
+                <w:sz w:val="20"/>
+                <w:szCs w:val="20"/>
+              </w:rPr>
               <w:t>Este</w:t>
             </w:r>
           </w:p>
@@ -1331,8 +4416,18 @@
           <w:p>
             <w:pPr>
               <w:jc w:val="center"/>
+              <w:rPr>
+                <w:rFonts w:ascii="Calibri" w:hAnsi="Calibri" w:cs="Calibri"/>
+                <w:sz w:val="20"/>
+                <w:szCs w:val="20"/>
+              </w:rPr>
             </w:pPr>
             <w:r>
+              <w:rPr>
+                <w:rFonts w:ascii="Calibri" w:hAnsi="Calibri" w:cs="Calibri"/>
+                <w:sz w:val="20"/>
+                <w:szCs w:val="20"/>
+              </w:rPr>
               <w:t>671</w:t>
             </w:r>
           </w:p>
@@ -1344,8 +4439,18 @@
           <w:p>
             <w:pPr>
               <w:jc w:val="center"/>
+              <w:rPr>
+                <w:rFonts w:ascii="Calibri" w:hAnsi="Calibri" w:cs="Calibri"/>
+                <w:sz w:val="20"/>
+                <w:szCs w:val="20"/>
+              </w:rPr>
             </w:pPr>
             <w:r>
+              <w:rPr>
+                <w:rFonts w:ascii="Calibri" w:hAnsi="Calibri" w:cs="Calibri"/>
+                <w:sz w:val="20"/>
+                <w:szCs w:val="20"/>
+              </w:rPr>
               <w:t>137.89</w:t>
             </w:r>
           </w:p>
@@ -1357,7 +4462,19 @@
             <w:tcW w:w="2831" w:type="dxa"/>
           </w:tcPr>
           <w:p>
+            <w:pPr>
+              <w:rPr>
+                <w:rFonts w:ascii="Calibri" w:hAnsi="Calibri" w:cs="Calibri"/>
+                <w:sz w:val="20"/>
+                <w:szCs w:val="20"/>
+              </w:rPr>
+            </w:pPr>
             <w:r>
+              <w:rPr>
+                <w:rFonts w:ascii="Calibri" w:hAnsi="Calibri" w:cs="Calibri"/>
+                <w:sz w:val="20"/>
+                <w:szCs w:val="20"/>
+              </w:rPr>
               <w:t>Centro</w:t>
             </w:r>
           </w:p>
@@ -1369,8 +4486,18 @@
           <w:p>
             <w:pPr>
               <w:jc w:val="center"/>
+              <w:rPr>
+                <w:rFonts w:ascii="Calibri" w:hAnsi="Calibri" w:cs="Calibri"/>
+                <w:sz w:val="20"/>
+                <w:szCs w:val="20"/>
+              </w:rPr>
             </w:pPr>
             <w:r>
+              <w:rPr>
+                <w:rFonts w:ascii="Calibri" w:hAnsi="Calibri" w:cs="Calibri"/>
+                <w:sz w:val="20"/>
+                <w:szCs w:val="20"/>
+              </w:rPr>
               <w:t>4.596</w:t>
             </w:r>
           </w:p>
@@ -1382,8 +4509,18 @@
           <w:p>
             <w:pPr>
               <w:jc w:val="center"/>
+              <w:rPr>
+                <w:rFonts w:ascii="Calibri" w:hAnsi="Calibri" w:cs="Calibri"/>
+                <w:sz w:val="20"/>
+                <w:szCs w:val="20"/>
+              </w:rPr>
             </w:pPr>
             <w:r>
+              <w:rPr>
+                <w:rFonts w:ascii="Calibri" w:hAnsi="Calibri" w:cs="Calibri"/>
+                <w:sz w:val="20"/>
+                <w:szCs w:val="20"/>
+              </w:rPr>
               <w:t>117.46</w:t>
             </w:r>
           </w:p>
@@ -1395,7 +4532,19 @@
             <w:tcW w:w="2831" w:type="dxa"/>
           </w:tcPr>
           <w:p>
+            <w:pPr>
+              <w:rPr>
+                <w:rFonts w:ascii="Calibri" w:hAnsi="Calibri" w:cs="Calibri"/>
+                <w:sz w:val="20"/>
+                <w:szCs w:val="20"/>
+              </w:rPr>
+            </w:pPr>
             <w:r>
+              <w:rPr>
+                <w:rFonts w:ascii="Calibri" w:hAnsi="Calibri" w:cs="Calibri"/>
+                <w:sz w:val="20"/>
+                <w:szCs w:val="20"/>
+              </w:rPr>
               <w:t>Ciudad Jardín</w:t>
             </w:r>
           </w:p>
@@ -1407,8 +4556,18 @@
           <w:p>
             <w:pPr>
               <w:jc w:val="center"/>
+              <w:rPr>
+                <w:rFonts w:ascii="Calibri" w:hAnsi="Calibri" w:cs="Calibri"/>
+                <w:sz w:val="20"/>
+                <w:szCs w:val="20"/>
+              </w:rPr>
             </w:pPr>
             <w:r>
+              <w:rPr>
+                <w:rFonts w:ascii="Calibri" w:hAnsi="Calibri" w:cs="Calibri"/>
+                <w:sz w:val="20"/>
+                <w:szCs w:val="20"/>
+              </w:rPr>
               <w:t>52</w:t>
             </w:r>
           </w:p>
@@ -1420,8 +4579,18 @@
           <w:p>
             <w:pPr>
               <w:jc w:val="center"/>
+              <w:rPr>
+                <w:rFonts w:ascii="Calibri" w:hAnsi="Calibri" w:cs="Calibri"/>
+                <w:sz w:val="20"/>
+                <w:szCs w:val="20"/>
+              </w:rPr>
             </w:pPr>
             <w:r>
+              <w:rPr>
+                <w:rFonts w:ascii="Calibri" w:hAnsi="Calibri" w:cs="Calibri"/>
+                <w:sz w:val="20"/>
+                <w:szCs w:val="20"/>
+              </w:rPr>
               <w:t>113.134</w:t>
             </w:r>
           </w:p>
@@ -1433,7 +4602,19 @@
             <w:tcW w:w="2831" w:type="dxa"/>
           </w:tcPr>
           <w:p>
+            <w:pPr>
+              <w:rPr>
+                <w:rFonts w:ascii="Calibri" w:hAnsi="Calibri" w:cs="Calibri"/>
+                <w:sz w:val="20"/>
+                <w:szCs w:val="20"/>
+              </w:rPr>
+            </w:pPr>
             <w:r>
+              <w:rPr>
+                <w:rFonts w:ascii="Calibri" w:hAnsi="Calibri" w:cs="Calibri"/>
+                <w:sz w:val="20"/>
+                <w:szCs w:val="20"/>
+              </w:rPr>
               <w:t>Carretera de Cádiz</w:t>
             </w:r>
           </w:p>
@@ -1445,8 +4626,18 @@
           <w:p>
             <w:pPr>
               <w:jc w:val="center"/>
+              <w:rPr>
+                <w:rFonts w:ascii="Calibri" w:hAnsi="Calibri" w:cs="Calibri"/>
+                <w:sz w:val="20"/>
+                <w:szCs w:val="20"/>
+              </w:rPr>
             </w:pPr>
             <w:r>
+              <w:rPr>
+                <w:rFonts w:ascii="Calibri" w:hAnsi="Calibri" w:cs="Calibri"/>
+                <w:sz w:val="20"/>
+                <w:szCs w:val="20"/>
+              </w:rPr>
               <w:t>653</w:t>
             </w:r>
           </w:p>
@@ -1458,8 +4649,18 @@
           <w:p>
             <w:pPr>
               <w:jc w:val="center"/>
+              <w:rPr>
+                <w:rFonts w:ascii="Calibri" w:hAnsi="Calibri" w:cs="Calibri"/>
+                <w:sz w:val="20"/>
+                <w:szCs w:val="20"/>
+              </w:rPr>
             </w:pPr>
             <w:r>
+              <w:rPr>
+                <w:rFonts w:ascii="Calibri" w:hAnsi="Calibri" w:cs="Calibri"/>
+                <w:sz w:val="20"/>
+                <w:szCs w:val="20"/>
+              </w:rPr>
               <w:t>104.08</w:t>
             </w:r>
           </w:p>
@@ -1471,7 +4672,19 @@
             <w:tcW w:w="2831" w:type="dxa"/>
           </w:tcPr>
           <w:p>
+            <w:pPr>
+              <w:rPr>
+                <w:rFonts w:ascii="Calibri" w:hAnsi="Calibri" w:cs="Calibri"/>
+                <w:sz w:val="20"/>
+                <w:szCs w:val="20"/>
+              </w:rPr>
+            </w:pPr>
             <w:r>
+              <w:rPr>
+                <w:rFonts w:ascii="Calibri" w:hAnsi="Calibri" w:cs="Calibri"/>
+                <w:sz w:val="20"/>
+                <w:szCs w:val="20"/>
+              </w:rPr>
               <w:t>Cruz de Humilladero</w:t>
             </w:r>
           </w:p>
@@ -1483,8 +4696,18 @@
           <w:p>
             <w:pPr>
               <w:jc w:val="center"/>
+              <w:rPr>
+                <w:rFonts w:ascii="Calibri" w:hAnsi="Calibri" w:cs="Calibri"/>
+                <w:sz w:val="20"/>
+                <w:szCs w:val="20"/>
+              </w:rPr>
             </w:pPr>
             <w:r>
+              <w:rPr>
+                <w:rFonts w:ascii="Calibri" w:hAnsi="Calibri" w:cs="Calibri"/>
+                <w:sz w:val="20"/>
+                <w:szCs w:val="20"/>
+              </w:rPr>
               <w:t>289</w:t>
             </w:r>
           </w:p>
@@ -1496,8 +4719,18 @@
           <w:p>
             <w:pPr>
               <w:jc w:val="center"/>
+              <w:rPr>
+                <w:rFonts w:ascii="Calibri" w:hAnsi="Calibri" w:cs="Calibri"/>
+                <w:sz w:val="20"/>
+                <w:szCs w:val="20"/>
+              </w:rPr>
             </w:pPr>
             <w:r>
+              <w:rPr>
+                <w:rFonts w:ascii="Calibri" w:hAnsi="Calibri" w:cs="Calibri"/>
+                <w:sz w:val="20"/>
+                <w:szCs w:val="20"/>
+              </w:rPr>
               <w:t>94.25</w:t>
             </w:r>
           </w:p>
@@ -1509,7 +4742,19 @@
             <w:tcW w:w="2831" w:type="dxa"/>
           </w:tcPr>
           <w:p>
+            <w:pPr>
+              <w:rPr>
+                <w:rFonts w:ascii="Calibri" w:hAnsi="Calibri" w:cs="Calibri"/>
+                <w:sz w:val="20"/>
+                <w:szCs w:val="20"/>
+              </w:rPr>
+            </w:pPr>
             <w:r>
+              <w:rPr>
+                <w:rFonts w:ascii="Calibri" w:hAnsi="Calibri" w:cs="Calibri"/>
+                <w:sz w:val="20"/>
+                <w:szCs w:val="20"/>
+              </w:rPr>
               <w:t>Teatinos-Universidad</w:t>
             </w:r>
           </w:p>
@@ -1521,8 +4766,18 @@
           <w:p>
             <w:pPr>
               <w:jc w:val="center"/>
+              <w:rPr>
+                <w:rFonts w:ascii="Calibri" w:hAnsi="Calibri" w:cs="Calibri"/>
+                <w:sz w:val="20"/>
+                <w:szCs w:val="20"/>
+              </w:rPr>
             </w:pPr>
             <w:r>
+              <w:rPr>
+                <w:rFonts w:ascii="Calibri" w:hAnsi="Calibri" w:cs="Calibri"/>
+                <w:sz w:val="20"/>
+                <w:szCs w:val="20"/>
+              </w:rPr>
               <w:t>46</w:t>
             </w:r>
           </w:p>
@@ -1534,8 +4789,18 @@
           <w:p>
             <w:pPr>
               <w:jc w:val="center"/>
+              <w:rPr>
+                <w:rFonts w:ascii="Calibri" w:hAnsi="Calibri" w:cs="Calibri"/>
+                <w:sz w:val="20"/>
+                <w:szCs w:val="20"/>
+              </w:rPr>
             </w:pPr>
             <w:r>
+              <w:rPr>
+                <w:rFonts w:ascii="Calibri" w:hAnsi="Calibri" w:cs="Calibri"/>
+                <w:sz w:val="20"/>
+                <w:szCs w:val="20"/>
+              </w:rPr>
               <w:t>82.22</w:t>
             </w:r>
           </w:p>
@@ -1547,7 +4812,19 @@
             <w:tcW w:w="2831" w:type="dxa"/>
           </w:tcPr>
           <w:p>
+            <w:pPr>
+              <w:rPr>
+                <w:rFonts w:ascii="Calibri" w:hAnsi="Calibri" w:cs="Calibri"/>
+                <w:sz w:val="20"/>
+                <w:szCs w:val="20"/>
+              </w:rPr>
+            </w:pPr>
             <w:r>
+              <w:rPr>
+                <w:rFonts w:ascii="Calibri" w:hAnsi="Calibri" w:cs="Calibri"/>
+                <w:sz w:val="20"/>
+                <w:szCs w:val="20"/>
+              </w:rPr>
               <w:t>Bailen-Miraflores</w:t>
             </w:r>
           </w:p>
@@ -1559,8 +4836,18 @@
           <w:p>
             <w:pPr>
               <w:jc w:val="center"/>
+              <w:rPr>
+                <w:rFonts w:ascii="Calibri" w:hAnsi="Calibri" w:cs="Calibri"/>
+                <w:sz w:val="20"/>
+                <w:szCs w:val="20"/>
+              </w:rPr>
             </w:pPr>
             <w:r>
+              <w:rPr>
+                <w:rFonts w:ascii="Calibri" w:hAnsi="Calibri" w:cs="Calibri"/>
+                <w:sz w:val="20"/>
+                <w:szCs w:val="20"/>
+              </w:rPr>
               <w:t>217</w:t>
             </w:r>
           </w:p>
@@ -1572,8 +4859,18 @@
           <w:p>
             <w:pPr>
               <w:jc w:val="center"/>
+              <w:rPr>
+                <w:rFonts w:ascii="Calibri" w:hAnsi="Calibri" w:cs="Calibri"/>
+                <w:sz w:val="20"/>
+                <w:szCs w:val="20"/>
+              </w:rPr>
             </w:pPr>
             <w:r>
+              <w:rPr>
+                <w:rFonts w:ascii="Calibri" w:hAnsi="Calibri" w:cs="Calibri"/>
+                <w:sz w:val="20"/>
+                <w:szCs w:val="20"/>
+              </w:rPr>
               <w:t>73.59</w:t>
             </w:r>
           </w:p>
@@ -1585,6 +4882,11 @@
         <w:tabs>
           <w:tab w:val="left" w:pos="5136"/>
         </w:tabs>
+        <w:rPr>
+          <w:rFonts w:ascii="Calibri" w:hAnsi="Calibri" w:cs="Calibri"/>
+          <w:sz w:val="20"/>
+          <w:szCs w:val="20"/>
+        </w:rPr>
       </w:pPr>
     </w:p>
     <w:p>
@@ -1593,29 +4895,37 @@
           <w:tab w:val="left" w:pos="5136"/>
         </w:tabs>
         <w:jc w:val="both"/>
-      </w:pPr>
-      <w:r>
+        <w:rPr>
+          <w:rFonts w:ascii="Calibri" w:hAnsi="Calibri" w:cs="Calibri"/>
+          <w:sz w:val="20"/>
+          <w:szCs w:val="20"/>
+        </w:rPr>
+      </w:pPr>
+      <w:r>
+        <w:rPr>
+          <w:rFonts w:ascii="Calibri" w:hAnsi="Calibri" w:cs="Calibri"/>
+          <w:sz w:val="20"/>
+          <w:szCs w:val="20"/>
+        </w:rPr>
         <w:t xml:space="preserve">Con el fin de evitar sesgos en </w:t>
       </w:r>
       <w:proofErr w:type="gramStart"/>
       <w:r>
+        <w:rPr>
+          <w:rFonts w:ascii="Calibri" w:hAnsi="Calibri" w:cs="Calibri"/>
+          <w:sz w:val="20"/>
+          <w:szCs w:val="20"/>
+        </w:rPr>
         <w:t>el análisis derivados</w:t>
       </w:r>
       <w:proofErr w:type="gramEnd"/>
       <w:r>
-        <w:t xml:space="preserve"> de tamaños muestrales insuficientes</w:t>
-      </w:r>
-      <w:r>
-        <w:t xml:space="preserve">, </w:t>
-      </w:r>
-      <w:r>
-        <w:t>los cuales pueden generar medias poco representativas y amplificar artificialmente las diferencias entre barrios</w:t>
-      </w:r>
-      <w:r>
-        <w:t>,</w:t>
-      </w:r>
-      <w:r>
-        <w:t xml:space="preserve"> se estableció un umbral mínimo de 200 alojamientos por barrio para incluirlos en la comparación. Este criterio garantiza que los resultados obtenidos se basen en muestras suficientemente amplias como para reflejar patrones reales del mercado, evitando conclusiones distorsionadas por barrios con presencia testimonial en el conjunto de datos.</w:t>
+        <w:rPr>
+          <w:rFonts w:ascii="Calibri" w:hAnsi="Calibri" w:cs="Calibri"/>
+          <w:sz w:val="20"/>
+          <w:szCs w:val="20"/>
+        </w:rPr>
+        <w:t xml:space="preserve"> de tamaños muestrales insuficientes, los cuales pueden generar medias poco representativas y amplificar artificialmente las diferencias entre barrios, se estableció un umbral mínimo de 200 alojamientos por barrio para incluirlos en la comparación. Este criterio garantiza que los resultados obtenidos se basen en muestras suficientemente amplias como para reflejar patrones reales del mercado, evitando conclusiones distorsionadas por barrios con presencia testimonial en el conjunto de datos.</w:t>
       </w:r>
     </w:p>
     <w:p>
@@ -1624,60 +4934,106 @@
           <w:tab w:val="left" w:pos="5136"/>
         </w:tabs>
         <w:jc w:val="both"/>
-      </w:pPr>
-      <w:r>
+        <w:rPr>
+          <w:rFonts w:ascii="Calibri" w:hAnsi="Calibri" w:cs="Calibri"/>
+          <w:sz w:val="20"/>
+          <w:szCs w:val="20"/>
+        </w:rPr>
+      </w:pPr>
+      <w:r>
+        <w:rPr>
+          <w:rFonts w:ascii="Calibri" w:hAnsi="Calibri" w:cs="Calibri"/>
+          <w:sz w:val="20"/>
+          <w:szCs w:val="20"/>
+        </w:rPr>
+        <w:lastRenderedPageBreak/>
         <w:t xml:space="preserve">Los barrios que cumplen el criterio de contar con más de 200 alojamientos tras la limpieza del </w:t>
       </w:r>
       <w:proofErr w:type="spellStart"/>
       <w:r>
         <w:rPr>
+          <w:rFonts w:ascii="Calibri" w:hAnsi="Calibri" w:cs="Calibri"/>
           <w:i/>
           <w:iCs/>
+          <w:sz w:val="20"/>
+          <w:szCs w:val="20"/>
         </w:rPr>
         <w:t>dataset</w:t>
       </w:r>
       <w:proofErr w:type="spellEnd"/>
       <w:r>
+        <w:rPr>
+          <w:rFonts w:ascii="Calibri" w:hAnsi="Calibri" w:cs="Calibri"/>
+          <w:sz w:val="20"/>
+          <w:szCs w:val="20"/>
+        </w:rPr>
         <w:t xml:space="preserve"> son </w:t>
       </w:r>
       <w:r>
         <w:rPr>
+          <w:rFonts w:ascii="Calibri" w:hAnsi="Calibri" w:cs="Calibri"/>
           <w:b/>
           <w:bCs/>
+          <w:sz w:val="20"/>
+          <w:szCs w:val="20"/>
         </w:rPr>
         <w:t>Este, Centro, Carretera de Cádiz, Cruz de Humilladero y Bailén</w:t>
       </w:r>
       <w:r>
         <w:rPr>
+          <w:rFonts w:ascii="Calibri" w:hAnsi="Calibri" w:cs="Calibri"/>
           <w:b/>
           <w:bCs/>
+          <w:sz w:val="20"/>
+          <w:szCs w:val="20"/>
         </w:rPr>
         <w:noBreakHyphen/>
         <w:t>Miraflores</w:t>
       </w:r>
       <w:r>
+        <w:rPr>
+          <w:rFonts w:ascii="Calibri" w:hAnsi="Calibri" w:cs="Calibri"/>
+          <w:sz w:val="20"/>
+          <w:szCs w:val="20"/>
+        </w:rPr>
         <w:t xml:space="preserve">. Sobre este conjunto representativo, compuesto por </w:t>
       </w:r>
       <w:r>
         <w:rPr>
+          <w:rFonts w:ascii="Calibri" w:hAnsi="Calibri" w:cs="Calibri"/>
           <w:b/>
           <w:bCs/>
+          <w:sz w:val="20"/>
+          <w:szCs w:val="20"/>
         </w:rPr>
         <w:t>6.137 alojamientos</w:t>
       </w:r>
       <w:r>
+        <w:rPr>
+          <w:rFonts w:ascii="Calibri" w:hAnsi="Calibri" w:cs="Calibri"/>
+          <w:sz w:val="20"/>
+          <w:szCs w:val="20"/>
+        </w:rPr>
         <w:t xml:space="preserve">, se calcularon tanto los precios medios como el precio medio por persona utilizando la variable </w:t>
       </w:r>
       <w:proofErr w:type="spellStart"/>
       <w:r>
         <w:rPr>
+          <w:rFonts w:ascii="Calibri" w:hAnsi="Calibri" w:cs="Calibri"/>
           <w:i/>
           <w:iCs/>
+          <w:sz w:val="20"/>
+          <w:szCs w:val="20"/>
         </w:rPr>
         <w:t>accommodates</w:t>
       </w:r>
       <w:proofErr w:type="spellEnd"/>
       <w:r>
+        <w:rPr>
+          <w:rFonts w:ascii="Calibri" w:hAnsi="Calibri" w:cs="Calibri"/>
+          <w:sz w:val="20"/>
+          <w:szCs w:val="20"/>
+        </w:rPr>
         <w:t>. Los resultados obtenidos se resumen en la siguiente tabla:</w:t>
       </w:r>
     </w:p>
@@ -1700,14 +5056,20 @@
           <w:p>
             <w:pPr>
               <w:rPr>
+                <w:rFonts w:ascii="Calibri" w:hAnsi="Calibri" w:cs="Calibri"/>
                 <w:b/>
                 <w:bCs/>
+                <w:sz w:val="20"/>
+                <w:szCs w:val="20"/>
               </w:rPr>
             </w:pPr>
             <w:r>
               <w:rPr>
+                <w:rFonts w:ascii="Calibri" w:hAnsi="Calibri" w:cs="Calibri"/>
                 <w:b/>
                 <w:bCs/>
+                <w:sz w:val="20"/>
+                <w:szCs w:val="20"/>
               </w:rPr>
               <w:t>Barrio</w:t>
             </w:r>
@@ -1721,14 +5083,20 @@
             <w:pPr>
               <w:jc w:val="center"/>
               <w:rPr>
+                <w:rFonts w:ascii="Calibri" w:hAnsi="Calibri" w:cs="Calibri"/>
                 <w:b/>
                 <w:bCs/>
+                <w:sz w:val="20"/>
+                <w:szCs w:val="20"/>
               </w:rPr>
             </w:pPr>
             <w:r>
               <w:rPr>
+                <w:rFonts w:ascii="Calibri" w:hAnsi="Calibri" w:cs="Calibri"/>
                 <w:b/>
                 <w:bCs/>
+                <w:sz w:val="20"/>
+                <w:szCs w:val="20"/>
               </w:rPr>
               <w:t>Precio medio (€)</w:t>
             </w:r>
@@ -1742,14 +5110,20 @@
             <w:pPr>
               <w:jc w:val="center"/>
               <w:rPr>
+                <w:rFonts w:ascii="Calibri" w:hAnsi="Calibri" w:cs="Calibri"/>
                 <w:b/>
                 <w:bCs/>
+                <w:sz w:val="20"/>
+                <w:szCs w:val="20"/>
               </w:rPr>
             </w:pPr>
             <w:r>
               <w:rPr>
+                <w:rFonts w:ascii="Calibri" w:hAnsi="Calibri" w:cs="Calibri"/>
                 <w:b/>
                 <w:bCs/>
+                <w:sz w:val="20"/>
+                <w:szCs w:val="20"/>
               </w:rPr>
               <w:t>Precio medio por persona (€)</w:t>
             </w:r>
@@ -1762,7 +5136,19 @@
             <w:tcW w:w="2830" w:type="dxa"/>
           </w:tcPr>
           <w:p>
+            <w:pPr>
+              <w:rPr>
+                <w:rFonts w:ascii="Calibri" w:hAnsi="Calibri" w:cs="Calibri"/>
+                <w:sz w:val="20"/>
+                <w:szCs w:val="20"/>
+              </w:rPr>
+            </w:pPr>
             <w:r>
+              <w:rPr>
+                <w:rFonts w:ascii="Calibri" w:hAnsi="Calibri" w:cs="Calibri"/>
+                <w:sz w:val="20"/>
+                <w:szCs w:val="20"/>
+              </w:rPr>
               <w:t>Este</w:t>
             </w:r>
           </w:p>
@@ -1775,15 +5161,21 @@
             <w:pPr>
               <w:jc w:val="center"/>
               <w:rPr>
+                <w:rFonts w:ascii="Calibri" w:hAnsi="Calibri" w:cs="Calibri"/>
                 <w:b/>
                 <w:bCs/>
+                <w:sz w:val="20"/>
+                <w:szCs w:val="20"/>
               </w:rPr>
             </w:pPr>
             <w:r>
               <w:rPr>
+                <w:rFonts w:ascii="Calibri" w:hAnsi="Calibri" w:cs="Calibri"/>
                 <w:b/>
                 <w:bCs/>
                 <w:color w:val="EE0000"/>
+                <w:sz w:val="20"/>
+                <w:szCs w:val="20"/>
               </w:rPr>
               <w:t>137.89</w:t>
             </w:r>
@@ -1796,8 +5188,18 @@
           <w:p>
             <w:pPr>
               <w:jc w:val="center"/>
+              <w:rPr>
+                <w:rFonts w:ascii="Calibri" w:hAnsi="Calibri" w:cs="Calibri"/>
+                <w:sz w:val="20"/>
+                <w:szCs w:val="20"/>
+              </w:rPr>
             </w:pPr>
             <w:r>
+              <w:rPr>
+                <w:rFonts w:ascii="Calibri" w:hAnsi="Calibri" w:cs="Calibri"/>
+                <w:sz w:val="20"/>
+                <w:szCs w:val="20"/>
+              </w:rPr>
               <w:t>32.36</w:t>
             </w:r>
           </w:p>
@@ -1809,7 +5211,19 @@
             <w:tcW w:w="2830" w:type="dxa"/>
           </w:tcPr>
           <w:p>
+            <w:pPr>
+              <w:rPr>
+                <w:rFonts w:ascii="Calibri" w:hAnsi="Calibri" w:cs="Calibri"/>
+                <w:sz w:val="20"/>
+                <w:szCs w:val="20"/>
+              </w:rPr>
+            </w:pPr>
             <w:r>
+              <w:rPr>
+                <w:rFonts w:ascii="Calibri" w:hAnsi="Calibri" w:cs="Calibri"/>
+                <w:sz w:val="20"/>
+                <w:szCs w:val="20"/>
+              </w:rPr>
               <w:t>Centro</w:t>
             </w:r>
           </w:p>
@@ -1821,8 +5235,18 @@
           <w:p>
             <w:pPr>
               <w:jc w:val="center"/>
+              <w:rPr>
+                <w:rFonts w:ascii="Calibri" w:hAnsi="Calibri" w:cs="Calibri"/>
+                <w:sz w:val="20"/>
+                <w:szCs w:val="20"/>
+              </w:rPr>
             </w:pPr>
             <w:r>
+              <w:rPr>
+                <w:rFonts w:ascii="Calibri" w:hAnsi="Calibri" w:cs="Calibri"/>
+                <w:sz w:val="20"/>
+                <w:szCs w:val="20"/>
+              </w:rPr>
               <w:t>117.46</w:t>
             </w:r>
           </w:p>
@@ -1835,16 +5259,22 @@
             <w:pPr>
               <w:jc w:val="center"/>
               <w:rPr>
+                <w:rFonts w:ascii="Calibri" w:hAnsi="Calibri" w:cs="Calibri"/>
                 <w:b/>
                 <w:bCs/>
                 <w:color w:val="EE0000"/>
+                <w:sz w:val="20"/>
+                <w:szCs w:val="20"/>
               </w:rPr>
             </w:pPr>
             <w:r>
               <w:rPr>
+                <w:rFonts w:ascii="Calibri" w:hAnsi="Calibri" w:cs="Calibri"/>
                 <w:b/>
                 <w:bCs/>
                 <w:color w:val="EE0000"/>
+                <w:sz w:val="20"/>
+                <w:szCs w:val="20"/>
               </w:rPr>
               <w:t>33.34</w:t>
             </w:r>
@@ -1857,7 +5287,19 @@
             <w:tcW w:w="2830" w:type="dxa"/>
           </w:tcPr>
           <w:p>
+            <w:pPr>
+              <w:rPr>
+                <w:rFonts w:ascii="Calibri" w:hAnsi="Calibri" w:cs="Calibri"/>
+                <w:sz w:val="20"/>
+                <w:szCs w:val="20"/>
+              </w:rPr>
+            </w:pPr>
             <w:r>
+              <w:rPr>
+                <w:rFonts w:ascii="Calibri" w:hAnsi="Calibri" w:cs="Calibri"/>
+                <w:sz w:val="20"/>
+                <w:szCs w:val="20"/>
+              </w:rPr>
               <w:t>Carretera de Cádiz</w:t>
             </w:r>
           </w:p>
@@ -1869,8 +5311,18 @@
           <w:p>
             <w:pPr>
               <w:jc w:val="center"/>
+              <w:rPr>
+                <w:rFonts w:ascii="Calibri" w:hAnsi="Calibri" w:cs="Calibri"/>
+                <w:sz w:val="20"/>
+                <w:szCs w:val="20"/>
+              </w:rPr>
             </w:pPr>
             <w:r>
+              <w:rPr>
+                <w:rFonts w:ascii="Calibri" w:hAnsi="Calibri" w:cs="Calibri"/>
+                <w:sz w:val="20"/>
+                <w:szCs w:val="20"/>
+              </w:rPr>
               <w:t>104.08</w:t>
             </w:r>
           </w:p>
@@ -1882,8 +5334,18 @@
           <w:p>
             <w:pPr>
               <w:jc w:val="center"/>
+              <w:rPr>
+                <w:rFonts w:ascii="Calibri" w:hAnsi="Calibri" w:cs="Calibri"/>
+                <w:sz w:val="20"/>
+                <w:szCs w:val="20"/>
+              </w:rPr>
             </w:pPr>
             <w:r>
+              <w:rPr>
+                <w:rFonts w:ascii="Calibri" w:hAnsi="Calibri" w:cs="Calibri"/>
+                <w:sz w:val="20"/>
+                <w:szCs w:val="20"/>
+              </w:rPr>
               <w:t>29.01</w:t>
             </w:r>
           </w:p>
@@ -1895,7 +5357,19 @@
             <w:tcW w:w="2830" w:type="dxa"/>
           </w:tcPr>
           <w:p>
+            <w:pPr>
+              <w:rPr>
+                <w:rFonts w:ascii="Calibri" w:hAnsi="Calibri" w:cs="Calibri"/>
+                <w:sz w:val="20"/>
+                <w:szCs w:val="20"/>
+              </w:rPr>
+            </w:pPr>
             <w:r>
+              <w:rPr>
+                <w:rFonts w:ascii="Calibri" w:hAnsi="Calibri" w:cs="Calibri"/>
+                <w:sz w:val="20"/>
+                <w:szCs w:val="20"/>
+              </w:rPr>
               <w:t>Cruz de Humilladero</w:t>
             </w:r>
           </w:p>
@@ -1907,8 +5381,18 @@
           <w:p>
             <w:pPr>
               <w:jc w:val="center"/>
+              <w:rPr>
+                <w:rFonts w:ascii="Calibri" w:hAnsi="Calibri" w:cs="Calibri"/>
+                <w:sz w:val="20"/>
+                <w:szCs w:val="20"/>
+              </w:rPr>
             </w:pPr>
             <w:r>
+              <w:rPr>
+                <w:rFonts w:ascii="Calibri" w:hAnsi="Calibri" w:cs="Calibri"/>
+                <w:sz w:val="20"/>
+                <w:szCs w:val="20"/>
+              </w:rPr>
               <w:t>94.25</w:t>
             </w:r>
           </w:p>
@@ -1920,8 +5404,18 @@
           <w:p>
             <w:pPr>
               <w:jc w:val="center"/>
+              <w:rPr>
+                <w:rFonts w:ascii="Calibri" w:hAnsi="Calibri" w:cs="Calibri"/>
+                <w:sz w:val="20"/>
+                <w:szCs w:val="20"/>
+              </w:rPr>
             </w:pPr>
             <w:r>
+              <w:rPr>
+                <w:rFonts w:ascii="Calibri" w:hAnsi="Calibri" w:cs="Calibri"/>
+                <w:sz w:val="20"/>
+                <w:szCs w:val="20"/>
+              </w:rPr>
               <w:t>28.72</w:t>
             </w:r>
           </w:p>
@@ -1933,7 +5427,19 @@
             <w:tcW w:w="2830" w:type="dxa"/>
           </w:tcPr>
           <w:p>
+            <w:pPr>
+              <w:rPr>
+                <w:rFonts w:ascii="Calibri" w:hAnsi="Calibri" w:cs="Calibri"/>
+                <w:sz w:val="20"/>
+                <w:szCs w:val="20"/>
+              </w:rPr>
+            </w:pPr>
             <w:r>
+              <w:rPr>
+                <w:rFonts w:ascii="Calibri" w:hAnsi="Calibri" w:cs="Calibri"/>
+                <w:sz w:val="20"/>
+                <w:szCs w:val="20"/>
+              </w:rPr>
               <w:t>Bailen-Miraflores</w:t>
             </w:r>
           </w:p>
@@ -1945,8 +5451,18 @@
           <w:p>
             <w:pPr>
               <w:jc w:val="center"/>
+              <w:rPr>
+                <w:rFonts w:ascii="Calibri" w:hAnsi="Calibri" w:cs="Calibri"/>
+                <w:sz w:val="20"/>
+                <w:szCs w:val="20"/>
+              </w:rPr>
             </w:pPr>
             <w:r>
+              <w:rPr>
+                <w:rFonts w:ascii="Calibri" w:hAnsi="Calibri" w:cs="Calibri"/>
+                <w:sz w:val="20"/>
+                <w:szCs w:val="20"/>
+              </w:rPr>
               <w:t>73.59</w:t>
             </w:r>
           </w:p>
@@ -1958,8 +5474,18 @@
           <w:p>
             <w:pPr>
               <w:jc w:val="center"/>
+              <w:rPr>
+                <w:rFonts w:ascii="Calibri" w:hAnsi="Calibri" w:cs="Calibri"/>
+                <w:sz w:val="20"/>
+                <w:szCs w:val="20"/>
+              </w:rPr>
             </w:pPr>
             <w:r>
+              <w:rPr>
+                <w:rFonts w:ascii="Calibri" w:hAnsi="Calibri" w:cs="Calibri"/>
+                <w:sz w:val="20"/>
+                <w:szCs w:val="20"/>
+              </w:rPr>
               <w:t>24.17</w:t>
             </w:r>
           </w:p>
@@ -1972,6 +5498,11 @@
           <w:tab w:val="left" w:pos="5136"/>
         </w:tabs>
         <w:jc w:val="both"/>
+        <w:rPr>
+          <w:rFonts w:ascii="Calibri" w:hAnsi="Calibri" w:cs="Calibri"/>
+          <w:sz w:val="20"/>
+          <w:szCs w:val="20"/>
+        </w:rPr>
       </w:pPr>
     </w:p>
     <w:p>
@@ -1980,46 +5511,72 @@
           <w:tab w:val="left" w:pos="5136"/>
         </w:tabs>
         <w:jc w:val="both"/>
-      </w:pPr>
-      <w:r>
+        <w:rPr>
+          <w:rFonts w:ascii="Calibri" w:hAnsi="Calibri" w:cs="Calibri"/>
+          <w:sz w:val="20"/>
+          <w:szCs w:val="20"/>
+        </w:rPr>
+      </w:pPr>
+      <w:r>
+        <w:rPr>
+          <w:rFonts w:ascii="Calibri" w:hAnsi="Calibri" w:cs="Calibri"/>
+          <w:sz w:val="20"/>
+          <w:szCs w:val="20"/>
+        </w:rPr>
         <w:t xml:space="preserve">A partir de estos valores, se observa que </w:t>
       </w:r>
       <w:r>
         <w:rPr>
+          <w:rFonts w:ascii="Calibri" w:hAnsi="Calibri" w:cs="Calibri"/>
           <w:b/>
           <w:bCs/>
+          <w:sz w:val="20"/>
+          <w:szCs w:val="20"/>
         </w:rPr>
         <w:t>el barrio más caro en términos de precio medio por alojamiento es Este</w:t>
       </w:r>
       <w:r>
+        <w:rPr>
+          <w:rFonts w:ascii="Calibri" w:hAnsi="Calibri" w:cs="Calibri"/>
+          <w:sz w:val="20"/>
+          <w:szCs w:val="20"/>
+        </w:rPr>
         <w:t xml:space="preserve">, mientras que </w:t>
       </w:r>
       <w:r>
         <w:rPr>
+          <w:rFonts w:ascii="Calibri" w:hAnsi="Calibri" w:cs="Calibri"/>
           <w:b/>
           <w:bCs/>
-        </w:rPr>
-        <w:t xml:space="preserve">el precio medio por persona es ligeramente </w:t>
-      </w:r>
-      <w:r>
-        <w:rPr>
+          <w:sz w:val="20"/>
+          <w:szCs w:val="20"/>
+        </w:rPr>
+        <w:t>el precio medio por persona es ligeramente superior en el Centro</w:t>
+      </w:r>
+      <w:r>
+        <w:rPr>
+          <w:rFonts w:ascii="Calibri" w:hAnsi="Calibri" w:cs="Calibri"/>
+          <w:sz w:val="20"/>
+          <w:szCs w:val="20"/>
+        </w:rPr>
+        <w:t xml:space="preserve">, con una diferencia mínima de aproximadamente </w:t>
+      </w:r>
+      <w:r>
+        <w:rPr>
+          <w:rFonts w:ascii="Calibri" w:hAnsi="Calibri" w:cs="Calibri"/>
           <w:b/>
           <w:bCs/>
-        </w:rPr>
-        <w:lastRenderedPageBreak/>
-        <w:t>superior en el Centro</w:t>
-      </w:r>
-      <w:r>
-        <w:t xml:space="preserve">, con una diferencia mínima de aproximadamente </w:t>
-      </w:r>
-      <w:r>
-        <w:rPr>
-          <w:b/>
-          <w:bCs/>
+          <w:sz w:val="20"/>
+          <w:szCs w:val="20"/>
         </w:rPr>
         <w:t>1 euro por persona</w:t>
       </w:r>
       <w:r>
+        <w:rPr>
+          <w:rFonts w:ascii="Calibri" w:hAnsi="Calibri" w:cs="Calibri"/>
+          <w:sz w:val="20"/>
+          <w:szCs w:val="20"/>
+        </w:rPr>
         <w:t>. Esta variación tan reducida indica que, aunque existen diferencias entre barrios, la estructura de precios por ocupante es relativamente homogénea entre las zonas más representativas de la ciudad.</w:t>
       </w:r>
     </w:p>
@@ -2029,20 +5586,38 @@
           <w:tab w:val="left" w:pos="5136"/>
         </w:tabs>
         <w:jc w:val="both"/>
-      </w:pPr>
-      <w:r>
+        <w:rPr>
+          <w:rFonts w:ascii="Calibri" w:hAnsi="Calibri" w:cs="Calibri"/>
+          <w:sz w:val="20"/>
+          <w:szCs w:val="20"/>
+        </w:rPr>
+      </w:pPr>
+      <w:r>
+        <w:rPr>
+          <w:rFonts w:ascii="Calibri" w:hAnsi="Calibri" w:cs="Calibri"/>
+          <w:sz w:val="20"/>
+          <w:szCs w:val="20"/>
+        </w:rPr>
         <w:t>Para comprender por qué el barrio Este presenta precios más elevados que el Centro, se elaboró una matriz de correlaciones que permite analizar visualmente la relación entre el precio y otras variables relevantes: número de reseñas, capacidad del alojamiento (</w:t>
       </w:r>
       <w:proofErr w:type="spellStart"/>
       <w:r>
         <w:rPr>
+          <w:rFonts w:ascii="Calibri" w:hAnsi="Calibri" w:cs="Calibri"/>
           <w:i/>
           <w:iCs/>
+          <w:sz w:val="20"/>
+          <w:szCs w:val="20"/>
         </w:rPr>
         <w:t>accommodates</w:t>
       </w:r>
       <w:proofErr w:type="spellEnd"/>
       <w:r>
+        <w:rPr>
+          <w:rFonts w:ascii="Calibri" w:hAnsi="Calibri" w:cs="Calibri"/>
+          <w:sz w:val="20"/>
+          <w:szCs w:val="20"/>
+        </w:rPr>
         <w:t>), disponibilidad anual y puntuación media de las reseñas.</w:t>
       </w:r>
     </w:p>
@@ -2052,8 +5627,19 @@
           <w:tab w:val="left" w:pos="5136"/>
         </w:tabs>
         <w:jc w:val="both"/>
-      </w:pPr>
-      <w:r>
+        <w:rPr>
+          <w:rFonts w:ascii="Calibri" w:hAnsi="Calibri" w:cs="Calibri"/>
+          <w:sz w:val="20"/>
+          <w:szCs w:val="20"/>
+        </w:rPr>
+      </w:pPr>
+      <w:r>
+        <w:rPr>
+          <w:rFonts w:ascii="Calibri" w:hAnsi="Calibri" w:cs="Calibri"/>
+          <w:noProof/>
+          <w:sz w:val="20"/>
+          <w:szCs w:val="20"/>
+        </w:rPr>
         <w:drawing>
           <wp:inline distT="0" distB="0" distL="0" distR="0" wp14:anchorId="4C1F35B5" wp14:editId="4BBE14B3">
             <wp:extent cx="5400040" cy="4221480"/>
@@ -2097,45 +5683,64 @@
           <w:tab w:val="left" w:pos="5136"/>
         </w:tabs>
         <w:jc w:val="both"/>
-      </w:pPr>
-      <w:r>
+        <w:rPr>
+          <w:rFonts w:ascii="Calibri" w:hAnsi="Calibri" w:cs="Calibri"/>
+          <w:sz w:val="20"/>
+          <w:szCs w:val="20"/>
+        </w:rPr>
+      </w:pPr>
+      <w:r>
+        <w:rPr>
+          <w:rFonts w:ascii="Calibri" w:hAnsi="Calibri" w:cs="Calibri"/>
+          <w:sz w:val="20"/>
+          <w:szCs w:val="20"/>
+        </w:rPr>
         <w:t xml:space="preserve">Los resultados muestran que el precio está </w:t>
       </w:r>
       <w:r>
         <w:rPr>
+          <w:rFonts w:ascii="Calibri" w:hAnsi="Calibri" w:cs="Calibri"/>
           <w:b/>
           <w:bCs/>
+          <w:sz w:val="20"/>
+          <w:szCs w:val="20"/>
         </w:rPr>
         <w:t>fuertemente asociado con la capacidad del alojamiento</w:t>
       </w:r>
       <w:r>
-        <w:t xml:space="preserve">, lo que indica que los alojamientos más grandes tienden a ser más caros. En cambio, la relación con la puntuación media de las reseñas y con la disponibilidad anual es prácticamente inexistente. Esto refuerza la idea de que los barrios con precios más </w:t>
+        <w:rPr>
+          <w:rFonts w:ascii="Calibri" w:hAnsi="Calibri" w:cs="Calibri"/>
+          <w:sz w:val="20"/>
+          <w:szCs w:val="20"/>
+        </w:rPr>
+        <w:t xml:space="preserve">, lo que indica que los alojamientos más grandes tienden a ser más caros. En cambio, la relación con la puntuación media de las reseñas y con la disponibilidad anual es prácticamente inexistente. Esto refuerza </w:t>
+      </w:r>
+      <w:r>
+        <w:rPr>
+          <w:rFonts w:ascii="Calibri" w:hAnsi="Calibri" w:cs="Calibri"/>
+          <w:sz w:val="20"/>
+          <w:szCs w:val="20"/>
+        </w:rPr>
+        <w:lastRenderedPageBreak/>
+        <w:t xml:space="preserve">la idea de que los barrios con precios más </w:t>
       </w:r>
       <w:proofErr w:type="gramStart"/>
       <w:r>
-        <w:t xml:space="preserve">altos </w:t>
-      </w:r>
-      <w:r>
-        <w:t>,</w:t>
-      </w:r>
-      <w:r>
-        <w:t>como</w:t>
+        <w:rPr>
+          <w:rFonts w:ascii="Calibri" w:hAnsi="Calibri" w:cs="Calibri"/>
+          <w:sz w:val="20"/>
+          <w:szCs w:val="20"/>
+        </w:rPr>
+        <w:t>altos ,como</w:t>
       </w:r>
       <w:proofErr w:type="gramEnd"/>
       <w:r>
-        <w:t xml:space="preserve"> </w:t>
-      </w:r>
-      <w:r>
-        <w:t xml:space="preserve">el </w:t>
-      </w:r>
-      <w:r>
-        <w:t>Est</w:t>
-      </w:r>
-      <w:r>
-        <w:t>e,</w:t>
-      </w:r>
-      <w:r>
-        <w:t xml:space="preserve"> destacan principalmente porque ofrecen alojamientos de mayor tamaño, y no porque sean zonas intrínsecamente más caras.</w:t>
+        <w:rPr>
+          <w:rFonts w:ascii="Calibri" w:hAnsi="Calibri" w:cs="Calibri"/>
+          <w:sz w:val="20"/>
+          <w:szCs w:val="20"/>
+        </w:rPr>
+        <w:t xml:space="preserve"> el Este, destacan principalmente porque ofrecen alojamientos de mayor tamaño, y no porque sean zonas intrínsecamente más caras.</w:t>
       </w:r>
     </w:p>
     <w:p>
@@ -2144,18 +5749,36 @@
           <w:tab w:val="left" w:pos="5136"/>
         </w:tabs>
         <w:jc w:val="both"/>
-      </w:pPr>
-      <w:r>
+        <w:rPr>
+          <w:rFonts w:ascii="Calibri" w:hAnsi="Calibri" w:cs="Calibri"/>
+          <w:sz w:val="20"/>
+          <w:szCs w:val="20"/>
+        </w:rPr>
+      </w:pPr>
+      <w:r>
+        <w:rPr>
+          <w:rFonts w:ascii="Calibri" w:hAnsi="Calibri" w:cs="Calibri"/>
+          <w:sz w:val="20"/>
+          <w:szCs w:val="20"/>
+        </w:rPr>
         <w:t xml:space="preserve">La disponibilidad presenta una correlación ligeramente positiva y las reseñas una correlación ligeramente negativa, aunque ambas son demasiado débiles para considerarse influyentes en el precio. En conjunto, puede concluirse que </w:t>
       </w:r>
       <w:r>
         <w:rPr>
+          <w:rFonts w:ascii="Calibri" w:hAnsi="Calibri" w:cs="Calibri"/>
           <w:b/>
           <w:bCs/>
+          <w:sz w:val="20"/>
+          <w:szCs w:val="20"/>
         </w:rPr>
         <w:t>la variable determinante del precio es la capacidad del alojamiento</w:t>
       </w:r>
       <w:r>
+        <w:rPr>
+          <w:rFonts w:ascii="Calibri" w:hAnsi="Calibri" w:cs="Calibri"/>
+          <w:sz w:val="20"/>
+          <w:szCs w:val="20"/>
+        </w:rPr>
         <w:t>, mientras que las demás variables no ejercen un impacto significativo.</w:t>
       </w:r>
     </w:p>
@@ -2165,23 +5788,37 @@
           <w:tab w:val="left" w:pos="5136"/>
         </w:tabs>
         <w:jc w:val="both"/>
-      </w:pPr>
-      <w:r>
+        <w:rPr>
+          <w:rFonts w:ascii="Calibri" w:hAnsi="Calibri" w:cs="Calibri"/>
+          <w:sz w:val="20"/>
+          <w:szCs w:val="20"/>
+        </w:rPr>
+      </w:pPr>
+      <w:r>
+        <w:rPr>
+          <w:rFonts w:ascii="Calibri" w:hAnsi="Calibri" w:cs="Calibri"/>
+          <w:sz w:val="20"/>
+          <w:szCs w:val="20"/>
+        </w:rPr>
         <w:t xml:space="preserve">Al analizar la moda tanto del tipo de alojamiento como del número de huéspedes, observamos que en todos los barrios predomina el mismo perfil: </w:t>
       </w:r>
       <w:r>
         <w:rPr>
+          <w:rFonts w:ascii="Calibri" w:hAnsi="Calibri" w:cs="Calibri"/>
           <w:b/>
           <w:bCs/>
+          <w:sz w:val="20"/>
+          <w:szCs w:val="20"/>
         </w:rPr>
         <w:t>apartamentos completos con capacidad para 4 personas</w:t>
       </w:r>
       <w:r>
-        <w:t xml:space="preserve">. Esto implica que estas variables no explican </w:t>
-      </w:r>
-      <w:r>
-        <w:lastRenderedPageBreak/>
-        <w:t>por sí solas por qué los alojamientos completos situados en el barrio Este presentan precios más elevados, ya que la capacidad predominante es la misma en todas las zonas.</w:t>
+        <w:rPr>
+          <w:rFonts w:ascii="Calibri" w:hAnsi="Calibri" w:cs="Calibri"/>
+          <w:sz w:val="20"/>
+          <w:szCs w:val="20"/>
+        </w:rPr>
+        <w:t>. Esto implica que estas variables no explican por sí solas por qué los alojamientos completos situados en el barrio Este presentan precios más elevados, ya que la capacidad predominante es la misma en todas las zonas.</w:t>
       </w:r>
     </w:p>
     <w:p>
@@ -2190,8 +5827,18 @@
           <w:tab w:val="left" w:pos="5136"/>
         </w:tabs>
         <w:jc w:val="both"/>
-      </w:pPr>
-      <w:r>
+        <w:rPr>
+          <w:rFonts w:ascii="Calibri" w:hAnsi="Calibri" w:cs="Calibri"/>
+          <w:sz w:val="20"/>
+          <w:szCs w:val="20"/>
+        </w:rPr>
+      </w:pPr>
+      <w:r>
+        <w:rPr>
+          <w:rFonts w:ascii="Calibri" w:hAnsi="Calibri" w:cs="Calibri"/>
+          <w:sz w:val="20"/>
+          <w:szCs w:val="20"/>
+        </w:rPr>
         <w:t>Para profundizar en esta cuestión, realizamos un análisis comparativo entre el Centro y el Este con el objetivo de examinar cómo varía el precio medio en función del tipo de alojamiento en cada barrio.</w:t>
       </w:r>
     </w:p>
@@ -2201,8 +5848,18 @@
           <w:tab w:val="left" w:pos="5136"/>
         </w:tabs>
         <w:jc w:val="both"/>
-      </w:pPr>
-      <w:r>
+        <w:rPr>
+          <w:rFonts w:ascii="Calibri" w:hAnsi="Calibri" w:cs="Calibri"/>
+          <w:sz w:val="20"/>
+          <w:szCs w:val="20"/>
+        </w:rPr>
+      </w:pPr>
+      <w:r>
+        <w:rPr>
+          <w:rFonts w:ascii="Calibri" w:hAnsi="Calibri" w:cs="Calibri"/>
+          <w:sz w:val="20"/>
+          <w:szCs w:val="20"/>
+        </w:rPr>
         <w:t>el Centro y el Este para comprobar el precio medio según el tipo de alojamiento.</w:t>
       </w:r>
     </w:p>
@@ -2212,6 +5869,11 @@
           <w:tab w:val="left" w:pos="5136"/>
         </w:tabs>
         <w:jc w:val="both"/>
+        <w:rPr>
+          <w:rFonts w:ascii="Calibri" w:hAnsi="Calibri" w:cs="Calibri"/>
+          <w:sz w:val="20"/>
+          <w:szCs w:val="20"/>
+        </w:rPr>
       </w:pPr>
     </w:p>
     <w:p>
@@ -2220,8 +5882,19 @@
           <w:tab w:val="left" w:pos="5136"/>
         </w:tabs>
         <w:jc w:val="both"/>
-      </w:pPr>
-      <w:r>
+        <w:rPr>
+          <w:rFonts w:ascii="Calibri" w:hAnsi="Calibri" w:cs="Calibri"/>
+          <w:sz w:val="20"/>
+          <w:szCs w:val="20"/>
+        </w:rPr>
+      </w:pPr>
+      <w:r>
+        <w:rPr>
+          <w:rFonts w:ascii="Calibri" w:hAnsi="Calibri" w:cs="Calibri"/>
+          <w:noProof/>
+          <w:sz w:val="20"/>
+          <w:szCs w:val="20"/>
+        </w:rPr>
         <w:drawing>
           <wp:inline distT="0" distB="0" distL="0" distR="0" wp14:anchorId="37D7374E" wp14:editId="1A1F951B">
             <wp:extent cx="5400040" cy="3119120"/>
@@ -2265,100 +5938,162 @@
           <w:tab w:val="left" w:pos="5136"/>
         </w:tabs>
         <w:jc w:val="both"/>
-      </w:pPr>
-      <w:r>
+        <w:rPr>
+          <w:rFonts w:ascii="Calibri" w:hAnsi="Calibri" w:cs="Calibri"/>
+          <w:sz w:val="20"/>
+          <w:szCs w:val="20"/>
+        </w:rPr>
+      </w:pPr>
+      <w:r>
+        <w:rPr>
+          <w:rFonts w:ascii="Calibri" w:hAnsi="Calibri" w:cs="Calibri"/>
+          <w:sz w:val="20"/>
+          <w:szCs w:val="20"/>
+        </w:rPr>
         <w:t xml:space="preserve">La comparación del precio medio por tipo de alojamiento entre el Centro y </w:t>
       </w:r>
       <w:proofErr w:type="gramStart"/>
       <w:r>
+        <w:rPr>
+          <w:rFonts w:ascii="Calibri" w:hAnsi="Calibri" w:cs="Calibri"/>
+          <w:sz w:val="20"/>
+          <w:szCs w:val="20"/>
+        </w:rPr>
         <w:t>el Este muestra</w:t>
       </w:r>
       <w:proofErr w:type="gramEnd"/>
       <w:r>
+        <w:rPr>
+          <w:rFonts w:ascii="Calibri" w:hAnsi="Calibri" w:cs="Calibri"/>
+          <w:sz w:val="20"/>
+          <w:szCs w:val="20"/>
+        </w:rPr>
         <w:t xml:space="preserve"> diferencias significativas únicamente en la categoría </w:t>
       </w:r>
       <w:proofErr w:type="spellStart"/>
       <w:r>
         <w:rPr>
+          <w:rFonts w:ascii="Calibri" w:hAnsi="Calibri" w:cs="Calibri"/>
           <w:i/>
           <w:iCs/>
+          <w:sz w:val="20"/>
+          <w:szCs w:val="20"/>
         </w:rPr>
         <w:t>entire</w:t>
       </w:r>
       <w:proofErr w:type="spellEnd"/>
       <w:r>
         <w:rPr>
+          <w:rFonts w:ascii="Calibri" w:hAnsi="Calibri" w:cs="Calibri"/>
           <w:i/>
           <w:iCs/>
+          <w:sz w:val="20"/>
+          <w:szCs w:val="20"/>
         </w:rPr>
         <w:t xml:space="preserve"> home/</w:t>
       </w:r>
       <w:proofErr w:type="spellStart"/>
       <w:r>
         <w:rPr>
+          <w:rFonts w:ascii="Calibri" w:hAnsi="Calibri" w:cs="Calibri"/>
           <w:i/>
           <w:iCs/>
+          <w:sz w:val="20"/>
+          <w:szCs w:val="20"/>
         </w:rPr>
         <w:t>apt</w:t>
       </w:r>
       <w:proofErr w:type="spellEnd"/>
       <w:r>
+        <w:rPr>
+          <w:rFonts w:ascii="Calibri" w:hAnsi="Calibri" w:cs="Calibri"/>
+          <w:sz w:val="20"/>
+          <w:szCs w:val="20"/>
+        </w:rPr>
         <w:t xml:space="preserve">. En este caso, los alojamientos completos del barrio Este presentan un precio medio claramente superior al del Centro. Por el contrario, en las categorías </w:t>
       </w:r>
       <w:proofErr w:type="spellStart"/>
       <w:r>
         <w:rPr>
+          <w:rFonts w:ascii="Calibri" w:hAnsi="Calibri" w:cs="Calibri"/>
           <w:i/>
           <w:iCs/>
+          <w:sz w:val="20"/>
+          <w:szCs w:val="20"/>
         </w:rPr>
         <w:t>private</w:t>
       </w:r>
       <w:proofErr w:type="spellEnd"/>
       <w:r>
         <w:rPr>
+          <w:rFonts w:ascii="Calibri" w:hAnsi="Calibri" w:cs="Calibri"/>
           <w:i/>
           <w:iCs/>
+          <w:sz w:val="20"/>
+          <w:szCs w:val="20"/>
         </w:rPr>
         <w:t xml:space="preserve"> </w:t>
       </w:r>
       <w:proofErr w:type="spellStart"/>
       <w:r>
         <w:rPr>
+          <w:rFonts w:ascii="Calibri" w:hAnsi="Calibri" w:cs="Calibri"/>
           <w:i/>
           <w:iCs/>
+          <w:sz w:val="20"/>
+          <w:szCs w:val="20"/>
         </w:rPr>
         <w:t>room</w:t>
       </w:r>
       <w:proofErr w:type="spellEnd"/>
       <w:r>
+        <w:rPr>
+          <w:rFonts w:ascii="Calibri" w:hAnsi="Calibri" w:cs="Calibri"/>
+          <w:sz w:val="20"/>
+          <w:szCs w:val="20"/>
+        </w:rPr>
         <w:t xml:space="preserve"> y </w:t>
       </w:r>
       <w:proofErr w:type="spellStart"/>
       <w:r>
         <w:rPr>
+          <w:rFonts w:ascii="Calibri" w:hAnsi="Calibri" w:cs="Calibri"/>
           <w:i/>
           <w:iCs/>
+          <w:sz w:val="20"/>
+          <w:szCs w:val="20"/>
         </w:rPr>
         <w:t>shared</w:t>
       </w:r>
       <w:proofErr w:type="spellEnd"/>
       <w:r>
         <w:rPr>
+          <w:rFonts w:ascii="Calibri" w:hAnsi="Calibri" w:cs="Calibri"/>
           <w:i/>
           <w:iCs/>
+          <w:sz w:val="20"/>
+          <w:szCs w:val="20"/>
         </w:rPr>
         <w:t xml:space="preserve"> </w:t>
       </w:r>
       <w:proofErr w:type="spellStart"/>
       <w:r>
         <w:rPr>
+          <w:rFonts w:ascii="Calibri" w:hAnsi="Calibri" w:cs="Calibri"/>
           <w:i/>
           <w:iCs/>
+          <w:sz w:val="20"/>
+          <w:szCs w:val="20"/>
         </w:rPr>
         <w:t>room</w:t>
       </w:r>
       <w:proofErr w:type="spellEnd"/>
       <w:r>
+        <w:rPr>
+          <w:rFonts w:ascii="Calibri" w:hAnsi="Calibri" w:cs="Calibri"/>
+          <w:sz w:val="20"/>
+          <w:szCs w:val="20"/>
+        </w:rPr>
         <w:t>, los precios son más bajos en el Este o directamente inexistentes, como ocurre con las habitaciones compartidas, que solo aparecen en el Centro.</w:t>
       </w:r>
     </w:p>
@@ -2368,18 +6103,36 @@
           <w:tab w:val="left" w:pos="5136"/>
         </w:tabs>
         <w:jc w:val="both"/>
-      </w:pPr>
-      <w:r>
+        <w:rPr>
+          <w:rFonts w:ascii="Calibri" w:hAnsi="Calibri" w:cs="Calibri"/>
+          <w:sz w:val="20"/>
+          <w:szCs w:val="20"/>
+        </w:rPr>
+      </w:pPr>
+      <w:r>
+        <w:rPr>
+          <w:rFonts w:ascii="Calibri" w:hAnsi="Calibri" w:cs="Calibri"/>
+          <w:sz w:val="20"/>
+          <w:szCs w:val="20"/>
+        </w:rPr>
         <w:t xml:space="preserve">Este patrón confirma que la diferencia de precios entre ambos barrios se concentra exclusivamente en los apartamentos completos. Además, </w:t>
       </w:r>
       <w:r>
         <w:rPr>
+          <w:rFonts w:ascii="Calibri" w:hAnsi="Calibri" w:cs="Calibri"/>
           <w:b/>
           <w:bCs/>
+          <w:sz w:val="20"/>
+          <w:szCs w:val="20"/>
         </w:rPr>
         <w:t>podemos suponer que el barrio Este presenta una mejor localización en términos turísticos, al encontrarse más próximo a la playa</w:t>
       </w:r>
       <w:r>
+        <w:rPr>
+          <w:rFonts w:ascii="Calibri" w:hAnsi="Calibri" w:cs="Calibri"/>
+          <w:sz w:val="20"/>
+          <w:szCs w:val="20"/>
+        </w:rPr>
         <w:t>, lo que incrementa su atractivo y puede justificar parte de la diferencia de precios. En conjunto, estos resultados refuerzan la idea de que el Este es más caro no porque sea un barrio intrínsecamente más costoso, sino porque combina alojamientos completos de mayor tamaño con una ubicación potencialmente más demandada.</w:t>
       </w:r>
     </w:p>
@@ -2389,8 +6142,18 @@
           <w:tab w:val="left" w:pos="5136"/>
         </w:tabs>
         <w:jc w:val="both"/>
-      </w:pPr>
-      <w:r>
+        <w:rPr>
+          <w:rFonts w:ascii="Calibri" w:hAnsi="Calibri" w:cs="Calibri"/>
+          <w:sz w:val="20"/>
+          <w:szCs w:val="20"/>
+        </w:rPr>
+      </w:pPr>
+      <w:r>
+        <w:rPr>
+          <w:rFonts w:ascii="Calibri" w:hAnsi="Calibri" w:cs="Calibri"/>
+          <w:sz w:val="20"/>
+          <w:szCs w:val="20"/>
+        </w:rPr>
         <w:t>Realizamos un histograma comparativo para ambos barrios con el objetivo de analizar cómo varía la frecuencia de precios en cada zona y observar visualmente las diferencias en la distribución del precio medio.</w:t>
       </w:r>
     </w:p>
@@ -2400,6 +6163,11 @@
           <w:tab w:val="left" w:pos="5136"/>
         </w:tabs>
         <w:jc w:val="both"/>
+        <w:rPr>
+          <w:rFonts w:ascii="Calibri" w:hAnsi="Calibri" w:cs="Calibri"/>
+          <w:sz w:val="20"/>
+          <w:szCs w:val="20"/>
+        </w:rPr>
       </w:pPr>
     </w:p>
     <w:p>
@@ -2408,9 +6176,19 @@
           <w:tab w:val="left" w:pos="5136"/>
         </w:tabs>
         <w:jc w:val="both"/>
-      </w:pPr>
-      <w:r>
-        <w:lastRenderedPageBreak/>
+        <w:rPr>
+          <w:rFonts w:ascii="Calibri" w:hAnsi="Calibri" w:cs="Calibri"/>
+          <w:sz w:val="20"/>
+          <w:szCs w:val="20"/>
+        </w:rPr>
+      </w:pPr>
+      <w:r>
+        <w:rPr>
+          <w:rFonts w:ascii="Calibri" w:hAnsi="Calibri" w:cs="Calibri"/>
+          <w:noProof/>
+          <w:sz w:val="20"/>
+          <w:szCs w:val="20"/>
+        </w:rPr>
         <w:drawing>
           <wp:inline distT="0" distB="0" distL="0" distR="0" wp14:anchorId="2856A18B" wp14:editId="70FA0C00">
             <wp:extent cx="5400040" cy="1923415"/>
@@ -2454,6 +6232,11 @@
           <w:tab w:val="left" w:pos="5136"/>
         </w:tabs>
         <w:jc w:val="both"/>
+        <w:rPr>
+          <w:rFonts w:ascii="Calibri" w:hAnsi="Calibri" w:cs="Calibri"/>
+          <w:sz w:val="20"/>
+          <w:szCs w:val="20"/>
+        </w:rPr>
       </w:pPr>
     </w:p>
     <w:p>
@@ -2462,28 +6245,54 @@
           <w:tab w:val="left" w:pos="5136"/>
         </w:tabs>
         <w:jc w:val="both"/>
-      </w:pPr>
-      <w:r>
+        <w:rPr>
+          <w:rFonts w:ascii="Calibri" w:hAnsi="Calibri" w:cs="Calibri"/>
+          <w:sz w:val="20"/>
+          <w:szCs w:val="20"/>
+        </w:rPr>
+      </w:pPr>
+      <w:r>
+        <w:rPr>
+          <w:rFonts w:ascii="Calibri" w:hAnsi="Calibri" w:cs="Calibri"/>
+          <w:sz w:val="20"/>
+          <w:szCs w:val="20"/>
+        </w:rPr>
         <w:t xml:space="preserve">A partir de la distribución de precios y del análisis comparativo entre barrios, podemos deducir que </w:t>
       </w:r>
       <w:r>
         <w:rPr>
+          <w:rFonts w:ascii="Calibri" w:hAnsi="Calibri" w:cs="Calibri"/>
           <w:b/>
           <w:bCs/>
+          <w:sz w:val="20"/>
+          <w:szCs w:val="20"/>
         </w:rPr>
         <w:t>la mayor oferta de alojamientos en el Centro genera un nivel de competencia significativamente más alto entre los hosts</w:t>
       </w:r>
       <w:r>
+        <w:rPr>
+          <w:rFonts w:ascii="Calibri" w:hAnsi="Calibri" w:cs="Calibri"/>
+          <w:sz w:val="20"/>
+          <w:szCs w:val="20"/>
+        </w:rPr>
         <w:t xml:space="preserve">. Esta competencia presiona los precios a la baja, ya que los anfitriones ajustan sus tarifas para mantener una ocupación estable en un mercado saturado. Por ello, aunque el Centro es una de las zonas más demandadas, </w:t>
       </w:r>
       <w:r>
         <w:rPr>
+          <w:rFonts w:ascii="Calibri" w:hAnsi="Calibri" w:cs="Calibri"/>
           <w:b/>
           <w:bCs/>
+          <w:sz w:val="20"/>
+          <w:szCs w:val="20"/>
         </w:rPr>
         <w:t>la abundancia de alojamientos disponibles modera el precio medio</w:t>
       </w:r>
       <w:r>
+        <w:rPr>
+          <w:rFonts w:ascii="Calibri" w:hAnsi="Calibri" w:cs="Calibri"/>
+          <w:sz w:val="20"/>
+          <w:szCs w:val="20"/>
+        </w:rPr>
         <w:t>, situándolo por debajo del barrio Este.</w:t>
       </w:r>
     </w:p>
@@ -2500,6 +6309,453 @@
 <file path=word/numbering.xml><?xml version="1.0" encoding="utf-8"?>
 <w:numbering xmlns:wpc="http://schemas.microsoft.com/office/word/2010/wordprocessingCanvas" xmlns:cx="http://schemas.microsoft.com/office/drawing/2014/chartex" xmlns:cx1="http://schemas.microsoft.com/office/drawing/2015/9/8/chartex" xmlns:cx2="http://schemas.microsoft.com/office/drawing/2015/10/21/chartex" xmlns:cx3="http://schemas.microsoft.com/office/drawing/2016/5/9/chartex" xmlns:cx4="http://schemas.microsoft.com/office/drawing/2016/5/10/chartex" xmlns:cx5="http://schemas.microsoft.com/office/drawing/2016/5/11/chartex" xmlns:cx6="http://schemas.microsoft.com/office/drawing/2016/5/12/chartex" xmlns:cx7="http://schemas.microsoft.com/office/drawing/2016/5/13/chartex" xmlns:cx8="http://schemas.microsoft.com/office/drawing/2016/5/14/chartex" xmlns:mc="http://schemas.openxmlformats.org/markup-compatibility/2006" xmlns:aink="http://schemas.microsoft.com/office/drawing/2016/ink" xmlns:am3d="http://schemas.microsoft.com/office/drawing/2017/model3d" xmlns:o="urn:schemas-microsoft-com:office:office" xmlns:oel="http://schemas.microsoft.com/office/2019/extlst" xmlns:r="http://schemas.openxmlformats.org/officeDocument/2006/relationships" xmlns:m="http://schemas.openxmlformats.org/officeDocument/2006/math" xmlns:v="urn:schemas-microsoft-com:vml" xmlns:wp14="http://schemas.microsoft.com/office/word/2010/wordprocessingDrawing" xmlns:wp="http://schemas.openxmlformats.org/drawingml/2006/wordprocessingDrawing" xmlns:w10="urn:schemas-microsoft-com:office:word" xmlns:w="http://schemas.openxmlformats.org/wordprocessingml/2006/main" xmlns:w14="http://schemas.microsoft.com/office/word/2010/wordml" xmlns:w15="http://schemas.microsoft.com/office/word/2012/wordml" xmlns:w16cex="http://schemas.microsoft.com/office/word/2018/wordml/cex" xmlns:w16cid="http://schemas.microsoft.com/office/word/2016/wordml/cid" xmlns:w16="http://schemas.microsoft.com/office/word/2018/wordml" xmlns:w16du="http://schemas.microsoft.com/office/word/2023/wordml/word16du" xmlns:w16sdtdh="http://schemas.microsoft.com/office/word/2020/wordml/sdtdatahash" xmlns:w16sdtfl="http://schemas.microsoft.com/office/word/2024/wordml/sdtformatlock" xmlns:w16se="http://schemas.microsoft.com/office/word/2015/wordml/symex" xmlns:wpg="http://schemas.microsoft.com/office/word/2010/wordprocessingGroup" xmlns:wpi="http://schemas.microsoft.com/office/word/2010/wordprocessingInk" xmlns:wne="http://schemas.microsoft.com/office/word/2006/wordml" xmlns:wps="http://schemas.microsoft.com/office/word/2010/wordprocessingShape" mc:Ignorable="w14 w15 w16se w16cid w16 w16cex w16sdtdh w16sdtfl w16du wp14">
   <w:abstractNum w:abstractNumId="0" w15:restartNumberingAfterBreak="0">
+    <w:nsid w:val="00E164F5"/>
+    <w:multiLevelType w:val="multilevel"/>
+    <w:tmpl w:val="B7524F08"/>
+    <w:lvl w:ilvl="0">
+      <w:start w:val="1"/>
+      <w:numFmt w:val="bullet"/>
+      <w:lvlText w:val=""/>
+      <w:lvlJc w:val="left"/>
+      <w:pPr>
+        <w:tabs>
+          <w:tab w:val="num" w:pos="720"/>
+        </w:tabs>
+        <w:ind w:left="720" w:hanging="360"/>
+      </w:pPr>
+      <w:rPr>
+        <w:rFonts w:ascii="Symbol" w:hAnsi="Symbol" w:hint="default"/>
+        <w:sz w:val="20"/>
+      </w:rPr>
+    </w:lvl>
+    <w:lvl w:ilvl="1" w:tentative="1">
+      <w:start w:val="1"/>
+      <w:numFmt w:val="bullet"/>
+      <w:lvlText w:val="o"/>
+      <w:lvlJc w:val="left"/>
+      <w:pPr>
+        <w:tabs>
+          <w:tab w:val="num" w:pos="1440"/>
+        </w:tabs>
+        <w:ind w:left="1440" w:hanging="360"/>
+      </w:pPr>
+      <w:rPr>
+        <w:rFonts w:ascii="Courier New" w:hAnsi="Courier New" w:hint="default"/>
+        <w:sz w:val="20"/>
+      </w:rPr>
+    </w:lvl>
+    <w:lvl w:ilvl="2" w:tentative="1">
+      <w:start w:val="1"/>
+      <w:numFmt w:val="bullet"/>
+      <w:lvlText w:val=""/>
+      <w:lvlJc w:val="left"/>
+      <w:pPr>
+        <w:tabs>
+          <w:tab w:val="num" w:pos="2160"/>
+        </w:tabs>
+        <w:ind w:left="2160" w:hanging="360"/>
+      </w:pPr>
+      <w:rPr>
+        <w:rFonts w:ascii="Wingdings" w:hAnsi="Wingdings" w:hint="default"/>
+        <w:sz w:val="20"/>
+      </w:rPr>
+    </w:lvl>
+    <w:lvl w:ilvl="3" w:tentative="1">
+      <w:start w:val="1"/>
+      <w:numFmt w:val="bullet"/>
+      <w:lvlText w:val=""/>
+      <w:lvlJc w:val="left"/>
+      <w:pPr>
+        <w:tabs>
+          <w:tab w:val="num" w:pos="2880"/>
+        </w:tabs>
+        <w:ind w:left="2880" w:hanging="360"/>
+      </w:pPr>
+      <w:rPr>
+        <w:rFonts w:ascii="Wingdings" w:hAnsi="Wingdings" w:hint="default"/>
+        <w:sz w:val="20"/>
+      </w:rPr>
+    </w:lvl>
+    <w:lvl w:ilvl="4" w:tentative="1">
+      <w:start w:val="1"/>
+      <w:numFmt w:val="bullet"/>
+      <w:lvlText w:val=""/>
+      <w:lvlJc w:val="left"/>
+      <w:pPr>
+        <w:tabs>
+          <w:tab w:val="num" w:pos="3600"/>
+        </w:tabs>
+        <w:ind w:left="3600" w:hanging="360"/>
+      </w:pPr>
+      <w:rPr>
+        <w:rFonts w:ascii="Wingdings" w:hAnsi="Wingdings" w:hint="default"/>
+        <w:sz w:val="20"/>
+      </w:rPr>
+    </w:lvl>
+    <w:lvl w:ilvl="5" w:tentative="1">
+      <w:start w:val="1"/>
+      <w:numFmt w:val="bullet"/>
+      <w:lvlText w:val=""/>
+      <w:lvlJc w:val="left"/>
+      <w:pPr>
+        <w:tabs>
+          <w:tab w:val="num" w:pos="4320"/>
+        </w:tabs>
+        <w:ind w:left="4320" w:hanging="360"/>
+      </w:pPr>
+      <w:rPr>
+        <w:rFonts w:ascii="Wingdings" w:hAnsi="Wingdings" w:hint="default"/>
+        <w:sz w:val="20"/>
+      </w:rPr>
+    </w:lvl>
+    <w:lvl w:ilvl="6" w:tentative="1">
+      <w:start w:val="1"/>
+      <w:numFmt w:val="bullet"/>
+      <w:lvlText w:val=""/>
+      <w:lvlJc w:val="left"/>
+      <w:pPr>
+        <w:tabs>
+          <w:tab w:val="num" w:pos="5040"/>
+        </w:tabs>
+        <w:ind w:left="5040" w:hanging="360"/>
+      </w:pPr>
+      <w:rPr>
+        <w:rFonts w:ascii="Wingdings" w:hAnsi="Wingdings" w:hint="default"/>
+        <w:sz w:val="20"/>
+      </w:rPr>
+    </w:lvl>
+    <w:lvl w:ilvl="7" w:tentative="1">
+      <w:start w:val="1"/>
+      <w:numFmt w:val="bullet"/>
+      <w:lvlText w:val=""/>
+      <w:lvlJc w:val="left"/>
+      <w:pPr>
+        <w:tabs>
+          <w:tab w:val="num" w:pos="5760"/>
+        </w:tabs>
+        <w:ind w:left="5760" w:hanging="360"/>
+      </w:pPr>
+      <w:rPr>
+        <w:rFonts w:ascii="Wingdings" w:hAnsi="Wingdings" w:hint="default"/>
+        <w:sz w:val="20"/>
+      </w:rPr>
+    </w:lvl>
+    <w:lvl w:ilvl="8" w:tentative="1">
+      <w:start w:val="1"/>
+      <w:numFmt w:val="bullet"/>
+      <w:lvlText w:val=""/>
+      <w:lvlJc w:val="left"/>
+      <w:pPr>
+        <w:tabs>
+          <w:tab w:val="num" w:pos="6480"/>
+        </w:tabs>
+        <w:ind w:left="6480" w:hanging="360"/>
+      </w:pPr>
+      <w:rPr>
+        <w:rFonts w:ascii="Wingdings" w:hAnsi="Wingdings" w:hint="default"/>
+        <w:sz w:val="20"/>
+      </w:rPr>
+    </w:lvl>
+  </w:abstractNum>
+  <w:abstractNum w:abstractNumId="1" w15:restartNumberingAfterBreak="0">
+    <w:nsid w:val="0CFB1901"/>
+    <w:multiLevelType w:val="multilevel"/>
+    <w:tmpl w:val="C344AA90"/>
+    <w:lvl w:ilvl="0">
+      <w:start w:val="1"/>
+      <w:numFmt w:val="bullet"/>
+      <w:lvlText w:val=""/>
+      <w:lvlJc w:val="left"/>
+      <w:pPr>
+        <w:tabs>
+          <w:tab w:val="num" w:pos="720"/>
+        </w:tabs>
+        <w:ind w:left="720" w:hanging="360"/>
+      </w:pPr>
+      <w:rPr>
+        <w:rFonts w:ascii="Symbol" w:hAnsi="Symbol" w:hint="default"/>
+        <w:sz w:val="20"/>
+      </w:rPr>
+    </w:lvl>
+    <w:lvl w:ilvl="1" w:tentative="1">
+      <w:start w:val="1"/>
+      <w:numFmt w:val="bullet"/>
+      <w:lvlText w:val="o"/>
+      <w:lvlJc w:val="left"/>
+      <w:pPr>
+        <w:tabs>
+          <w:tab w:val="num" w:pos="1440"/>
+        </w:tabs>
+        <w:ind w:left="1440" w:hanging="360"/>
+      </w:pPr>
+      <w:rPr>
+        <w:rFonts w:ascii="Courier New" w:hAnsi="Courier New" w:hint="default"/>
+        <w:sz w:val="20"/>
+      </w:rPr>
+    </w:lvl>
+    <w:lvl w:ilvl="2" w:tentative="1">
+      <w:start w:val="1"/>
+      <w:numFmt w:val="bullet"/>
+      <w:lvlText w:val=""/>
+      <w:lvlJc w:val="left"/>
+      <w:pPr>
+        <w:tabs>
+          <w:tab w:val="num" w:pos="2160"/>
+        </w:tabs>
+        <w:ind w:left="2160" w:hanging="360"/>
+      </w:pPr>
+      <w:rPr>
+        <w:rFonts w:ascii="Wingdings" w:hAnsi="Wingdings" w:hint="default"/>
+        <w:sz w:val="20"/>
+      </w:rPr>
+    </w:lvl>
+    <w:lvl w:ilvl="3" w:tentative="1">
+      <w:start w:val="1"/>
+      <w:numFmt w:val="bullet"/>
+      <w:lvlText w:val=""/>
+      <w:lvlJc w:val="left"/>
+      <w:pPr>
+        <w:tabs>
+          <w:tab w:val="num" w:pos="2880"/>
+        </w:tabs>
+        <w:ind w:left="2880" w:hanging="360"/>
+      </w:pPr>
+      <w:rPr>
+        <w:rFonts w:ascii="Wingdings" w:hAnsi="Wingdings" w:hint="default"/>
+        <w:sz w:val="20"/>
+      </w:rPr>
+    </w:lvl>
+    <w:lvl w:ilvl="4" w:tentative="1">
+      <w:start w:val="1"/>
+      <w:numFmt w:val="bullet"/>
+      <w:lvlText w:val=""/>
+      <w:lvlJc w:val="left"/>
+      <w:pPr>
+        <w:tabs>
+          <w:tab w:val="num" w:pos="3600"/>
+        </w:tabs>
+        <w:ind w:left="3600" w:hanging="360"/>
+      </w:pPr>
+      <w:rPr>
+        <w:rFonts w:ascii="Wingdings" w:hAnsi="Wingdings" w:hint="default"/>
+        <w:sz w:val="20"/>
+      </w:rPr>
+    </w:lvl>
+    <w:lvl w:ilvl="5" w:tentative="1">
+      <w:start w:val="1"/>
+      <w:numFmt w:val="bullet"/>
+      <w:lvlText w:val=""/>
+      <w:lvlJc w:val="left"/>
+      <w:pPr>
+        <w:tabs>
+          <w:tab w:val="num" w:pos="4320"/>
+        </w:tabs>
+        <w:ind w:left="4320" w:hanging="360"/>
+      </w:pPr>
+      <w:rPr>
+        <w:rFonts w:ascii="Wingdings" w:hAnsi="Wingdings" w:hint="default"/>
+        <w:sz w:val="20"/>
+      </w:rPr>
+    </w:lvl>
+    <w:lvl w:ilvl="6" w:tentative="1">
+      <w:start w:val="1"/>
+      <w:numFmt w:val="bullet"/>
+      <w:lvlText w:val=""/>
+      <w:lvlJc w:val="left"/>
+      <w:pPr>
+        <w:tabs>
+          <w:tab w:val="num" w:pos="5040"/>
+        </w:tabs>
+        <w:ind w:left="5040" w:hanging="360"/>
+      </w:pPr>
+      <w:rPr>
+        <w:rFonts w:ascii="Wingdings" w:hAnsi="Wingdings" w:hint="default"/>
+        <w:sz w:val="20"/>
+      </w:rPr>
+    </w:lvl>
+    <w:lvl w:ilvl="7" w:tentative="1">
+      <w:start w:val="1"/>
+      <w:numFmt w:val="bullet"/>
+      <w:lvlText w:val=""/>
+      <w:lvlJc w:val="left"/>
+      <w:pPr>
+        <w:tabs>
+          <w:tab w:val="num" w:pos="5760"/>
+        </w:tabs>
+        <w:ind w:left="5760" w:hanging="360"/>
+      </w:pPr>
+      <w:rPr>
+        <w:rFonts w:ascii="Wingdings" w:hAnsi="Wingdings" w:hint="default"/>
+        <w:sz w:val="20"/>
+      </w:rPr>
+    </w:lvl>
+    <w:lvl w:ilvl="8" w:tentative="1">
+      <w:start w:val="1"/>
+      <w:numFmt w:val="bullet"/>
+      <w:lvlText w:val=""/>
+      <w:lvlJc w:val="left"/>
+      <w:pPr>
+        <w:tabs>
+          <w:tab w:val="num" w:pos="6480"/>
+        </w:tabs>
+        <w:ind w:left="6480" w:hanging="360"/>
+      </w:pPr>
+      <w:rPr>
+        <w:rFonts w:ascii="Wingdings" w:hAnsi="Wingdings" w:hint="default"/>
+        <w:sz w:val="20"/>
+      </w:rPr>
+    </w:lvl>
+  </w:abstractNum>
+  <w:abstractNum w:abstractNumId="2" w15:restartNumberingAfterBreak="0">
+    <w:nsid w:val="10AF2A1C"/>
+    <w:multiLevelType w:val="multilevel"/>
+    <w:tmpl w:val="7780CAB8"/>
+    <w:lvl w:ilvl="0">
+      <w:start w:val="1"/>
+      <w:numFmt w:val="bullet"/>
+      <w:lvlText w:val=""/>
+      <w:lvlJc w:val="left"/>
+      <w:pPr>
+        <w:tabs>
+          <w:tab w:val="num" w:pos="720"/>
+        </w:tabs>
+        <w:ind w:left="720" w:hanging="360"/>
+      </w:pPr>
+      <w:rPr>
+        <w:rFonts w:ascii="Symbol" w:hAnsi="Symbol" w:hint="default"/>
+        <w:sz w:val="20"/>
+      </w:rPr>
+    </w:lvl>
+    <w:lvl w:ilvl="1" w:tentative="1">
+      <w:start w:val="1"/>
+      <w:numFmt w:val="bullet"/>
+      <w:lvlText w:val="o"/>
+      <w:lvlJc w:val="left"/>
+      <w:pPr>
+        <w:tabs>
+          <w:tab w:val="num" w:pos="1440"/>
+        </w:tabs>
+        <w:ind w:left="1440" w:hanging="360"/>
+      </w:pPr>
+      <w:rPr>
+        <w:rFonts w:ascii="Courier New" w:hAnsi="Courier New" w:hint="default"/>
+        <w:sz w:val="20"/>
+      </w:rPr>
+    </w:lvl>
+    <w:lvl w:ilvl="2" w:tentative="1">
+      <w:start w:val="1"/>
+      <w:numFmt w:val="bullet"/>
+      <w:lvlText w:val=""/>
+      <w:lvlJc w:val="left"/>
+      <w:pPr>
+        <w:tabs>
+          <w:tab w:val="num" w:pos="2160"/>
+        </w:tabs>
+        <w:ind w:left="2160" w:hanging="360"/>
+      </w:pPr>
+      <w:rPr>
+        <w:rFonts w:ascii="Wingdings" w:hAnsi="Wingdings" w:hint="default"/>
+        <w:sz w:val="20"/>
+      </w:rPr>
+    </w:lvl>
+    <w:lvl w:ilvl="3" w:tentative="1">
+      <w:start w:val="1"/>
+      <w:numFmt w:val="bullet"/>
+      <w:lvlText w:val=""/>
+      <w:lvlJc w:val="left"/>
+      <w:pPr>
+        <w:tabs>
+          <w:tab w:val="num" w:pos="2880"/>
+        </w:tabs>
+        <w:ind w:left="2880" w:hanging="360"/>
+      </w:pPr>
+      <w:rPr>
+        <w:rFonts w:ascii="Wingdings" w:hAnsi="Wingdings" w:hint="default"/>
+        <w:sz w:val="20"/>
+      </w:rPr>
+    </w:lvl>
+    <w:lvl w:ilvl="4" w:tentative="1">
+      <w:start w:val="1"/>
+      <w:numFmt w:val="bullet"/>
+      <w:lvlText w:val=""/>
+      <w:lvlJc w:val="left"/>
+      <w:pPr>
+        <w:tabs>
+          <w:tab w:val="num" w:pos="3600"/>
+        </w:tabs>
+        <w:ind w:left="3600" w:hanging="360"/>
+      </w:pPr>
+      <w:rPr>
+        <w:rFonts w:ascii="Wingdings" w:hAnsi="Wingdings" w:hint="default"/>
+        <w:sz w:val="20"/>
+      </w:rPr>
+    </w:lvl>
+    <w:lvl w:ilvl="5" w:tentative="1">
+      <w:start w:val="1"/>
+      <w:numFmt w:val="bullet"/>
+      <w:lvlText w:val=""/>
+      <w:lvlJc w:val="left"/>
+      <w:pPr>
+        <w:tabs>
+          <w:tab w:val="num" w:pos="4320"/>
+        </w:tabs>
+        <w:ind w:left="4320" w:hanging="360"/>
+      </w:pPr>
+      <w:rPr>
+        <w:rFonts w:ascii="Wingdings" w:hAnsi="Wingdings" w:hint="default"/>
+        <w:sz w:val="20"/>
+      </w:rPr>
+    </w:lvl>
+    <w:lvl w:ilvl="6" w:tentative="1">
+      <w:start w:val="1"/>
+      <w:numFmt w:val="bullet"/>
+      <w:lvlText w:val=""/>
+      <w:lvlJc w:val="left"/>
+      <w:pPr>
+        <w:tabs>
+          <w:tab w:val="num" w:pos="5040"/>
+        </w:tabs>
+        <w:ind w:left="5040" w:hanging="360"/>
+      </w:pPr>
+      <w:rPr>
+        <w:rFonts w:ascii="Wingdings" w:hAnsi="Wingdings" w:hint="default"/>
+        <w:sz w:val="20"/>
+      </w:rPr>
+    </w:lvl>
+    <w:lvl w:ilvl="7" w:tentative="1">
+      <w:start w:val="1"/>
+      <w:numFmt w:val="bullet"/>
+      <w:lvlText w:val=""/>
+      <w:lvlJc w:val="left"/>
+      <w:pPr>
+        <w:tabs>
+          <w:tab w:val="num" w:pos="5760"/>
+        </w:tabs>
+        <w:ind w:left="5760" w:hanging="360"/>
+      </w:pPr>
+      <w:rPr>
+        <w:rFonts w:ascii="Wingdings" w:hAnsi="Wingdings" w:hint="default"/>
+        <w:sz w:val="20"/>
+      </w:rPr>
+    </w:lvl>
+    <w:lvl w:ilvl="8" w:tentative="1">
+      <w:start w:val="1"/>
+      <w:numFmt w:val="bullet"/>
+      <w:lvlText w:val=""/>
+      <w:lvlJc w:val="left"/>
+      <w:pPr>
+        <w:tabs>
+          <w:tab w:val="num" w:pos="6480"/>
+        </w:tabs>
+        <w:ind w:left="6480" w:hanging="360"/>
+      </w:pPr>
+      <w:rPr>
+        <w:rFonts w:ascii="Wingdings" w:hAnsi="Wingdings" w:hint="default"/>
+        <w:sz w:val="20"/>
+      </w:rPr>
+    </w:lvl>
+  </w:abstractNum>
+  <w:abstractNum w:abstractNumId="3" w15:restartNumberingAfterBreak="0">
     <w:nsid w:val="18900D8D"/>
     <w:multiLevelType w:val="hybridMultilevel"/>
     <w:tmpl w:val="90BAD766"/>
@@ -2611,8 +6867,1044 @@
       </w:rPr>
     </w:lvl>
   </w:abstractNum>
+  <w:abstractNum w:abstractNumId="4" w15:restartNumberingAfterBreak="0">
+    <w:nsid w:val="1A4039F1"/>
+    <w:multiLevelType w:val="multilevel"/>
+    <w:tmpl w:val="41F4A9BA"/>
+    <w:lvl w:ilvl="0">
+      <w:start w:val="1"/>
+      <w:numFmt w:val="bullet"/>
+      <w:lvlText w:val=""/>
+      <w:lvlJc w:val="left"/>
+      <w:pPr>
+        <w:tabs>
+          <w:tab w:val="num" w:pos="720"/>
+        </w:tabs>
+        <w:ind w:left="720" w:hanging="360"/>
+      </w:pPr>
+      <w:rPr>
+        <w:rFonts w:ascii="Symbol" w:hAnsi="Symbol" w:hint="default"/>
+        <w:sz w:val="20"/>
+      </w:rPr>
+    </w:lvl>
+    <w:lvl w:ilvl="1" w:tentative="1">
+      <w:start w:val="1"/>
+      <w:numFmt w:val="bullet"/>
+      <w:lvlText w:val="o"/>
+      <w:lvlJc w:val="left"/>
+      <w:pPr>
+        <w:tabs>
+          <w:tab w:val="num" w:pos="1440"/>
+        </w:tabs>
+        <w:ind w:left="1440" w:hanging="360"/>
+      </w:pPr>
+      <w:rPr>
+        <w:rFonts w:ascii="Courier New" w:hAnsi="Courier New" w:hint="default"/>
+        <w:sz w:val="20"/>
+      </w:rPr>
+    </w:lvl>
+    <w:lvl w:ilvl="2" w:tentative="1">
+      <w:start w:val="1"/>
+      <w:numFmt w:val="bullet"/>
+      <w:lvlText w:val=""/>
+      <w:lvlJc w:val="left"/>
+      <w:pPr>
+        <w:tabs>
+          <w:tab w:val="num" w:pos="2160"/>
+        </w:tabs>
+        <w:ind w:left="2160" w:hanging="360"/>
+      </w:pPr>
+      <w:rPr>
+        <w:rFonts w:ascii="Wingdings" w:hAnsi="Wingdings" w:hint="default"/>
+        <w:sz w:val="20"/>
+      </w:rPr>
+    </w:lvl>
+    <w:lvl w:ilvl="3" w:tentative="1">
+      <w:start w:val="1"/>
+      <w:numFmt w:val="bullet"/>
+      <w:lvlText w:val=""/>
+      <w:lvlJc w:val="left"/>
+      <w:pPr>
+        <w:tabs>
+          <w:tab w:val="num" w:pos="2880"/>
+        </w:tabs>
+        <w:ind w:left="2880" w:hanging="360"/>
+      </w:pPr>
+      <w:rPr>
+        <w:rFonts w:ascii="Wingdings" w:hAnsi="Wingdings" w:hint="default"/>
+        <w:sz w:val="20"/>
+      </w:rPr>
+    </w:lvl>
+    <w:lvl w:ilvl="4" w:tentative="1">
+      <w:start w:val="1"/>
+      <w:numFmt w:val="bullet"/>
+      <w:lvlText w:val=""/>
+      <w:lvlJc w:val="left"/>
+      <w:pPr>
+        <w:tabs>
+          <w:tab w:val="num" w:pos="3600"/>
+        </w:tabs>
+        <w:ind w:left="3600" w:hanging="360"/>
+      </w:pPr>
+      <w:rPr>
+        <w:rFonts w:ascii="Wingdings" w:hAnsi="Wingdings" w:hint="default"/>
+        <w:sz w:val="20"/>
+      </w:rPr>
+    </w:lvl>
+    <w:lvl w:ilvl="5" w:tentative="1">
+      <w:start w:val="1"/>
+      <w:numFmt w:val="bullet"/>
+      <w:lvlText w:val=""/>
+      <w:lvlJc w:val="left"/>
+      <w:pPr>
+        <w:tabs>
+          <w:tab w:val="num" w:pos="4320"/>
+        </w:tabs>
+        <w:ind w:left="4320" w:hanging="360"/>
+      </w:pPr>
+      <w:rPr>
+        <w:rFonts w:ascii="Wingdings" w:hAnsi="Wingdings" w:hint="default"/>
+        <w:sz w:val="20"/>
+      </w:rPr>
+    </w:lvl>
+    <w:lvl w:ilvl="6" w:tentative="1">
+      <w:start w:val="1"/>
+      <w:numFmt w:val="bullet"/>
+      <w:lvlText w:val=""/>
+      <w:lvlJc w:val="left"/>
+      <w:pPr>
+        <w:tabs>
+          <w:tab w:val="num" w:pos="5040"/>
+        </w:tabs>
+        <w:ind w:left="5040" w:hanging="360"/>
+      </w:pPr>
+      <w:rPr>
+        <w:rFonts w:ascii="Wingdings" w:hAnsi="Wingdings" w:hint="default"/>
+        <w:sz w:val="20"/>
+      </w:rPr>
+    </w:lvl>
+    <w:lvl w:ilvl="7" w:tentative="1">
+      <w:start w:val="1"/>
+      <w:numFmt w:val="bullet"/>
+      <w:lvlText w:val=""/>
+      <w:lvlJc w:val="left"/>
+      <w:pPr>
+        <w:tabs>
+          <w:tab w:val="num" w:pos="5760"/>
+        </w:tabs>
+        <w:ind w:left="5760" w:hanging="360"/>
+      </w:pPr>
+      <w:rPr>
+        <w:rFonts w:ascii="Wingdings" w:hAnsi="Wingdings" w:hint="default"/>
+        <w:sz w:val="20"/>
+      </w:rPr>
+    </w:lvl>
+    <w:lvl w:ilvl="8" w:tentative="1">
+      <w:start w:val="1"/>
+      <w:numFmt w:val="bullet"/>
+      <w:lvlText w:val=""/>
+      <w:lvlJc w:val="left"/>
+      <w:pPr>
+        <w:tabs>
+          <w:tab w:val="num" w:pos="6480"/>
+        </w:tabs>
+        <w:ind w:left="6480" w:hanging="360"/>
+      </w:pPr>
+      <w:rPr>
+        <w:rFonts w:ascii="Wingdings" w:hAnsi="Wingdings" w:hint="default"/>
+        <w:sz w:val="20"/>
+      </w:rPr>
+    </w:lvl>
+  </w:abstractNum>
+  <w:abstractNum w:abstractNumId="5" w15:restartNumberingAfterBreak="0">
+    <w:nsid w:val="1D3B0A17"/>
+    <w:multiLevelType w:val="multilevel"/>
+    <w:tmpl w:val="7618E3DE"/>
+    <w:lvl w:ilvl="0">
+      <w:start w:val="1"/>
+      <w:numFmt w:val="bullet"/>
+      <w:lvlText w:val=""/>
+      <w:lvlJc w:val="left"/>
+      <w:pPr>
+        <w:tabs>
+          <w:tab w:val="num" w:pos="720"/>
+        </w:tabs>
+        <w:ind w:left="720" w:hanging="360"/>
+      </w:pPr>
+      <w:rPr>
+        <w:rFonts w:ascii="Symbol" w:hAnsi="Symbol" w:hint="default"/>
+        <w:sz w:val="20"/>
+      </w:rPr>
+    </w:lvl>
+    <w:lvl w:ilvl="1" w:tentative="1">
+      <w:start w:val="1"/>
+      <w:numFmt w:val="bullet"/>
+      <w:lvlText w:val="o"/>
+      <w:lvlJc w:val="left"/>
+      <w:pPr>
+        <w:tabs>
+          <w:tab w:val="num" w:pos="1440"/>
+        </w:tabs>
+        <w:ind w:left="1440" w:hanging="360"/>
+      </w:pPr>
+      <w:rPr>
+        <w:rFonts w:ascii="Courier New" w:hAnsi="Courier New" w:hint="default"/>
+        <w:sz w:val="20"/>
+      </w:rPr>
+    </w:lvl>
+    <w:lvl w:ilvl="2" w:tentative="1">
+      <w:start w:val="1"/>
+      <w:numFmt w:val="bullet"/>
+      <w:lvlText w:val=""/>
+      <w:lvlJc w:val="left"/>
+      <w:pPr>
+        <w:tabs>
+          <w:tab w:val="num" w:pos="2160"/>
+        </w:tabs>
+        <w:ind w:left="2160" w:hanging="360"/>
+      </w:pPr>
+      <w:rPr>
+        <w:rFonts w:ascii="Wingdings" w:hAnsi="Wingdings" w:hint="default"/>
+        <w:sz w:val="20"/>
+      </w:rPr>
+    </w:lvl>
+    <w:lvl w:ilvl="3" w:tentative="1">
+      <w:start w:val="1"/>
+      <w:numFmt w:val="bullet"/>
+      <w:lvlText w:val=""/>
+      <w:lvlJc w:val="left"/>
+      <w:pPr>
+        <w:tabs>
+          <w:tab w:val="num" w:pos="2880"/>
+        </w:tabs>
+        <w:ind w:left="2880" w:hanging="360"/>
+      </w:pPr>
+      <w:rPr>
+        <w:rFonts w:ascii="Wingdings" w:hAnsi="Wingdings" w:hint="default"/>
+        <w:sz w:val="20"/>
+      </w:rPr>
+    </w:lvl>
+    <w:lvl w:ilvl="4" w:tentative="1">
+      <w:start w:val="1"/>
+      <w:numFmt w:val="bullet"/>
+      <w:lvlText w:val=""/>
+      <w:lvlJc w:val="left"/>
+      <w:pPr>
+        <w:tabs>
+          <w:tab w:val="num" w:pos="3600"/>
+        </w:tabs>
+        <w:ind w:left="3600" w:hanging="360"/>
+      </w:pPr>
+      <w:rPr>
+        <w:rFonts w:ascii="Wingdings" w:hAnsi="Wingdings" w:hint="default"/>
+        <w:sz w:val="20"/>
+      </w:rPr>
+    </w:lvl>
+    <w:lvl w:ilvl="5" w:tentative="1">
+      <w:start w:val="1"/>
+      <w:numFmt w:val="bullet"/>
+      <w:lvlText w:val=""/>
+      <w:lvlJc w:val="left"/>
+      <w:pPr>
+        <w:tabs>
+          <w:tab w:val="num" w:pos="4320"/>
+        </w:tabs>
+        <w:ind w:left="4320" w:hanging="360"/>
+      </w:pPr>
+      <w:rPr>
+        <w:rFonts w:ascii="Wingdings" w:hAnsi="Wingdings" w:hint="default"/>
+        <w:sz w:val="20"/>
+      </w:rPr>
+    </w:lvl>
+    <w:lvl w:ilvl="6" w:tentative="1">
+      <w:start w:val="1"/>
+      <w:numFmt w:val="bullet"/>
+      <w:lvlText w:val=""/>
+      <w:lvlJc w:val="left"/>
+      <w:pPr>
+        <w:tabs>
+          <w:tab w:val="num" w:pos="5040"/>
+        </w:tabs>
+        <w:ind w:left="5040" w:hanging="360"/>
+      </w:pPr>
+      <w:rPr>
+        <w:rFonts w:ascii="Wingdings" w:hAnsi="Wingdings" w:hint="default"/>
+        <w:sz w:val="20"/>
+      </w:rPr>
+    </w:lvl>
+    <w:lvl w:ilvl="7" w:tentative="1">
+      <w:start w:val="1"/>
+      <w:numFmt w:val="bullet"/>
+      <w:lvlText w:val=""/>
+      <w:lvlJc w:val="left"/>
+      <w:pPr>
+        <w:tabs>
+          <w:tab w:val="num" w:pos="5760"/>
+        </w:tabs>
+        <w:ind w:left="5760" w:hanging="360"/>
+      </w:pPr>
+      <w:rPr>
+        <w:rFonts w:ascii="Wingdings" w:hAnsi="Wingdings" w:hint="default"/>
+        <w:sz w:val="20"/>
+      </w:rPr>
+    </w:lvl>
+    <w:lvl w:ilvl="8" w:tentative="1">
+      <w:start w:val="1"/>
+      <w:numFmt w:val="bullet"/>
+      <w:lvlText w:val=""/>
+      <w:lvlJc w:val="left"/>
+      <w:pPr>
+        <w:tabs>
+          <w:tab w:val="num" w:pos="6480"/>
+        </w:tabs>
+        <w:ind w:left="6480" w:hanging="360"/>
+      </w:pPr>
+      <w:rPr>
+        <w:rFonts w:ascii="Wingdings" w:hAnsi="Wingdings" w:hint="default"/>
+        <w:sz w:val="20"/>
+      </w:rPr>
+    </w:lvl>
+  </w:abstractNum>
+  <w:abstractNum w:abstractNumId="6" w15:restartNumberingAfterBreak="0">
+    <w:nsid w:val="31B52F61"/>
+    <w:multiLevelType w:val="multilevel"/>
+    <w:tmpl w:val="923EEAAA"/>
+    <w:lvl w:ilvl="0">
+      <w:start w:val="1"/>
+      <w:numFmt w:val="bullet"/>
+      <w:lvlText w:val=""/>
+      <w:lvlJc w:val="left"/>
+      <w:pPr>
+        <w:tabs>
+          <w:tab w:val="num" w:pos="720"/>
+        </w:tabs>
+        <w:ind w:left="720" w:hanging="360"/>
+      </w:pPr>
+      <w:rPr>
+        <w:rFonts w:ascii="Symbol" w:hAnsi="Symbol" w:hint="default"/>
+        <w:sz w:val="20"/>
+      </w:rPr>
+    </w:lvl>
+    <w:lvl w:ilvl="1" w:tentative="1">
+      <w:start w:val="1"/>
+      <w:numFmt w:val="bullet"/>
+      <w:lvlText w:val="o"/>
+      <w:lvlJc w:val="left"/>
+      <w:pPr>
+        <w:tabs>
+          <w:tab w:val="num" w:pos="1440"/>
+        </w:tabs>
+        <w:ind w:left="1440" w:hanging="360"/>
+      </w:pPr>
+      <w:rPr>
+        <w:rFonts w:ascii="Courier New" w:hAnsi="Courier New" w:hint="default"/>
+        <w:sz w:val="20"/>
+      </w:rPr>
+    </w:lvl>
+    <w:lvl w:ilvl="2" w:tentative="1">
+      <w:start w:val="1"/>
+      <w:numFmt w:val="bullet"/>
+      <w:lvlText w:val=""/>
+      <w:lvlJc w:val="left"/>
+      <w:pPr>
+        <w:tabs>
+          <w:tab w:val="num" w:pos="2160"/>
+        </w:tabs>
+        <w:ind w:left="2160" w:hanging="360"/>
+      </w:pPr>
+      <w:rPr>
+        <w:rFonts w:ascii="Wingdings" w:hAnsi="Wingdings" w:hint="default"/>
+        <w:sz w:val="20"/>
+      </w:rPr>
+    </w:lvl>
+    <w:lvl w:ilvl="3" w:tentative="1">
+      <w:start w:val="1"/>
+      <w:numFmt w:val="bullet"/>
+      <w:lvlText w:val=""/>
+      <w:lvlJc w:val="left"/>
+      <w:pPr>
+        <w:tabs>
+          <w:tab w:val="num" w:pos="2880"/>
+        </w:tabs>
+        <w:ind w:left="2880" w:hanging="360"/>
+      </w:pPr>
+      <w:rPr>
+        <w:rFonts w:ascii="Wingdings" w:hAnsi="Wingdings" w:hint="default"/>
+        <w:sz w:val="20"/>
+      </w:rPr>
+    </w:lvl>
+    <w:lvl w:ilvl="4" w:tentative="1">
+      <w:start w:val="1"/>
+      <w:numFmt w:val="bullet"/>
+      <w:lvlText w:val=""/>
+      <w:lvlJc w:val="left"/>
+      <w:pPr>
+        <w:tabs>
+          <w:tab w:val="num" w:pos="3600"/>
+        </w:tabs>
+        <w:ind w:left="3600" w:hanging="360"/>
+      </w:pPr>
+      <w:rPr>
+        <w:rFonts w:ascii="Wingdings" w:hAnsi="Wingdings" w:hint="default"/>
+        <w:sz w:val="20"/>
+      </w:rPr>
+    </w:lvl>
+    <w:lvl w:ilvl="5" w:tentative="1">
+      <w:start w:val="1"/>
+      <w:numFmt w:val="bullet"/>
+      <w:lvlText w:val=""/>
+      <w:lvlJc w:val="left"/>
+      <w:pPr>
+        <w:tabs>
+          <w:tab w:val="num" w:pos="4320"/>
+        </w:tabs>
+        <w:ind w:left="4320" w:hanging="360"/>
+      </w:pPr>
+      <w:rPr>
+        <w:rFonts w:ascii="Wingdings" w:hAnsi="Wingdings" w:hint="default"/>
+        <w:sz w:val="20"/>
+      </w:rPr>
+    </w:lvl>
+    <w:lvl w:ilvl="6" w:tentative="1">
+      <w:start w:val="1"/>
+      <w:numFmt w:val="bullet"/>
+      <w:lvlText w:val=""/>
+      <w:lvlJc w:val="left"/>
+      <w:pPr>
+        <w:tabs>
+          <w:tab w:val="num" w:pos="5040"/>
+        </w:tabs>
+        <w:ind w:left="5040" w:hanging="360"/>
+      </w:pPr>
+      <w:rPr>
+        <w:rFonts w:ascii="Wingdings" w:hAnsi="Wingdings" w:hint="default"/>
+        <w:sz w:val="20"/>
+      </w:rPr>
+    </w:lvl>
+    <w:lvl w:ilvl="7" w:tentative="1">
+      <w:start w:val="1"/>
+      <w:numFmt w:val="bullet"/>
+      <w:lvlText w:val=""/>
+      <w:lvlJc w:val="left"/>
+      <w:pPr>
+        <w:tabs>
+          <w:tab w:val="num" w:pos="5760"/>
+        </w:tabs>
+        <w:ind w:left="5760" w:hanging="360"/>
+      </w:pPr>
+      <w:rPr>
+        <w:rFonts w:ascii="Wingdings" w:hAnsi="Wingdings" w:hint="default"/>
+        <w:sz w:val="20"/>
+      </w:rPr>
+    </w:lvl>
+    <w:lvl w:ilvl="8" w:tentative="1">
+      <w:start w:val="1"/>
+      <w:numFmt w:val="bullet"/>
+      <w:lvlText w:val=""/>
+      <w:lvlJc w:val="left"/>
+      <w:pPr>
+        <w:tabs>
+          <w:tab w:val="num" w:pos="6480"/>
+        </w:tabs>
+        <w:ind w:left="6480" w:hanging="360"/>
+      </w:pPr>
+      <w:rPr>
+        <w:rFonts w:ascii="Wingdings" w:hAnsi="Wingdings" w:hint="default"/>
+        <w:sz w:val="20"/>
+      </w:rPr>
+    </w:lvl>
+  </w:abstractNum>
+  <w:abstractNum w:abstractNumId="7" w15:restartNumberingAfterBreak="0">
+    <w:nsid w:val="44E53C9D"/>
+    <w:multiLevelType w:val="hybridMultilevel"/>
+    <w:tmpl w:val="755005EA"/>
+    <w:lvl w:ilvl="0" w:tplc="88DCDA54">
+      <w:numFmt w:val="bullet"/>
+      <w:lvlText w:val="-"/>
+      <w:lvlJc w:val="left"/>
+      <w:pPr>
+        <w:ind w:left="720" w:hanging="360"/>
+      </w:pPr>
+      <w:rPr>
+        <w:rFonts w:ascii="Calibri" w:eastAsiaTheme="minorHAnsi" w:hAnsi="Calibri" w:cs="Calibri" w:hint="default"/>
+      </w:rPr>
+    </w:lvl>
+    <w:lvl w:ilvl="1" w:tplc="0C0A0003" w:tentative="1">
+      <w:start w:val="1"/>
+      <w:numFmt w:val="bullet"/>
+      <w:lvlText w:val="o"/>
+      <w:lvlJc w:val="left"/>
+      <w:pPr>
+        <w:ind w:left="1440" w:hanging="360"/>
+      </w:pPr>
+      <w:rPr>
+        <w:rFonts w:ascii="Courier New" w:hAnsi="Courier New" w:cs="Courier New" w:hint="default"/>
+      </w:rPr>
+    </w:lvl>
+    <w:lvl w:ilvl="2" w:tplc="0C0A0005" w:tentative="1">
+      <w:start w:val="1"/>
+      <w:numFmt w:val="bullet"/>
+      <w:lvlText w:val=""/>
+      <w:lvlJc w:val="left"/>
+      <w:pPr>
+        <w:ind w:left="2160" w:hanging="360"/>
+      </w:pPr>
+      <w:rPr>
+        <w:rFonts w:ascii="Wingdings" w:hAnsi="Wingdings" w:hint="default"/>
+      </w:rPr>
+    </w:lvl>
+    <w:lvl w:ilvl="3" w:tplc="0C0A0001" w:tentative="1">
+      <w:start w:val="1"/>
+      <w:numFmt w:val="bullet"/>
+      <w:lvlText w:val=""/>
+      <w:lvlJc w:val="left"/>
+      <w:pPr>
+        <w:ind w:left="2880" w:hanging="360"/>
+      </w:pPr>
+      <w:rPr>
+        <w:rFonts w:ascii="Symbol" w:hAnsi="Symbol" w:hint="default"/>
+      </w:rPr>
+    </w:lvl>
+    <w:lvl w:ilvl="4" w:tplc="0C0A0003" w:tentative="1">
+      <w:start w:val="1"/>
+      <w:numFmt w:val="bullet"/>
+      <w:lvlText w:val="o"/>
+      <w:lvlJc w:val="left"/>
+      <w:pPr>
+        <w:ind w:left="3600" w:hanging="360"/>
+      </w:pPr>
+      <w:rPr>
+        <w:rFonts w:ascii="Courier New" w:hAnsi="Courier New" w:cs="Courier New" w:hint="default"/>
+      </w:rPr>
+    </w:lvl>
+    <w:lvl w:ilvl="5" w:tplc="0C0A0005" w:tentative="1">
+      <w:start w:val="1"/>
+      <w:numFmt w:val="bullet"/>
+      <w:lvlText w:val=""/>
+      <w:lvlJc w:val="left"/>
+      <w:pPr>
+        <w:ind w:left="4320" w:hanging="360"/>
+      </w:pPr>
+      <w:rPr>
+        <w:rFonts w:ascii="Wingdings" w:hAnsi="Wingdings" w:hint="default"/>
+      </w:rPr>
+    </w:lvl>
+    <w:lvl w:ilvl="6" w:tplc="0C0A0001" w:tentative="1">
+      <w:start w:val="1"/>
+      <w:numFmt w:val="bullet"/>
+      <w:lvlText w:val=""/>
+      <w:lvlJc w:val="left"/>
+      <w:pPr>
+        <w:ind w:left="5040" w:hanging="360"/>
+      </w:pPr>
+      <w:rPr>
+        <w:rFonts w:ascii="Symbol" w:hAnsi="Symbol" w:hint="default"/>
+      </w:rPr>
+    </w:lvl>
+    <w:lvl w:ilvl="7" w:tplc="0C0A0003" w:tentative="1">
+      <w:start w:val="1"/>
+      <w:numFmt w:val="bullet"/>
+      <w:lvlText w:val="o"/>
+      <w:lvlJc w:val="left"/>
+      <w:pPr>
+        <w:ind w:left="5760" w:hanging="360"/>
+      </w:pPr>
+      <w:rPr>
+        <w:rFonts w:ascii="Courier New" w:hAnsi="Courier New" w:cs="Courier New" w:hint="default"/>
+      </w:rPr>
+    </w:lvl>
+    <w:lvl w:ilvl="8" w:tplc="0C0A0005" w:tentative="1">
+      <w:start w:val="1"/>
+      <w:numFmt w:val="bullet"/>
+      <w:lvlText w:val=""/>
+      <w:lvlJc w:val="left"/>
+      <w:pPr>
+        <w:ind w:left="6480" w:hanging="360"/>
+      </w:pPr>
+      <w:rPr>
+        <w:rFonts w:ascii="Wingdings" w:hAnsi="Wingdings" w:hint="default"/>
+      </w:rPr>
+    </w:lvl>
+  </w:abstractNum>
+  <w:abstractNum w:abstractNumId="8" w15:restartNumberingAfterBreak="0">
+    <w:nsid w:val="46ED3ED8"/>
+    <w:multiLevelType w:val="multilevel"/>
+    <w:tmpl w:val="5EA8C0B4"/>
+    <w:lvl w:ilvl="0">
+      <w:start w:val="1"/>
+      <w:numFmt w:val="bullet"/>
+      <w:lvlText w:val=""/>
+      <w:lvlJc w:val="left"/>
+      <w:pPr>
+        <w:tabs>
+          <w:tab w:val="num" w:pos="720"/>
+        </w:tabs>
+        <w:ind w:left="720" w:hanging="360"/>
+      </w:pPr>
+      <w:rPr>
+        <w:rFonts w:ascii="Symbol" w:hAnsi="Symbol" w:hint="default"/>
+        <w:sz w:val="20"/>
+      </w:rPr>
+    </w:lvl>
+    <w:lvl w:ilvl="1" w:tentative="1">
+      <w:start w:val="1"/>
+      <w:numFmt w:val="bullet"/>
+      <w:lvlText w:val="o"/>
+      <w:lvlJc w:val="left"/>
+      <w:pPr>
+        <w:tabs>
+          <w:tab w:val="num" w:pos="1440"/>
+        </w:tabs>
+        <w:ind w:left="1440" w:hanging="360"/>
+      </w:pPr>
+      <w:rPr>
+        <w:rFonts w:ascii="Courier New" w:hAnsi="Courier New" w:hint="default"/>
+        <w:sz w:val="20"/>
+      </w:rPr>
+    </w:lvl>
+    <w:lvl w:ilvl="2" w:tentative="1">
+      <w:start w:val="1"/>
+      <w:numFmt w:val="bullet"/>
+      <w:lvlText w:val=""/>
+      <w:lvlJc w:val="left"/>
+      <w:pPr>
+        <w:tabs>
+          <w:tab w:val="num" w:pos="2160"/>
+        </w:tabs>
+        <w:ind w:left="2160" w:hanging="360"/>
+      </w:pPr>
+      <w:rPr>
+        <w:rFonts w:ascii="Wingdings" w:hAnsi="Wingdings" w:hint="default"/>
+        <w:sz w:val="20"/>
+      </w:rPr>
+    </w:lvl>
+    <w:lvl w:ilvl="3" w:tentative="1">
+      <w:start w:val="1"/>
+      <w:numFmt w:val="bullet"/>
+      <w:lvlText w:val=""/>
+      <w:lvlJc w:val="left"/>
+      <w:pPr>
+        <w:tabs>
+          <w:tab w:val="num" w:pos="2880"/>
+        </w:tabs>
+        <w:ind w:left="2880" w:hanging="360"/>
+      </w:pPr>
+      <w:rPr>
+        <w:rFonts w:ascii="Wingdings" w:hAnsi="Wingdings" w:hint="default"/>
+        <w:sz w:val="20"/>
+      </w:rPr>
+    </w:lvl>
+    <w:lvl w:ilvl="4" w:tentative="1">
+      <w:start w:val="1"/>
+      <w:numFmt w:val="bullet"/>
+      <w:lvlText w:val=""/>
+      <w:lvlJc w:val="left"/>
+      <w:pPr>
+        <w:tabs>
+          <w:tab w:val="num" w:pos="3600"/>
+        </w:tabs>
+        <w:ind w:left="3600" w:hanging="360"/>
+      </w:pPr>
+      <w:rPr>
+        <w:rFonts w:ascii="Wingdings" w:hAnsi="Wingdings" w:hint="default"/>
+        <w:sz w:val="20"/>
+      </w:rPr>
+    </w:lvl>
+    <w:lvl w:ilvl="5" w:tentative="1">
+      <w:start w:val="1"/>
+      <w:numFmt w:val="bullet"/>
+      <w:lvlText w:val=""/>
+      <w:lvlJc w:val="left"/>
+      <w:pPr>
+        <w:tabs>
+          <w:tab w:val="num" w:pos="4320"/>
+        </w:tabs>
+        <w:ind w:left="4320" w:hanging="360"/>
+      </w:pPr>
+      <w:rPr>
+        <w:rFonts w:ascii="Wingdings" w:hAnsi="Wingdings" w:hint="default"/>
+        <w:sz w:val="20"/>
+      </w:rPr>
+    </w:lvl>
+    <w:lvl w:ilvl="6" w:tentative="1">
+      <w:start w:val="1"/>
+      <w:numFmt w:val="bullet"/>
+      <w:lvlText w:val=""/>
+      <w:lvlJc w:val="left"/>
+      <w:pPr>
+        <w:tabs>
+          <w:tab w:val="num" w:pos="5040"/>
+        </w:tabs>
+        <w:ind w:left="5040" w:hanging="360"/>
+      </w:pPr>
+      <w:rPr>
+        <w:rFonts w:ascii="Wingdings" w:hAnsi="Wingdings" w:hint="default"/>
+        <w:sz w:val="20"/>
+      </w:rPr>
+    </w:lvl>
+    <w:lvl w:ilvl="7" w:tentative="1">
+      <w:start w:val="1"/>
+      <w:numFmt w:val="bullet"/>
+      <w:lvlText w:val=""/>
+      <w:lvlJc w:val="left"/>
+      <w:pPr>
+        <w:tabs>
+          <w:tab w:val="num" w:pos="5760"/>
+        </w:tabs>
+        <w:ind w:left="5760" w:hanging="360"/>
+      </w:pPr>
+      <w:rPr>
+        <w:rFonts w:ascii="Wingdings" w:hAnsi="Wingdings" w:hint="default"/>
+        <w:sz w:val="20"/>
+      </w:rPr>
+    </w:lvl>
+    <w:lvl w:ilvl="8" w:tentative="1">
+      <w:start w:val="1"/>
+      <w:numFmt w:val="bullet"/>
+      <w:lvlText w:val=""/>
+      <w:lvlJc w:val="left"/>
+      <w:pPr>
+        <w:tabs>
+          <w:tab w:val="num" w:pos="6480"/>
+        </w:tabs>
+        <w:ind w:left="6480" w:hanging="360"/>
+      </w:pPr>
+      <w:rPr>
+        <w:rFonts w:ascii="Wingdings" w:hAnsi="Wingdings" w:hint="default"/>
+        <w:sz w:val="20"/>
+      </w:rPr>
+    </w:lvl>
+  </w:abstractNum>
+  <w:abstractNum w:abstractNumId="9" w15:restartNumberingAfterBreak="0">
+    <w:nsid w:val="7C08184A"/>
+    <w:multiLevelType w:val="multilevel"/>
+    <w:tmpl w:val="0C80D454"/>
+    <w:lvl w:ilvl="0">
+      <w:start w:val="1"/>
+      <w:numFmt w:val="bullet"/>
+      <w:lvlText w:val=""/>
+      <w:lvlJc w:val="left"/>
+      <w:pPr>
+        <w:tabs>
+          <w:tab w:val="num" w:pos="720"/>
+        </w:tabs>
+        <w:ind w:left="720" w:hanging="360"/>
+      </w:pPr>
+      <w:rPr>
+        <w:rFonts w:ascii="Symbol" w:hAnsi="Symbol" w:hint="default"/>
+        <w:sz w:val="20"/>
+      </w:rPr>
+    </w:lvl>
+    <w:lvl w:ilvl="1">
+      <w:start w:val="1"/>
+      <w:numFmt w:val="bullet"/>
+      <w:lvlText w:val="o"/>
+      <w:lvlJc w:val="left"/>
+      <w:pPr>
+        <w:tabs>
+          <w:tab w:val="num" w:pos="1440"/>
+        </w:tabs>
+        <w:ind w:left="1440" w:hanging="360"/>
+      </w:pPr>
+      <w:rPr>
+        <w:rFonts w:ascii="Courier New" w:hAnsi="Courier New" w:hint="default"/>
+        <w:sz w:val="20"/>
+      </w:rPr>
+    </w:lvl>
+    <w:lvl w:ilvl="2" w:tentative="1">
+      <w:start w:val="1"/>
+      <w:numFmt w:val="bullet"/>
+      <w:lvlText w:val=""/>
+      <w:lvlJc w:val="left"/>
+      <w:pPr>
+        <w:tabs>
+          <w:tab w:val="num" w:pos="2160"/>
+        </w:tabs>
+        <w:ind w:left="2160" w:hanging="360"/>
+      </w:pPr>
+      <w:rPr>
+        <w:rFonts w:ascii="Wingdings" w:hAnsi="Wingdings" w:hint="default"/>
+        <w:sz w:val="20"/>
+      </w:rPr>
+    </w:lvl>
+    <w:lvl w:ilvl="3" w:tentative="1">
+      <w:start w:val="1"/>
+      <w:numFmt w:val="bullet"/>
+      <w:lvlText w:val=""/>
+      <w:lvlJc w:val="left"/>
+      <w:pPr>
+        <w:tabs>
+          <w:tab w:val="num" w:pos="2880"/>
+        </w:tabs>
+        <w:ind w:left="2880" w:hanging="360"/>
+      </w:pPr>
+      <w:rPr>
+        <w:rFonts w:ascii="Wingdings" w:hAnsi="Wingdings" w:hint="default"/>
+        <w:sz w:val="20"/>
+      </w:rPr>
+    </w:lvl>
+    <w:lvl w:ilvl="4" w:tentative="1">
+      <w:start w:val="1"/>
+      <w:numFmt w:val="bullet"/>
+      <w:lvlText w:val=""/>
+      <w:lvlJc w:val="left"/>
+      <w:pPr>
+        <w:tabs>
+          <w:tab w:val="num" w:pos="3600"/>
+        </w:tabs>
+        <w:ind w:left="3600" w:hanging="360"/>
+      </w:pPr>
+      <w:rPr>
+        <w:rFonts w:ascii="Wingdings" w:hAnsi="Wingdings" w:hint="default"/>
+        <w:sz w:val="20"/>
+      </w:rPr>
+    </w:lvl>
+    <w:lvl w:ilvl="5" w:tentative="1">
+      <w:start w:val="1"/>
+      <w:numFmt w:val="bullet"/>
+      <w:lvlText w:val=""/>
+      <w:lvlJc w:val="left"/>
+      <w:pPr>
+        <w:tabs>
+          <w:tab w:val="num" w:pos="4320"/>
+        </w:tabs>
+        <w:ind w:left="4320" w:hanging="360"/>
+      </w:pPr>
+      <w:rPr>
+        <w:rFonts w:ascii="Wingdings" w:hAnsi="Wingdings" w:hint="default"/>
+        <w:sz w:val="20"/>
+      </w:rPr>
+    </w:lvl>
+    <w:lvl w:ilvl="6" w:tentative="1">
+      <w:start w:val="1"/>
+      <w:numFmt w:val="bullet"/>
+      <w:lvlText w:val=""/>
+      <w:lvlJc w:val="left"/>
+      <w:pPr>
+        <w:tabs>
+          <w:tab w:val="num" w:pos="5040"/>
+        </w:tabs>
+        <w:ind w:left="5040" w:hanging="360"/>
+      </w:pPr>
+      <w:rPr>
+        <w:rFonts w:ascii="Wingdings" w:hAnsi="Wingdings" w:hint="default"/>
+        <w:sz w:val="20"/>
+      </w:rPr>
+    </w:lvl>
+    <w:lvl w:ilvl="7" w:tentative="1">
+      <w:start w:val="1"/>
+      <w:numFmt w:val="bullet"/>
+      <w:lvlText w:val=""/>
+      <w:lvlJc w:val="left"/>
+      <w:pPr>
+        <w:tabs>
+          <w:tab w:val="num" w:pos="5760"/>
+        </w:tabs>
+        <w:ind w:left="5760" w:hanging="360"/>
+      </w:pPr>
+      <w:rPr>
+        <w:rFonts w:ascii="Wingdings" w:hAnsi="Wingdings" w:hint="default"/>
+        <w:sz w:val="20"/>
+      </w:rPr>
+    </w:lvl>
+    <w:lvl w:ilvl="8" w:tentative="1">
+      <w:start w:val="1"/>
+      <w:numFmt w:val="bullet"/>
+      <w:lvlText w:val=""/>
+      <w:lvlJc w:val="left"/>
+      <w:pPr>
+        <w:tabs>
+          <w:tab w:val="num" w:pos="6480"/>
+        </w:tabs>
+        <w:ind w:left="6480" w:hanging="360"/>
+      </w:pPr>
+      <w:rPr>
+        <w:rFonts w:ascii="Wingdings" w:hAnsi="Wingdings" w:hint="default"/>
+        <w:sz w:val="20"/>
+      </w:rPr>
+    </w:lvl>
+  </w:abstractNum>
+  <w:abstractNum w:abstractNumId="10" w15:restartNumberingAfterBreak="0">
+    <w:nsid w:val="7E154332"/>
+    <w:multiLevelType w:val="multilevel"/>
+    <w:tmpl w:val="3D544492"/>
+    <w:lvl w:ilvl="0">
+      <w:start w:val="1"/>
+      <w:numFmt w:val="bullet"/>
+      <w:lvlText w:val=""/>
+      <w:lvlJc w:val="left"/>
+      <w:pPr>
+        <w:tabs>
+          <w:tab w:val="num" w:pos="720"/>
+        </w:tabs>
+        <w:ind w:left="720" w:hanging="360"/>
+      </w:pPr>
+      <w:rPr>
+        <w:rFonts w:ascii="Symbol" w:hAnsi="Symbol" w:hint="default"/>
+        <w:sz w:val="20"/>
+      </w:rPr>
+    </w:lvl>
+    <w:lvl w:ilvl="1" w:tentative="1">
+      <w:start w:val="1"/>
+      <w:numFmt w:val="bullet"/>
+      <w:lvlText w:val="o"/>
+      <w:lvlJc w:val="left"/>
+      <w:pPr>
+        <w:tabs>
+          <w:tab w:val="num" w:pos="1440"/>
+        </w:tabs>
+        <w:ind w:left="1440" w:hanging="360"/>
+      </w:pPr>
+      <w:rPr>
+        <w:rFonts w:ascii="Courier New" w:hAnsi="Courier New" w:hint="default"/>
+        <w:sz w:val="20"/>
+      </w:rPr>
+    </w:lvl>
+    <w:lvl w:ilvl="2" w:tentative="1">
+      <w:start w:val="1"/>
+      <w:numFmt w:val="bullet"/>
+      <w:lvlText w:val=""/>
+      <w:lvlJc w:val="left"/>
+      <w:pPr>
+        <w:tabs>
+          <w:tab w:val="num" w:pos="2160"/>
+        </w:tabs>
+        <w:ind w:left="2160" w:hanging="360"/>
+      </w:pPr>
+      <w:rPr>
+        <w:rFonts w:ascii="Wingdings" w:hAnsi="Wingdings" w:hint="default"/>
+        <w:sz w:val="20"/>
+      </w:rPr>
+    </w:lvl>
+    <w:lvl w:ilvl="3" w:tentative="1">
+      <w:start w:val="1"/>
+      <w:numFmt w:val="bullet"/>
+      <w:lvlText w:val=""/>
+      <w:lvlJc w:val="left"/>
+      <w:pPr>
+        <w:tabs>
+          <w:tab w:val="num" w:pos="2880"/>
+        </w:tabs>
+        <w:ind w:left="2880" w:hanging="360"/>
+      </w:pPr>
+      <w:rPr>
+        <w:rFonts w:ascii="Wingdings" w:hAnsi="Wingdings" w:hint="default"/>
+        <w:sz w:val="20"/>
+      </w:rPr>
+    </w:lvl>
+    <w:lvl w:ilvl="4" w:tentative="1">
+      <w:start w:val="1"/>
+      <w:numFmt w:val="bullet"/>
+      <w:lvlText w:val=""/>
+      <w:lvlJc w:val="left"/>
+      <w:pPr>
+        <w:tabs>
+          <w:tab w:val="num" w:pos="3600"/>
+        </w:tabs>
+        <w:ind w:left="3600" w:hanging="360"/>
+      </w:pPr>
+      <w:rPr>
+        <w:rFonts w:ascii="Wingdings" w:hAnsi="Wingdings" w:hint="default"/>
+        <w:sz w:val="20"/>
+      </w:rPr>
+    </w:lvl>
+    <w:lvl w:ilvl="5" w:tentative="1">
+      <w:start w:val="1"/>
+      <w:numFmt w:val="bullet"/>
+      <w:lvlText w:val=""/>
+      <w:lvlJc w:val="left"/>
+      <w:pPr>
+        <w:tabs>
+          <w:tab w:val="num" w:pos="4320"/>
+        </w:tabs>
+        <w:ind w:left="4320" w:hanging="360"/>
+      </w:pPr>
+      <w:rPr>
+        <w:rFonts w:ascii="Wingdings" w:hAnsi="Wingdings" w:hint="default"/>
+        <w:sz w:val="20"/>
+      </w:rPr>
+    </w:lvl>
+    <w:lvl w:ilvl="6" w:tentative="1">
+      <w:start w:val="1"/>
+      <w:numFmt w:val="bullet"/>
+      <w:lvlText w:val=""/>
+      <w:lvlJc w:val="left"/>
+      <w:pPr>
+        <w:tabs>
+          <w:tab w:val="num" w:pos="5040"/>
+        </w:tabs>
+        <w:ind w:left="5040" w:hanging="360"/>
+      </w:pPr>
+      <w:rPr>
+        <w:rFonts w:ascii="Wingdings" w:hAnsi="Wingdings" w:hint="default"/>
+        <w:sz w:val="20"/>
+      </w:rPr>
+    </w:lvl>
+    <w:lvl w:ilvl="7" w:tentative="1">
+      <w:start w:val="1"/>
+      <w:numFmt w:val="bullet"/>
+      <w:lvlText w:val=""/>
+      <w:lvlJc w:val="left"/>
+      <w:pPr>
+        <w:tabs>
+          <w:tab w:val="num" w:pos="5760"/>
+        </w:tabs>
+        <w:ind w:left="5760" w:hanging="360"/>
+      </w:pPr>
+      <w:rPr>
+        <w:rFonts w:ascii="Wingdings" w:hAnsi="Wingdings" w:hint="default"/>
+        <w:sz w:val="20"/>
+      </w:rPr>
+    </w:lvl>
+    <w:lvl w:ilvl="8" w:tentative="1">
+      <w:start w:val="1"/>
+      <w:numFmt w:val="bullet"/>
+      <w:lvlText w:val=""/>
+      <w:lvlJc w:val="left"/>
+      <w:pPr>
+        <w:tabs>
+          <w:tab w:val="num" w:pos="6480"/>
+        </w:tabs>
+        <w:ind w:left="6480" w:hanging="360"/>
+      </w:pPr>
+      <w:rPr>
+        <w:rFonts w:ascii="Wingdings" w:hAnsi="Wingdings" w:hint="default"/>
+        <w:sz w:val="20"/>
+      </w:rPr>
+    </w:lvl>
+  </w:abstractNum>
   <w:num w:numId="1" w16cid:durableId="1467431808">
+    <w:abstractNumId w:val="3"/>
+  </w:num>
+  <w:num w:numId="2" w16cid:durableId="625937902">
+    <w:abstractNumId w:val="5"/>
+  </w:num>
+  <w:num w:numId="3" w16cid:durableId="937643069">
+    <w:abstractNumId w:val="2"/>
+  </w:num>
+  <w:num w:numId="4" w16cid:durableId="914587370">
     <w:abstractNumId w:val="0"/>
+  </w:num>
+  <w:num w:numId="5" w16cid:durableId="251089501">
+    <w:abstractNumId w:val="6"/>
+  </w:num>
+  <w:num w:numId="6" w16cid:durableId="2131976870">
+    <w:abstractNumId w:val="1"/>
+  </w:num>
+  <w:num w:numId="7" w16cid:durableId="766317318">
+    <w:abstractNumId w:val="8"/>
+  </w:num>
+  <w:num w:numId="8" w16cid:durableId="200367570">
+    <w:abstractNumId w:val="9"/>
+  </w:num>
+  <w:num w:numId="9" w16cid:durableId="1993092885">
+    <w:abstractNumId w:val="4"/>
+  </w:num>
+  <w:num w:numId="10" w16cid:durableId="2042784820">
+    <w:abstractNumId w:val="10"/>
+  </w:num>
+  <w:num w:numId="11" w16cid:durableId="473328161">
+    <w:abstractNumId w:val="7"/>
   </w:num>
 </w:numbering>
 </file>
@@ -3220,6 +8512,7 @@
   <w:style w:type="character" w:default="1" w:styleId="Fuentedeprrafopredeter">
     <w:name w:val="Default Paragraph Font"/>
     <w:uiPriority w:val="1"/>
+    <w:semiHidden/>
     <w:unhideWhenUsed/>
   </w:style>
   <w:style w:type="table" w:default="1" w:styleId="Tablanormal">
